--- a/files/01_Trustee_Resolution_TR001_2026.docx
+++ b/files/01_Trustee_Resolution_TR001_2026.docx
@@ -1,15 +1,15 @@
 
 <file path=word/document.xml><?xml version="1.0" encoding="utf-8"?>
-<w:document xmlns:wpc="http://schemas.microsoft.com/office/word/2010/wordprocessingCanvas" xmlns:mc="http://schemas.openxmlformats.org/markup-compatibility/2006" xmlns:o="urn:schemas-microsoft-com:office:office" xmlns:r="http://schemas.openxmlformats.org/officeDocument/2006/relationships" xmlns:m="http://schemas.openxmlformats.org/officeDocument/2006/math" xmlns:v="urn:schemas-microsoft-com:vml" xmlns:wp14="http://schemas.microsoft.com/office/word/2010/wordprocessingDrawing" xmlns:wp="http://schemas.openxmlformats.org/drawingml/2006/wordprocessingDrawing" xmlns:w10="urn:schemas-microsoft-com:office:word" xmlns:w="http://schemas.openxmlformats.org/wordprocessingml/2006/main" xmlns:w14="http://schemas.microsoft.com/office/word/2010/wordml" xmlns:w15="http://schemas.microsoft.com/office/word/2012/wordml" xmlns:wpg="http://schemas.microsoft.com/office/word/2010/wordprocessingGroup" xmlns:wpi="http://schemas.microsoft.com/office/word/2010/wordprocessingInk" xmlns:wne="http://schemas.microsoft.com/office/word/2006/wordml" xmlns:wps="http://schemas.microsoft.com/office/word/2010/wordprocessingShape" xmlns:cx="http://schemas.microsoft.com/office/drawing/2014/chartex" xmlns:cx1="http://schemas.microsoft.com/office/drawing/2015/9/8/chartex" xmlns:cx2="http://schemas.microsoft.com/office/drawing/2015/10/21/chartex" xmlns:cx3="http://schemas.microsoft.com/office/drawing/2016/5/9/chartex" xmlns:cx4="http://schemas.microsoft.com/office/drawing/2016/5/10/chartex" xmlns:cx5="http://schemas.microsoft.com/office/drawing/2016/5/11/chartex" xmlns:cx6="http://schemas.microsoft.com/office/drawing/2016/5/12/chartex" xmlns:cx7="http://schemas.microsoft.com/office/drawing/2016/5/13/chartex" xmlns:cx8="http://schemas.microsoft.com/office/drawing/2016/5/14/chartex" xmlns:aink="http://schemas.microsoft.com/office/drawing/2016/ink" xmlns:am3d="http://schemas.microsoft.com/office/drawing/2017/model3d" xmlns:w16cex="http://schemas.microsoft.com/office/word/2018/wordml/cex" xmlns:w16cid="http://schemas.microsoft.com/office/word/2016/wordml/cid" xmlns:w16="http://schemas.microsoft.com/office/word/2018/wordml" xmlns:w16sdtdh="http://schemas.microsoft.com/office/word/2020/wordml/sdtdatahash" xmlns:w16se="http://schemas.microsoft.com/office/word/2015/wordml/symex" mc:Ignorable="w14 w15 wp14">
+<w:document xmlns:wpc="http://schemas.microsoft.com/office/word/2010/wordprocessingCanvas" xmlns:cx="http://schemas.microsoft.com/office/drawing/2014/chartex" xmlns:cx1="http://schemas.microsoft.com/office/drawing/2015/9/8/chartex" xmlns:cx2="http://schemas.microsoft.com/office/drawing/2015/10/21/chartex" xmlns:cx3="http://schemas.microsoft.com/office/drawing/2016/5/9/chartex" xmlns:cx4="http://schemas.microsoft.com/office/drawing/2016/5/10/chartex" xmlns:cx5="http://schemas.microsoft.com/office/drawing/2016/5/11/chartex" xmlns:cx6="http://schemas.microsoft.com/office/drawing/2016/5/12/chartex" xmlns:cx7="http://schemas.microsoft.com/office/drawing/2016/5/13/chartex" xmlns:cx8="http://schemas.microsoft.com/office/drawing/2016/5/14/chartex" xmlns:mc="http://schemas.openxmlformats.org/markup-compatibility/2006" xmlns:aink="http://schemas.microsoft.com/office/drawing/2016/ink" xmlns:am3d="http://schemas.microsoft.com/office/drawing/2017/model3d" xmlns:o="urn:schemas-microsoft-com:office:office" xmlns:oel="http://schemas.microsoft.com/office/2019/extlst" xmlns:r="http://schemas.openxmlformats.org/officeDocument/2006/relationships" xmlns:m="http://schemas.openxmlformats.org/officeDocument/2006/math" xmlns:v="urn:schemas-microsoft-com:vml" xmlns:wp14="http://schemas.microsoft.com/office/word/2010/wordprocessingDrawing" xmlns:wp="http://schemas.openxmlformats.org/drawingml/2006/wordprocessingDrawing" xmlns:w10="urn:schemas-microsoft-com:office:word" xmlns:w="http://schemas.openxmlformats.org/wordprocessingml/2006/main" xmlns:w14="http://schemas.microsoft.com/office/word/2010/wordml" xmlns:w15="http://schemas.microsoft.com/office/word/2012/wordml" xmlns:w16cex="http://schemas.microsoft.com/office/word/2018/wordml/cex" xmlns:w16cid="http://schemas.microsoft.com/office/word/2016/wordml/cid" xmlns:w16="http://schemas.microsoft.com/office/word/2018/wordml" xmlns:w16du="http://schemas.microsoft.com/office/word/2023/wordml/word16du" xmlns:w16sdtdh="http://schemas.microsoft.com/office/word/2020/wordml/sdtdatahash" xmlns:w16sdtfl="http://schemas.microsoft.com/office/word/2024/wordml/sdtformatlock" xmlns:w16se="http://schemas.microsoft.com/office/word/2015/wordml/symex" xmlns:wpg="http://schemas.microsoft.com/office/word/2010/wordprocessingGroup" xmlns:wpi="http://schemas.microsoft.com/office/word/2010/wordprocessingInk" xmlns:wne="http://schemas.microsoft.com/office/word/2006/wordml" xmlns:wps="http://schemas.microsoft.com/office/word/2010/wordprocessingShape" mc:Ignorable="w14 w15 w16se w16cid w16 w16cex w16sdtdh w16sdtfl w16du wp14">
   <w:body>
     <w:p>
       <w:pPr>
-        <w:spacing w:after="20" w:before="120"/>
+        <w:spacing w:before="120" w:after="20"/>
         <w:jc w:val="center"/>
       </w:pPr>
       <w:r>
         <w:rPr>
-          <w:rFonts w:ascii="Arial" w:cs="Arial" w:eastAsia="Arial" w:hAnsi="Arial"/>
+          <w:rFonts w:ascii="Arial" w:eastAsia="Arial" w:hAnsi="Arial" w:cs="Arial"/>
           <w:b/>
           <w:bCs/>
           <w:caps/>
@@ -17,420 +17,567 @@
           <w:sz w:val="28"/>
           <w:szCs w:val="28"/>
         </w:rPr>
-        <w:t xml:space="preserve">WRITTEN RESOLUTION OF THE BOARD OF TRUSTEES</w:t>
-      </w:r>
-    </w:p>
-    <w:p>
-      <w:pPr>
-        <w:spacing w:after="80" w:before="0"/>
+        <w:t>WRITTEN RESOLUTION OF THE BOARD OF TRUSTEES</w:t>
+      </w:r>
+    </w:p>
+    <w:p>
+      <w:pPr>
+        <w:spacing w:after="80"/>
         <w:jc w:val="center"/>
       </w:pPr>
-      <w:r>
-        <w:rPr>
-          <w:rFonts w:ascii="Georgia" w:cs="Georgia" w:eastAsia="Georgia" w:hAnsi="Georgia"/>
+      <w:proofErr w:type="spellStart"/>
+      <w:r>
+        <w:rPr>
           <w:i/>
           <w:iCs/>
           <w:color w:val="4B5563"/>
           <w:sz w:val="20"/>
           <w:szCs w:val="20"/>
         </w:rPr>
-        <w:t xml:space="preserve">Azibuye Emasisweni MaQamu Community Trust (IT 1021/2007)</w:t>
+        <w:t>Azibuye</w:t>
+      </w:r>
+      <w:proofErr w:type="spellEnd"/>
+      <w:r>
+        <w:rPr>
+          <w:i/>
+          <w:iCs/>
+          <w:color w:val="4B5563"/>
+          <w:sz w:val="20"/>
+          <w:szCs w:val="20"/>
+        </w:rPr>
+        <w:t xml:space="preserve"> </w:t>
+      </w:r>
+      <w:proofErr w:type="spellStart"/>
+      <w:r>
+        <w:rPr>
+          <w:i/>
+          <w:iCs/>
+          <w:color w:val="4B5563"/>
+          <w:sz w:val="20"/>
+          <w:szCs w:val="20"/>
+        </w:rPr>
+        <w:t>Emasisweni</w:t>
+      </w:r>
+      <w:proofErr w:type="spellEnd"/>
+      <w:r>
+        <w:rPr>
+          <w:i/>
+          <w:iCs/>
+          <w:color w:val="4B5563"/>
+          <w:sz w:val="20"/>
+          <w:szCs w:val="20"/>
+        </w:rPr>
+        <w:t xml:space="preserve"> </w:t>
+      </w:r>
+      <w:proofErr w:type="spellStart"/>
+      <w:r>
+        <w:rPr>
+          <w:i/>
+          <w:iCs/>
+          <w:color w:val="4B5563"/>
+          <w:sz w:val="20"/>
+          <w:szCs w:val="20"/>
+        </w:rPr>
+        <w:t>MaQamu</w:t>
+      </w:r>
+      <w:proofErr w:type="spellEnd"/>
+      <w:r>
+        <w:rPr>
+          <w:i/>
+          <w:iCs/>
+          <w:color w:val="4B5563"/>
+          <w:sz w:val="20"/>
+          <w:szCs w:val="20"/>
+        </w:rPr>
+        <w:t xml:space="preserve"> Community Trust (IT 1021/2007)</w:t>
       </w:r>
     </w:p>
     <w:p>
       <w:pPr>
         <w:pBdr>
-          <w:bottom w:val="single" w:color="C8922A" w:sz="4"/>
+          <w:bottom w:val="single" w:sz="4" w:space="0" w:color="C8922A"/>
         </w:pBdr>
-        <w:spacing w:after="80" w:before="0"/>
+        <w:spacing w:after="80"/>
         <w:jc w:val="center"/>
       </w:pPr>
-      <w:r>
-        <w:rPr>
-          <w:sz w:val="4"/>
-          <w:szCs w:val="4"/>
-        </w:rPr>
-        <w:t xml:space="preserve"/>
-      </w:r>
     </w:p>
     <w:tbl>
       <w:tblPr>
-        <w:tblW w:type="dxa" w:w="9026"/>
+        <w:tblW w:w="9026" w:type="dxa"/>
         <w:tblBorders>
-          <w:top w:val="single" w:color="auto" w:sz="4"/>
-          <w:left w:val="single" w:color="auto" w:sz="4"/>
-          <w:bottom w:val="single" w:color="auto" w:sz="4"/>
-          <w:right w:val="single" w:color="auto" w:sz="4"/>
-          <w:insideH w:val="single" w:color="auto" w:sz="4"/>
-          <w:insideV w:val="single" w:color="auto" w:sz="4"/>
+          <w:top w:val="single" w:sz="4" w:space="0" w:color="auto"/>
+          <w:left w:val="single" w:sz="4" w:space="0" w:color="auto"/>
+          <w:bottom w:val="single" w:sz="4" w:space="0" w:color="auto"/>
+          <w:right w:val="single" w:sz="4" w:space="0" w:color="auto"/>
+          <w:insideH w:val="single" w:sz="4" w:space="0" w:color="auto"/>
+          <w:insideV w:val="single" w:sz="4" w:space="0" w:color="auto"/>
         </w:tblBorders>
+        <w:tblCellMar>
+          <w:left w:w="10" w:type="dxa"/>
+          <w:right w:w="10" w:type="dxa"/>
+        </w:tblCellMar>
+        <w:tblLook w:val="04A0" w:firstRow="1" w:lastRow="0" w:firstColumn="1" w:lastColumn="0" w:noHBand="0" w:noVBand="1"/>
       </w:tblPr>
       <w:tblGrid>
         <w:gridCol w:w="2800"/>
         <w:gridCol w:w="6226"/>
       </w:tblGrid>
       <w:tr>
+        <w:tblPrEx>
+          <w:tblCellMar>
+            <w:top w:w="0" w:type="dxa"/>
+            <w:bottom w:w="0" w:type="dxa"/>
+          </w:tblCellMar>
+        </w:tblPrEx>
         <w:tc>
           <w:tcPr>
-            <w:tcW w:type="dxa" w:w="2800"/>
+            <w:tcW w:w="2800" w:type="dxa"/>
             <w:tcBorders>
-              <w:top w:val="single" w:color="D1D5DB" w:sz="1"/>
-              <w:left w:val="single" w:color="D1D5DB" w:sz="1"/>
-              <w:bottom w:val="single" w:color="D1D5DB" w:sz="1"/>
-              <w:right w:val="single" w:color="D1D5DB" w:sz="1"/>
+              <w:top w:val="single" w:sz="1" w:space="0" w:color="D1D5DB"/>
+              <w:left w:val="single" w:sz="1" w:space="0" w:color="D1D5DB"/>
+              <w:bottom w:val="single" w:sz="1" w:space="0" w:color="D1D5DB"/>
+              <w:right w:val="single" w:sz="1" w:space="0" w:color="D1D5DB"/>
             </w:tcBorders>
-            <w:shd w:fill="F0F4F0" w:val="clear"/>
+            <w:shd w:val="clear" w:color="auto" w:fill="F0F4F0"/>
             <w:tcMar>
-              <w:top w:type="dxa" w:w="80"/>
-              <w:left w:type="dxa" w:w="160"/>
-              <w:bottom w:type="dxa" w:w="80"/>
-              <w:right w:type="dxa" w:w="160"/>
+              <w:top w:w="80" w:type="dxa"/>
+              <w:left w:w="160" w:type="dxa"/>
+              <w:bottom w:w="80" w:type="dxa"/>
+              <w:right w:w="160" w:type="dxa"/>
             </w:tcMar>
           </w:tcPr>
           <w:p>
             <w:r>
               <w:rPr>
-                <w:rFonts w:ascii="Arial" w:cs="Arial" w:eastAsia="Arial" w:hAnsi="Arial"/>
+                <w:rFonts w:ascii="Arial" w:eastAsia="Arial" w:hAnsi="Arial" w:cs="Arial"/>
                 <w:b/>
                 <w:bCs/>
                 <w:color w:val="1B4332"/>
                 <w:sz w:val="19"/>
                 <w:szCs w:val="19"/>
               </w:rPr>
-              <w:t xml:space="preserve">Trust Full Name</w:t>
+              <w:t>Trust Full Name</w:t>
             </w:r>
           </w:p>
         </w:tc>
         <w:tc>
           <w:tcPr>
-            <w:tcW w:type="dxa" w:w="6226"/>
+            <w:tcW w:w="6226" w:type="dxa"/>
             <w:tcBorders>
-              <w:top w:val="single" w:color="D1D5DB" w:sz="1"/>
-              <w:left w:val="single" w:color="D1D5DB" w:sz="1"/>
-              <w:bottom w:val="single" w:color="D1D5DB" w:sz="1"/>
-              <w:right w:val="single" w:color="D1D5DB" w:sz="1"/>
+              <w:top w:val="single" w:sz="1" w:space="0" w:color="D1D5DB"/>
+              <w:left w:val="single" w:sz="1" w:space="0" w:color="D1D5DB"/>
+              <w:bottom w:val="single" w:sz="1" w:space="0" w:color="D1D5DB"/>
+              <w:right w:val="single" w:sz="1" w:space="0" w:color="D1D5DB"/>
             </w:tcBorders>
             <w:tcMar>
-              <w:top w:type="dxa" w:w="80"/>
-              <w:left w:type="dxa" w:w="160"/>
-              <w:bottom w:type="dxa" w:w="80"/>
-              <w:right w:type="dxa" w:w="160"/>
+              <w:top w:w="80" w:type="dxa"/>
+              <w:left w:w="160" w:type="dxa"/>
+              <w:bottom w:w="80" w:type="dxa"/>
+              <w:right w:w="160" w:type="dxa"/>
             </w:tcMar>
           </w:tcPr>
           <w:p>
-            <w:r>
-              <w:rPr>
-                <w:rFonts w:ascii="Georgia" w:cs="Georgia" w:eastAsia="Georgia" w:hAnsi="Georgia"/>
+            <w:proofErr w:type="spellStart"/>
+            <w:r>
+              <w:rPr>
                 <w:color w:val="1A1A2E"/>
                 <w:sz w:val="20"/>
                 <w:szCs w:val="20"/>
               </w:rPr>
-              <w:t xml:space="preserve">Azibuye Emasisweni MaQamu Community Trust</w:t>
+              <w:t>Azibuye</w:t>
+            </w:r>
+            <w:proofErr w:type="spellEnd"/>
+            <w:r>
+              <w:rPr>
+                <w:color w:val="1A1A2E"/>
+                <w:sz w:val="20"/>
+                <w:szCs w:val="20"/>
+              </w:rPr>
+              <w:t xml:space="preserve"> </w:t>
+            </w:r>
+            <w:proofErr w:type="spellStart"/>
+            <w:r>
+              <w:rPr>
+                <w:color w:val="1A1A2E"/>
+                <w:sz w:val="20"/>
+                <w:szCs w:val="20"/>
+              </w:rPr>
+              <w:t>Emasisweni</w:t>
+            </w:r>
+            <w:proofErr w:type="spellEnd"/>
+            <w:r>
+              <w:rPr>
+                <w:color w:val="1A1A2E"/>
+                <w:sz w:val="20"/>
+                <w:szCs w:val="20"/>
+              </w:rPr>
+              <w:t xml:space="preserve"> </w:t>
+            </w:r>
+            <w:proofErr w:type="spellStart"/>
+            <w:r>
+              <w:rPr>
+                <w:color w:val="1A1A2E"/>
+                <w:sz w:val="20"/>
+                <w:szCs w:val="20"/>
+              </w:rPr>
+              <w:t>MaQamu</w:t>
+            </w:r>
+            <w:proofErr w:type="spellEnd"/>
+            <w:r>
+              <w:rPr>
+                <w:color w:val="1A1A2E"/>
+                <w:sz w:val="20"/>
+                <w:szCs w:val="20"/>
+              </w:rPr>
+              <w:t xml:space="preserve"> Community Trust</w:t>
             </w:r>
           </w:p>
         </w:tc>
       </w:tr>
       <w:tr>
+        <w:tblPrEx>
+          <w:tblCellMar>
+            <w:top w:w="0" w:type="dxa"/>
+            <w:bottom w:w="0" w:type="dxa"/>
+          </w:tblCellMar>
+        </w:tblPrEx>
         <w:tc>
           <w:tcPr>
-            <w:tcW w:type="dxa" w:w="2800"/>
+            <w:tcW w:w="2800" w:type="dxa"/>
             <w:tcBorders>
-              <w:top w:val="single" w:color="D1D5DB" w:sz="1"/>
-              <w:left w:val="single" w:color="D1D5DB" w:sz="1"/>
-              <w:bottom w:val="single" w:color="D1D5DB" w:sz="1"/>
-              <w:right w:val="single" w:color="D1D5DB" w:sz="1"/>
+              <w:top w:val="single" w:sz="1" w:space="0" w:color="D1D5DB"/>
+              <w:left w:val="single" w:sz="1" w:space="0" w:color="D1D5DB"/>
+              <w:bottom w:val="single" w:sz="1" w:space="0" w:color="D1D5DB"/>
+              <w:right w:val="single" w:sz="1" w:space="0" w:color="D1D5DB"/>
             </w:tcBorders>
-            <w:shd w:fill="F0F4F0" w:val="clear"/>
+            <w:shd w:val="clear" w:color="auto" w:fill="F0F4F0"/>
             <w:tcMar>
-              <w:top w:type="dxa" w:w="80"/>
-              <w:left w:type="dxa" w:w="160"/>
-              <w:bottom w:type="dxa" w:w="80"/>
-              <w:right w:type="dxa" w:w="160"/>
+              <w:top w:w="80" w:type="dxa"/>
+              <w:left w:w="160" w:type="dxa"/>
+              <w:bottom w:w="80" w:type="dxa"/>
+              <w:right w:w="160" w:type="dxa"/>
             </w:tcMar>
           </w:tcPr>
           <w:p>
             <w:r>
               <w:rPr>
-                <w:rFonts w:ascii="Arial" w:cs="Arial" w:eastAsia="Arial" w:hAnsi="Arial"/>
+                <w:rFonts w:ascii="Arial" w:eastAsia="Arial" w:hAnsi="Arial" w:cs="Arial"/>
                 <w:b/>
                 <w:bCs/>
                 <w:color w:val="1B4332"/>
                 <w:sz w:val="19"/>
                 <w:szCs w:val="19"/>
               </w:rPr>
-              <w:t xml:space="preserve">Trust IT Number</w:t>
+              <w:t>Trust IT Number</w:t>
             </w:r>
           </w:p>
         </w:tc>
         <w:tc>
           <w:tcPr>
-            <w:tcW w:type="dxa" w:w="6226"/>
+            <w:tcW w:w="6226" w:type="dxa"/>
             <w:tcBorders>
-              <w:top w:val="single" w:color="D1D5DB" w:sz="1"/>
-              <w:left w:val="single" w:color="D1D5DB" w:sz="1"/>
-              <w:bottom w:val="single" w:color="D1D5DB" w:sz="1"/>
-              <w:right w:val="single" w:color="D1D5DB" w:sz="1"/>
+              <w:top w:val="single" w:sz="1" w:space="0" w:color="D1D5DB"/>
+              <w:left w:val="single" w:sz="1" w:space="0" w:color="D1D5DB"/>
+              <w:bottom w:val="single" w:sz="1" w:space="0" w:color="D1D5DB"/>
+              <w:right w:val="single" w:sz="1" w:space="0" w:color="D1D5DB"/>
             </w:tcBorders>
             <w:tcMar>
-              <w:top w:type="dxa" w:w="80"/>
-              <w:left w:type="dxa" w:w="160"/>
-              <w:bottom w:type="dxa" w:w="80"/>
-              <w:right w:type="dxa" w:w="160"/>
+              <w:top w:w="80" w:type="dxa"/>
+              <w:left w:w="160" w:type="dxa"/>
+              <w:bottom w:w="80" w:type="dxa"/>
+              <w:right w:w="160" w:type="dxa"/>
             </w:tcMar>
           </w:tcPr>
           <w:p>
             <w:r>
               <w:rPr>
-                <w:rFonts w:ascii="Georgia" w:cs="Georgia" w:eastAsia="Georgia" w:hAnsi="Georgia"/>
                 <w:color w:val="1A1A2E"/>
                 <w:sz w:val="20"/>
                 <w:szCs w:val="20"/>
               </w:rPr>
-              <w:t xml:space="preserve">IT 1021/2007</w:t>
+              <w:t>IT 1021/2007</w:t>
             </w:r>
           </w:p>
         </w:tc>
       </w:tr>
       <w:tr>
+        <w:tblPrEx>
+          <w:tblCellMar>
+            <w:top w:w="0" w:type="dxa"/>
+            <w:bottom w:w="0" w:type="dxa"/>
+          </w:tblCellMar>
+        </w:tblPrEx>
         <w:tc>
           <w:tcPr>
-            <w:tcW w:type="dxa" w:w="2800"/>
+            <w:tcW w:w="2800" w:type="dxa"/>
             <w:tcBorders>
-              <w:top w:val="single" w:color="D1D5DB" w:sz="1"/>
-              <w:left w:val="single" w:color="D1D5DB" w:sz="1"/>
-              <w:bottom w:val="single" w:color="D1D5DB" w:sz="1"/>
-              <w:right w:val="single" w:color="D1D5DB" w:sz="1"/>
+              <w:top w:val="single" w:sz="1" w:space="0" w:color="D1D5DB"/>
+              <w:left w:val="single" w:sz="1" w:space="0" w:color="D1D5DB"/>
+              <w:bottom w:val="single" w:sz="1" w:space="0" w:color="D1D5DB"/>
+              <w:right w:val="single" w:sz="1" w:space="0" w:color="D1D5DB"/>
             </w:tcBorders>
-            <w:shd w:fill="F0F4F0" w:val="clear"/>
+            <w:shd w:val="clear" w:color="auto" w:fill="F0F4F0"/>
             <w:tcMar>
-              <w:top w:type="dxa" w:w="80"/>
-              <w:left w:type="dxa" w:w="160"/>
-              <w:bottom w:type="dxa" w:w="80"/>
-              <w:right w:type="dxa" w:w="160"/>
+              <w:top w:w="80" w:type="dxa"/>
+              <w:left w:w="160" w:type="dxa"/>
+              <w:bottom w:w="80" w:type="dxa"/>
+              <w:right w:w="160" w:type="dxa"/>
             </w:tcMar>
           </w:tcPr>
           <w:p>
             <w:r>
               <w:rPr>
-                <w:rFonts w:ascii="Arial" w:cs="Arial" w:eastAsia="Arial" w:hAnsi="Arial"/>
+                <w:rFonts w:ascii="Arial" w:eastAsia="Arial" w:hAnsi="Arial" w:cs="Arial"/>
                 <w:b/>
                 <w:bCs/>
                 <w:color w:val="1B4332"/>
                 <w:sz w:val="19"/>
                 <w:szCs w:val="19"/>
               </w:rPr>
-              <w:t xml:space="preserve">Resolution Number</w:t>
+              <w:t>Resolution Number</w:t>
             </w:r>
           </w:p>
         </w:tc>
         <w:tc>
           <w:tcPr>
-            <w:tcW w:type="dxa" w:w="6226"/>
+            <w:tcW w:w="6226" w:type="dxa"/>
             <w:tcBorders>
-              <w:top w:val="single" w:color="D1D5DB" w:sz="1"/>
-              <w:left w:val="single" w:color="D1D5DB" w:sz="1"/>
-              <w:bottom w:val="single" w:color="D1D5DB" w:sz="1"/>
-              <w:right w:val="single" w:color="D1D5DB" w:sz="1"/>
+              <w:top w:val="single" w:sz="1" w:space="0" w:color="D1D5DB"/>
+              <w:left w:val="single" w:sz="1" w:space="0" w:color="D1D5DB"/>
+              <w:bottom w:val="single" w:sz="1" w:space="0" w:color="D1D5DB"/>
+              <w:right w:val="single" w:sz="1" w:space="0" w:color="D1D5DB"/>
             </w:tcBorders>
             <w:tcMar>
-              <w:top w:type="dxa" w:w="80"/>
-              <w:left w:type="dxa" w:w="160"/>
-              <w:bottom w:type="dxa" w:w="80"/>
-              <w:right w:type="dxa" w:w="160"/>
+              <w:top w:w="80" w:type="dxa"/>
+              <w:left w:w="160" w:type="dxa"/>
+              <w:bottom w:w="80" w:type="dxa"/>
+              <w:right w:w="160" w:type="dxa"/>
             </w:tcMar>
           </w:tcPr>
           <w:p>
             <w:r>
               <w:rPr>
-                <w:rFonts w:ascii="Georgia" w:cs="Georgia" w:eastAsia="Georgia" w:hAnsi="Georgia"/>
                 <w:color w:val="1A1A2E"/>
                 <w:sz w:val="20"/>
                 <w:szCs w:val="20"/>
               </w:rPr>
-              <w:t xml:space="preserve">TR-001/2026</w:t>
+              <w:t>TR-001/2026</w:t>
             </w:r>
           </w:p>
         </w:tc>
       </w:tr>
       <w:tr>
+        <w:tblPrEx>
+          <w:tblCellMar>
+            <w:top w:w="0" w:type="dxa"/>
+            <w:bottom w:w="0" w:type="dxa"/>
+          </w:tblCellMar>
+        </w:tblPrEx>
         <w:tc>
           <w:tcPr>
-            <w:tcW w:type="dxa" w:w="2800"/>
+            <w:tcW w:w="2800" w:type="dxa"/>
             <w:tcBorders>
-              <w:top w:val="single" w:color="D1D5DB" w:sz="1"/>
-              <w:left w:val="single" w:color="D1D5DB" w:sz="1"/>
-              <w:bottom w:val="single" w:color="D1D5DB" w:sz="1"/>
-              <w:right w:val="single" w:color="D1D5DB" w:sz="1"/>
+              <w:top w:val="single" w:sz="1" w:space="0" w:color="D1D5DB"/>
+              <w:left w:val="single" w:sz="1" w:space="0" w:color="D1D5DB"/>
+              <w:bottom w:val="single" w:sz="1" w:space="0" w:color="D1D5DB"/>
+              <w:right w:val="single" w:sz="1" w:space="0" w:color="D1D5DB"/>
             </w:tcBorders>
-            <w:shd w:fill="F0F4F0" w:val="clear"/>
+            <w:shd w:val="clear" w:color="auto" w:fill="F0F4F0"/>
             <w:tcMar>
-              <w:top w:type="dxa" w:w="80"/>
-              <w:left w:type="dxa" w:w="160"/>
-              <w:bottom w:type="dxa" w:w="80"/>
-              <w:right w:type="dxa" w:w="160"/>
+              <w:top w:w="80" w:type="dxa"/>
+              <w:left w:w="160" w:type="dxa"/>
+              <w:bottom w:w="80" w:type="dxa"/>
+              <w:right w:w="160" w:type="dxa"/>
             </w:tcMar>
           </w:tcPr>
           <w:p>
             <w:r>
               <w:rPr>
-                <w:rFonts w:ascii="Arial" w:cs="Arial" w:eastAsia="Arial" w:hAnsi="Arial"/>
+                <w:rFonts w:ascii="Arial" w:eastAsia="Arial" w:hAnsi="Arial" w:cs="Arial"/>
                 <w:b/>
                 <w:bCs/>
                 <w:color w:val="1B4332"/>
                 <w:sz w:val="19"/>
                 <w:szCs w:val="19"/>
               </w:rPr>
-              <w:t xml:space="preserve">Date of Resolution</w:t>
+              <w:t>Date of Resolution</w:t>
             </w:r>
           </w:p>
         </w:tc>
         <w:tc>
           <w:tcPr>
-            <w:tcW w:type="dxa" w:w="6226"/>
+            <w:tcW w:w="6226" w:type="dxa"/>
             <w:tcBorders>
-              <w:top w:val="single" w:color="D1D5DB" w:sz="1"/>
-              <w:left w:val="single" w:color="D1D5DB" w:sz="1"/>
-              <w:bottom w:val="single" w:color="D1D5DB" w:sz="1"/>
-              <w:right w:val="single" w:color="D1D5DB" w:sz="1"/>
+              <w:top w:val="single" w:sz="1" w:space="0" w:color="D1D5DB"/>
+              <w:left w:val="single" w:sz="1" w:space="0" w:color="D1D5DB"/>
+              <w:bottom w:val="single" w:sz="1" w:space="0" w:color="D1D5DB"/>
+              <w:right w:val="single" w:sz="1" w:space="0" w:color="D1D5DB"/>
             </w:tcBorders>
             <w:tcMar>
-              <w:top w:type="dxa" w:w="80"/>
-              <w:left w:type="dxa" w:w="160"/>
-              <w:bottom w:type="dxa" w:w="80"/>
-              <w:right w:type="dxa" w:w="160"/>
+              <w:top w:w="80" w:type="dxa"/>
+              <w:left w:w="160" w:type="dxa"/>
+              <w:bottom w:w="80" w:type="dxa"/>
+              <w:right w:w="160" w:type="dxa"/>
             </w:tcMar>
           </w:tcPr>
           <w:p>
             <w:r>
               <w:rPr>
-                <w:rFonts w:ascii="Georgia" w:cs="Georgia" w:eastAsia="Georgia" w:hAnsi="Georgia"/>
                 <w:color w:val="1A1A2E"/>
                 <w:sz w:val="20"/>
                 <w:szCs w:val="20"/>
               </w:rPr>
-              <w:t xml:space="preserve">6 April 2026</w:t>
+              <w:t>6 April 2026</w:t>
             </w:r>
           </w:p>
         </w:tc>
       </w:tr>
       <w:tr>
+        <w:tblPrEx>
+          <w:tblCellMar>
+            <w:top w:w="0" w:type="dxa"/>
+            <w:bottom w:w="0" w:type="dxa"/>
+          </w:tblCellMar>
+        </w:tblPrEx>
         <w:tc>
           <w:tcPr>
-            <w:tcW w:type="dxa" w:w="2800"/>
+            <w:tcW w:w="2800" w:type="dxa"/>
             <w:tcBorders>
-              <w:top w:val="single" w:color="D1D5DB" w:sz="1"/>
-              <w:left w:val="single" w:color="D1D5DB" w:sz="1"/>
-              <w:bottom w:val="single" w:color="D1D5DB" w:sz="1"/>
-              <w:right w:val="single" w:color="D1D5DB" w:sz="1"/>
+              <w:top w:val="single" w:sz="1" w:space="0" w:color="D1D5DB"/>
+              <w:left w:val="single" w:sz="1" w:space="0" w:color="D1D5DB"/>
+              <w:bottom w:val="single" w:sz="1" w:space="0" w:color="D1D5DB"/>
+              <w:right w:val="single" w:sz="1" w:space="0" w:color="D1D5DB"/>
             </w:tcBorders>
-            <w:shd w:fill="F0F4F0" w:val="clear"/>
+            <w:shd w:val="clear" w:color="auto" w:fill="F0F4F0"/>
             <w:tcMar>
-              <w:top w:type="dxa" w:w="80"/>
-              <w:left w:type="dxa" w:w="160"/>
-              <w:bottom w:type="dxa" w:w="80"/>
-              <w:right w:type="dxa" w:w="160"/>
+              <w:top w:w="80" w:type="dxa"/>
+              <w:left w:w="160" w:type="dxa"/>
+              <w:bottom w:w="80" w:type="dxa"/>
+              <w:right w:w="160" w:type="dxa"/>
             </w:tcMar>
           </w:tcPr>
           <w:p>
             <w:r>
               <w:rPr>
-                <w:rFonts w:ascii="Arial" w:cs="Arial" w:eastAsia="Arial" w:hAnsi="Arial"/>
+                <w:rFonts w:ascii="Arial" w:eastAsia="Arial" w:hAnsi="Arial" w:cs="Arial"/>
                 <w:b/>
                 <w:bCs/>
                 <w:color w:val="1B4332"/>
                 <w:sz w:val="19"/>
                 <w:szCs w:val="19"/>
               </w:rPr>
-              <w:t xml:space="preserve">Place</w:t>
+              <w:t>Place</w:t>
             </w:r>
           </w:p>
         </w:tc>
         <w:tc>
           <w:tcPr>
-            <w:tcW w:type="dxa" w:w="6226"/>
+            <w:tcW w:w="6226" w:type="dxa"/>
             <w:tcBorders>
-              <w:top w:val="single" w:color="D1D5DB" w:sz="1"/>
-              <w:left w:val="single" w:color="D1D5DB" w:sz="1"/>
-              <w:bottom w:val="single" w:color="D1D5DB" w:sz="1"/>
-              <w:right w:val="single" w:color="D1D5DB" w:sz="1"/>
+              <w:top w:val="single" w:sz="1" w:space="0" w:color="D1D5DB"/>
+              <w:left w:val="single" w:sz="1" w:space="0" w:color="D1D5DB"/>
+              <w:bottom w:val="single" w:sz="1" w:space="0" w:color="D1D5DB"/>
+              <w:right w:val="single" w:sz="1" w:space="0" w:color="D1D5DB"/>
             </w:tcBorders>
             <w:tcMar>
-              <w:top w:type="dxa" w:w="80"/>
-              <w:left w:type="dxa" w:w="160"/>
-              <w:bottom w:type="dxa" w:w="80"/>
-              <w:right w:type="dxa" w:w="160"/>
+              <w:top w:w="80" w:type="dxa"/>
+              <w:left w:w="160" w:type="dxa"/>
+              <w:bottom w:w="80" w:type="dxa"/>
+              <w:right w:w="160" w:type="dxa"/>
             </w:tcMar>
           </w:tcPr>
           <w:p>
             <w:r>
               <w:rPr>
-                <w:rFonts w:ascii="Georgia" w:cs="Georgia" w:eastAsia="Georgia" w:hAnsi="Georgia"/>
                 <w:color w:val="1A1A2E"/>
                 <w:sz w:val="20"/>
                 <w:szCs w:val="20"/>
               </w:rPr>
-              <w:t xml:space="preserve">KwaZulu-Natal, Republic of South Africa</w:t>
+              <w:t>KwaZulu-Natal, Republic of South Africa</w:t>
             </w:r>
           </w:p>
         </w:tc>
       </w:tr>
       <w:tr>
+        <w:tblPrEx>
+          <w:tblCellMar>
+            <w:top w:w="0" w:type="dxa"/>
+            <w:bottom w:w="0" w:type="dxa"/>
+          </w:tblCellMar>
+        </w:tblPrEx>
         <w:tc>
           <w:tcPr>
-            <w:tcW w:type="dxa" w:w="2800"/>
+            <w:tcW w:w="2800" w:type="dxa"/>
             <w:tcBorders>
-              <w:top w:val="single" w:color="D1D5DB" w:sz="1"/>
-              <w:left w:val="single" w:color="D1D5DB" w:sz="1"/>
-              <w:bottom w:val="single" w:color="D1D5DB" w:sz="1"/>
-              <w:right w:val="single" w:color="D1D5DB" w:sz="1"/>
+              <w:top w:val="single" w:sz="1" w:space="0" w:color="D1D5DB"/>
+              <w:left w:val="single" w:sz="1" w:space="0" w:color="D1D5DB"/>
+              <w:bottom w:val="single" w:sz="1" w:space="0" w:color="D1D5DB"/>
+              <w:right w:val="single" w:sz="1" w:space="0" w:color="D1D5DB"/>
             </w:tcBorders>
-            <w:shd w:fill="F0F4F0" w:val="clear"/>
+            <w:shd w:val="clear" w:color="auto" w:fill="F0F4F0"/>
             <w:tcMar>
-              <w:top w:type="dxa" w:w="80"/>
-              <w:left w:type="dxa" w:w="160"/>
-              <w:bottom w:type="dxa" w:w="80"/>
-              <w:right w:type="dxa" w:w="160"/>
+              <w:top w:w="80" w:type="dxa"/>
+              <w:left w:w="160" w:type="dxa"/>
+              <w:bottom w:w="80" w:type="dxa"/>
+              <w:right w:w="160" w:type="dxa"/>
             </w:tcMar>
           </w:tcPr>
           <w:p>
             <w:r>
               <w:rPr>
-                <w:rFonts w:ascii="Arial" w:cs="Arial" w:eastAsia="Arial" w:hAnsi="Arial"/>
+                <w:rFonts w:ascii="Arial" w:eastAsia="Arial" w:hAnsi="Arial" w:cs="Arial"/>
                 <w:b/>
                 <w:bCs/>
                 <w:color w:val="1B4332"/>
                 <w:sz w:val="19"/>
                 <w:szCs w:val="19"/>
               </w:rPr>
-              <w:t xml:space="preserve">Subject</w:t>
+              <w:t>Subject</w:t>
             </w:r>
           </w:p>
         </w:tc>
         <w:tc>
           <w:tcPr>
-            <w:tcW w:type="dxa" w:w="6226"/>
+            <w:tcW w:w="6226" w:type="dxa"/>
             <w:tcBorders>
-              <w:top w:val="single" w:color="D1D5DB" w:sz="1"/>
-              <w:left w:val="single" w:color="D1D5DB" w:sz="1"/>
-              <w:bottom w:val="single" w:color="D1D5DB" w:sz="1"/>
-              <w:right w:val="single" w:color="D1D5DB" w:sz="1"/>
+              <w:top w:val="single" w:sz="1" w:space="0" w:color="D1D5DB"/>
+              <w:left w:val="single" w:sz="1" w:space="0" w:color="D1D5DB"/>
+              <w:bottom w:val="single" w:sz="1" w:space="0" w:color="D1D5DB"/>
+              <w:right w:val="single" w:sz="1" w:space="0" w:color="D1D5DB"/>
             </w:tcBorders>
             <w:tcMar>
-              <w:top w:type="dxa" w:w="80"/>
-              <w:left w:type="dxa" w:w="160"/>
-              <w:bottom w:type="dxa" w:w="80"/>
-              <w:right w:type="dxa" w:w="160"/>
+              <w:top w:w="80" w:type="dxa"/>
+              <w:left w:w="160" w:type="dxa"/>
+              <w:bottom w:w="80" w:type="dxa"/>
+              <w:right w:w="160" w:type="dxa"/>
             </w:tcMar>
           </w:tcPr>
           <w:p>
             <w:r>
               <w:rPr>
-                <w:rFonts w:ascii="Georgia" w:cs="Georgia" w:eastAsia="Georgia" w:hAnsi="Georgia"/>
                 <w:color w:val="1A1A2E"/>
                 <w:sz w:val="20"/>
                 <w:szCs w:val="20"/>
               </w:rPr>
-              <w:t xml:space="preserve">Appointment of Bathunywe Business Enterprise as Strategic Implementing Agent; Authorisation of Letter of Authority, General Power of Attorney, and Service Level Agreement</w:t>
+              <w:t xml:space="preserve">Appointment of </w:t>
+            </w:r>
+            <w:proofErr w:type="spellStart"/>
+            <w:r>
+              <w:rPr>
+                <w:color w:val="1A1A2E"/>
+                <w:sz w:val="20"/>
+                <w:szCs w:val="20"/>
+              </w:rPr>
+              <w:t>Bathunywe</w:t>
+            </w:r>
+            <w:proofErr w:type="spellEnd"/>
+            <w:r>
+              <w:rPr>
+                <w:color w:val="1A1A2E"/>
+                <w:sz w:val="20"/>
+                <w:szCs w:val="20"/>
+              </w:rPr>
+              <w:t xml:space="preserve"> Business Enterprise as Strategic Implementing Agent; Authorisation of Letter of Authority, General Power of Attorney, and Service Level Agreement</w:t>
             </w:r>
           </w:p>
         </w:tc>
@@ -438,254 +585,310 @@
     </w:tbl>
     <w:p>
       <w:pPr>
-        <w:spacing w:after="0" w:before="80"/>
-      </w:pPr>
-      <w:r>
-        <w:t xml:space="preserve"/>
-      </w:r>
+        <w:spacing w:before="80"/>
+      </w:pPr>
     </w:p>
     <w:p>
       <w:pPr>
         <w:pBdr>
-          <w:bottom w:val="single" w:color="C8922A" w:sz="6" w:space="1"/>
+          <w:bottom w:val="single" w:sz="6" w:space="1" w:color="C8922A"/>
         </w:pBdr>
-        <w:spacing w:after="80" w:before="300"/>
-      </w:pPr>
-      <w:r>
-        <w:rPr>
-          <w:rFonts w:ascii="Arial" w:cs="Arial" w:eastAsia="Arial" w:hAnsi="Arial"/>
+        <w:spacing w:before="300" w:after="80"/>
+      </w:pPr>
+      <w:r>
+        <w:rPr>
+          <w:rFonts w:ascii="Arial" w:eastAsia="Arial" w:hAnsi="Arial" w:cs="Arial"/>
           <w:b/>
           <w:bCs/>
           <w:color w:val="1B4332"/>
-          <w:sz w:val="22"/>
-          <w:szCs w:val="22"/>
-        </w:rPr>
-        <w:t xml:space="preserve">1. PREAMBLE</w:t>
-      </w:r>
-    </w:p>
-    <w:p>
-      <w:pPr>
-        <w:spacing w:after="80" w:before="80"/>
+        </w:rPr>
+        <w:t>1. PREAMBLE</w:t>
+      </w:r>
+    </w:p>
+    <w:p>
+      <w:pPr>
+        <w:spacing w:before="80" w:after="80"/>
         <w:jc w:val="both"/>
       </w:pPr>
       <w:r>
         <w:rPr>
-          <w:rFonts w:ascii="Georgia" w:cs="Georgia" w:eastAsia="Georgia" w:hAnsi="Georgia"/>
-          <w:b w:val="false"/>
-          <w:bCs w:val="false"/>
-          <w:i w:val="false"/>
-          <w:iCs w:val="false"/>
-          <w:color w:val="1A1A2E"/>
-          <w:sz w:val="22"/>
-          <w:szCs w:val="22"/>
-        </w:rPr>
-        <w:t xml:space="preserve">We, the undersigned, being all the duly appointed Trustees of the Azibuye Emasisweni MaQamu Community Trust, registered under Trust IT Number IT 1021/2007, in terms of the Trust Property Control Act 57 of 1988, hereby record this Written Resolution, which shall have the same force and effect as a resolution passed at a duly convened meeting of the Board of Trustees.</w:t>
-      </w:r>
-    </w:p>
-    <w:p>
-      <w:pPr>
-        <w:spacing w:after="80" w:before="80"/>
+          <w:color w:val="1A1A2E"/>
+        </w:rPr>
+        <w:t xml:space="preserve">We, the undersigned, being all the duly appointed Trustees of the </w:t>
+      </w:r>
+      <w:proofErr w:type="spellStart"/>
+      <w:r>
+        <w:rPr>
+          <w:color w:val="1A1A2E"/>
+        </w:rPr>
+        <w:t>Azibuye</w:t>
+      </w:r>
+      <w:proofErr w:type="spellEnd"/>
+      <w:r>
+        <w:rPr>
+          <w:color w:val="1A1A2E"/>
+        </w:rPr>
+        <w:t xml:space="preserve"> </w:t>
+      </w:r>
+      <w:proofErr w:type="spellStart"/>
+      <w:r>
+        <w:rPr>
+          <w:color w:val="1A1A2E"/>
+        </w:rPr>
+        <w:t>Emasisweni</w:t>
+      </w:r>
+      <w:proofErr w:type="spellEnd"/>
+      <w:r>
+        <w:rPr>
+          <w:color w:val="1A1A2E"/>
+        </w:rPr>
+        <w:t xml:space="preserve"> </w:t>
+      </w:r>
+      <w:proofErr w:type="spellStart"/>
+      <w:r>
+        <w:rPr>
+          <w:color w:val="1A1A2E"/>
+        </w:rPr>
+        <w:t>MaQamu</w:t>
+      </w:r>
+      <w:proofErr w:type="spellEnd"/>
+      <w:r>
+        <w:rPr>
+          <w:color w:val="1A1A2E"/>
+        </w:rPr>
+        <w:t xml:space="preserve"> Community Trust, registered under Trust IT Number IT 1021/2007, in terms of the Trust Property Control Act 57 of 1988, hereby record this Written Resolution, which shall have the same force and effect as a resolution passed at a duly convened meeting of the Board of Trustees.</w:t>
+      </w:r>
+    </w:p>
+    <w:p>
+      <w:pPr>
+        <w:spacing w:before="80" w:after="80"/>
         <w:jc w:val="both"/>
       </w:pPr>
       <w:r>
         <w:rPr>
-          <w:rFonts w:ascii="Georgia" w:cs="Georgia" w:eastAsia="Georgia" w:hAnsi="Georgia"/>
-          <w:b w:val="false"/>
-          <w:bCs w:val="false"/>
-          <w:i w:val="false"/>
-          <w:iCs w:val="false"/>
-          <w:color w:val="1A1A2E"/>
-          <w:sz w:val="22"/>
-          <w:szCs w:val="22"/>
-        </w:rPr>
-        <w:t xml:space="preserve">The Trust is the confirmed beneficiary of a full and final land restitution settlement under Court Order LCC 01/2009 granted by the Land Claims Court of South Africa on 13 June 2025, in terms of the Land Court Act 6 of 2023 read with the Restitution of Land Rights Act 22 of 1994, as amended. The settlement relates to properties in the Campedown area, Mkhambathini Local Municipality, uMgungundlovu District Municipality, KwaZulu-Natal, approved at a settlement value of R16,743,000.00 (Sixteen Million Seven Hundred and Forty-Three Thousand Rand).</w:t>
-      </w:r>
-    </w:p>
-    <w:p>
-      <w:pPr>
-        <w:spacing w:after="80" w:before="80"/>
+          <w:color w:val="1A1A2E"/>
+        </w:rPr>
+        <w:t xml:space="preserve">The Trust is the confirmed beneficiary of a full and final land restitution settlement under Court Order LCC 01/2009 granted by the Land Claims Court of South Africa on 13 June 2025, in terms of the Land Court Act 6 of 2023 read with the Restitution of Land Rights Act 22 of 1994, as amended. The settlement relates to properties in the </w:t>
+      </w:r>
+      <w:proofErr w:type="spellStart"/>
+      <w:r>
+        <w:rPr>
+          <w:color w:val="1A1A2E"/>
+        </w:rPr>
+        <w:t>Campedown</w:t>
+      </w:r>
+      <w:proofErr w:type="spellEnd"/>
+      <w:r>
+        <w:rPr>
+          <w:color w:val="1A1A2E"/>
+        </w:rPr>
+        <w:t xml:space="preserve"> area, </w:t>
+      </w:r>
+      <w:proofErr w:type="spellStart"/>
+      <w:r>
+        <w:rPr>
+          <w:color w:val="1A1A2E"/>
+        </w:rPr>
+        <w:t>Mkhambathini</w:t>
+      </w:r>
+      <w:proofErr w:type="spellEnd"/>
+      <w:r>
+        <w:rPr>
+          <w:color w:val="1A1A2E"/>
+        </w:rPr>
+        <w:t xml:space="preserve"> Local Municipality, uMgungundlovu District Municipality, KwaZulu-Natal, approved at a settlement value of R16,743,000.00 (Sixteen Million Seven Hundred and Forty-Three Thousand Rand).</w:t>
+      </w:r>
+    </w:p>
+    <w:p>
+      <w:pPr>
+        <w:spacing w:before="80" w:after="80"/>
         <w:jc w:val="both"/>
       </w:pPr>
       <w:r>
         <w:rPr>
-          <w:rFonts w:ascii="Georgia" w:cs="Georgia" w:eastAsia="Georgia" w:hAnsi="Georgia"/>
-          <w:b w:val="false"/>
-          <w:bCs w:val="false"/>
-          <w:i w:val="false"/>
-          <w:iCs w:val="false"/>
-          <w:color w:val="1A1A2E"/>
-          <w:sz w:val="22"/>
-          <w:szCs w:val="22"/>
-        </w:rPr>
-        <w:t xml:space="preserve">The Trust further acknowledges the presence of unlawful occupiers on portions of the Lion Park land forming part of the settled properties, and the urgent need for a structured, lawful, and constructive intervention to regularise this occupation, mobilise development funding, and advance sustainable human settlement development on the said land.</w:t>
-      </w:r>
-    </w:p>
-    <w:p>
-      <w:pPr>
-        <w:spacing w:after="80" w:before="80"/>
+          <w:color w:val="1A1A2E"/>
+        </w:rPr>
+        <w:t>The Trust further acknowledges the presence of unlawful occupiers on portions of the Lion Park land forming part of the settled properties, and the urgent need for a structured, lawful, and constructive intervention to regularise this occupation, mobilise development funding, and advance sustainable human settlement development on the said land.</w:t>
+      </w:r>
+    </w:p>
+    <w:p>
+      <w:pPr>
+        <w:spacing w:before="80" w:after="80"/>
         <w:jc w:val="both"/>
       </w:pPr>
       <w:r>
         <w:rPr>
-          <w:rFonts w:ascii="Georgia" w:cs="Georgia" w:eastAsia="Georgia" w:hAnsi="Georgia"/>
-          <w:b w:val="false"/>
-          <w:bCs w:val="false"/>
-          <w:i w:val="false"/>
-          <w:iCs w:val="false"/>
-          <w:color w:val="1A1A2E"/>
-          <w:sz w:val="22"/>
-          <w:szCs w:val="22"/>
-        </w:rPr>
-        <w:t xml:space="preserve">The Trust has engaged with Bathunywe Business Enterprise, which has already conducted substantive stakeholder engagements with the Restitution Land Claims Commission (RLCC-KZN), potential funding partners, and prospective investors, and has demonstrated the capacity and commitment to serve as the Trust's Strategic Implementing Agent.</w:t>
+          <w:color w:val="1A1A2E"/>
+        </w:rPr>
+        <w:t xml:space="preserve">The Trust has engaged with </w:t>
+      </w:r>
+      <w:proofErr w:type="spellStart"/>
+      <w:r>
+        <w:rPr>
+          <w:color w:val="1A1A2E"/>
+        </w:rPr>
+        <w:t>Bathunywe</w:t>
+      </w:r>
+      <w:proofErr w:type="spellEnd"/>
+      <w:r>
+        <w:rPr>
+          <w:color w:val="1A1A2E"/>
+        </w:rPr>
+        <w:t xml:space="preserve"> Business Enterprise, which has already conducted substantive stakeholder engagements with the Restitution Land Claims Commission (RLCC-KZN), potential funding partners, and prospective investors, and has demonstrated the capacity and commitment to serve as the Trust's Strategic Implementing Agent.</w:t>
       </w:r>
     </w:p>
     <w:p>
       <w:pPr>
         <w:pBdr>
-          <w:bottom w:val="single" w:color="C8922A" w:sz="6" w:space="1"/>
+          <w:bottom w:val="single" w:sz="6" w:space="1" w:color="C8922A"/>
         </w:pBdr>
-        <w:spacing w:after="80" w:before="300"/>
-      </w:pPr>
-      <w:r>
-        <w:rPr>
-          <w:rFonts w:ascii="Arial" w:cs="Arial" w:eastAsia="Arial" w:hAnsi="Arial"/>
+        <w:spacing w:before="300" w:after="80"/>
+      </w:pPr>
+      <w:r>
+        <w:rPr>
+          <w:rFonts w:ascii="Arial" w:eastAsia="Arial" w:hAnsi="Arial" w:cs="Arial"/>
           <w:b/>
           <w:bCs/>
           <w:color w:val="1B4332"/>
-          <w:sz w:val="22"/>
-          <w:szCs w:val="22"/>
-        </w:rPr>
-        <w:t xml:space="preserve">2. RESOLUTIONS UNANIMOUSLY ADOPTED</w:t>
-      </w:r>
-    </w:p>
-    <w:p>
-      <w:pPr>
-        <w:spacing w:after="80" w:before="80"/>
+        </w:rPr>
+        <w:t>2. RESOLUTIONS UNANIMOUSLY ADOPTED</w:t>
+      </w:r>
+    </w:p>
+    <w:p>
+      <w:pPr>
+        <w:spacing w:before="80" w:after="80"/>
         <w:jc w:val="both"/>
       </w:pPr>
       <w:r>
         <w:rPr>
-          <w:rFonts w:ascii="Georgia" w:cs="Georgia" w:eastAsia="Georgia" w:hAnsi="Georgia"/>
           <w:b/>
           <w:bCs/>
-          <w:i w:val="false"/>
-          <w:iCs w:val="false"/>
-          <w:color w:val="1A1A2E"/>
-          <w:sz w:val="22"/>
-          <w:szCs w:val="22"/>
-        </w:rPr>
-        <w:t xml:space="preserve">THE BOARD OF TRUSTEES HEREBY UNANIMOUSLY RESOLVES AS FOLLOWS:</w:t>
-      </w:r>
-    </w:p>
-    <w:p>
-      <w:pPr>
-        <w:spacing w:after="0" w:before="60"/>
-      </w:pPr>
-      <w:r>
-        <w:t xml:space="preserve"/>
-      </w:r>
-    </w:p>
-    <w:p>
-      <w:pPr>
-        <w:spacing w:after="80" w:before="80"/>
+          <w:color w:val="1A1A2E"/>
+        </w:rPr>
+        <w:t>THE BOARD OF TRUSTEES HEREBY UNANIMOUSLY RESOLVES AS FOLLOWS:</w:t>
+      </w:r>
+    </w:p>
+    <w:p>
+      <w:pPr>
+        <w:spacing w:before="60"/>
+      </w:pPr>
+    </w:p>
+    <w:p>
+      <w:pPr>
+        <w:spacing w:before="80" w:after="80"/>
         <w:jc w:val="both"/>
       </w:pPr>
       <w:r>
         <w:rPr>
-          <w:rFonts w:ascii="Georgia" w:cs="Georgia" w:eastAsia="Georgia" w:hAnsi="Georgia"/>
           <w:b/>
           <w:bCs/>
-          <w:i w:val="false"/>
-          <w:iCs w:val="false"/>
-          <w:color w:val="1A1A2E"/>
-          <w:sz w:val="22"/>
-          <w:szCs w:val="22"/>
-        </w:rPr>
-        <w:t xml:space="preserve">2.1  APPOINTMENT OF STRATEGIC IMPLEMENTING AGENT</w:t>
-      </w:r>
-    </w:p>
-    <w:p>
-      <w:pPr>
-        <w:spacing w:after="80" w:before="80"/>
+          <w:color w:val="1A1A2E"/>
+        </w:rPr>
+        <w:t>2.1  APPOINTMENT OF STRATEGIC IMPLEMENTING AGENT</w:t>
+      </w:r>
+    </w:p>
+    <w:p>
+      <w:pPr>
+        <w:spacing w:before="80" w:after="80"/>
         <w:jc w:val="both"/>
       </w:pPr>
       <w:r>
         <w:rPr>
-          <w:rFonts w:ascii="Georgia" w:cs="Georgia" w:eastAsia="Georgia" w:hAnsi="Georgia"/>
-          <w:b w:val="false"/>
-          <w:bCs w:val="false"/>
-          <w:i w:val="false"/>
-          <w:iCs w:val="false"/>
-          <w:color w:val="1A1A2E"/>
-          <w:sz w:val="22"/>
-          <w:szCs w:val="22"/>
-        </w:rPr>
-        <w:t xml:space="preserve">That Bathunywe Business Enterprise, a South African business entity represented by Ms Thembeka P Ndlovu-Nkabinde in her capacity as Managing Director, be and is hereby formally appointed as the exclusive Strategic Implementing Agent and Consultant to the Trust with immediate effect from the date of this Resolution, for the purposes of implementing the Lion Park Land Formalisation Programme.</w:t>
-      </w:r>
-    </w:p>
-    <w:p>
-      <w:pPr>
-        <w:spacing w:after="80" w:before="80"/>
+          <w:color w:val="1A1A2E"/>
+        </w:rPr>
+        <w:t xml:space="preserve">That </w:t>
+      </w:r>
+      <w:proofErr w:type="spellStart"/>
+      <w:r>
+        <w:rPr>
+          <w:color w:val="1A1A2E"/>
+        </w:rPr>
+        <w:t>Bathunywe</w:t>
+      </w:r>
+      <w:proofErr w:type="spellEnd"/>
+      <w:r>
+        <w:rPr>
+          <w:color w:val="1A1A2E"/>
+        </w:rPr>
+        <w:t xml:space="preserve"> Business Enterprise, a South African business entity represented by Ms Thembeka P Ndlovu-Nkabinde in her capacity as Managing Director, be and is hereby formally </w:t>
+      </w:r>
+      <w:r>
+        <w:rPr>
+          <w:color w:val="1A1A2E"/>
+        </w:rPr>
+        <w:lastRenderedPageBreak/>
+        <w:t>appointed as the exclusive Strategic Implementing Agent and Consultant to the Trust with immediate effect from the date of this Resolution, for the purposes of implementing the Lion Park Land Formalisation Programme.</w:t>
+      </w:r>
+    </w:p>
+    <w:p>
+      <w:pPr>
+        <w:spacing w:before="80" w:after="80"/>
         <w:jc w:val="both"/>
       </w:pPr>
       <w:r>
         <w:rPr>
-          <w:rFonts w:ascii="Georgia" w:cs="Georgia" w:eastAsia="Georgia" w:hAnsi="Georgia"/>
-          <w:b w:val="false"/>
-          <w:bCs w:val="false"/>
-          <w:i w:val="false"/>
-          <w:iCs w:val="false"/>
-          <w:color w:val="1A1A2E"/>
-          <w:sz w:val="22"/>
-          <w:szCs w:val="22"/>
-        </w:rPr>
-        <w:t xml:space="preserve">That such appointment be governed by the Service Level Agreement dated 6 April 2026, which is hereby read, considered, and approved in its entirety, including the Remuneration Schedule contained in Annexure A thereof.</w:t>
-      </w:r>
-    </w:p>
-    <w:p>
-      <w:pPr>
-        <w:spacing w:after="0" w:before="40"/>
-      </w:pPr>
-      <w:r>
-        <w:t xml:space="preserve"/>
-      </w:r>
-    </w:p>
-    <w:p>
-      <w:pPr>
-        <w:spacing w:after="80" w:before="80"/>
+          <w:color w:val="1A1A2E"/>
+        </w:rPr>
+        <w:t>That such appointment be governed by the Service Level Agreement dated 6 April 2026, which is hereby read, considered, and approved in its entirety, including the Remuneration Schedule contained in Annexure A thereof.</w:t>
+      </w:r>
+    </w:p>
+    <w:p>
+      <w:pPr>
+        <w:spacing w:before="40"/>
+      </w:pPr>
+    </w:p>
+    <w:p>
+      <w:pPr>
+        <w:spacing w:before="80" w:after="80"/>
         <w:jc w:val="both"/>
       </w:pPr>
       <w:r>
         <w:rPr>
-          <w:rFonts w:ascii="Georgia" w:cs="Georgia" w:eastAsia="Georgia" w:hAnsi="Georgia"/>
           <w:b/>
           <w:bCs/>
-          <w:i w:val="false"/>
-          <w:iCs w:val="false"/>
-          <w:color w:val="1A1A2E"/>
-          <w:sz w:val="22"/>
-          <w:szCs w:val="22"/>
-        </w:rPr>
-        <w:t xml:space="preserve">2.2  AUTHORISATION OF LETTER OF AUTHORITY</w:t>
-      </w:r>
-    </w:p>
-    <w:p>
-      <w:pPr>
-        <w:spacing w:after="80" w:before="80"/>
+          <w:color w:val="1A1A2E"/>
+        </w:rPr>
+        <w:t>2.2  AUTHORISATION OF LETTER OF AUTHORITY</w:t>
+      </w:r>
+    </w:p>
+    <w:p>
+      <w:pPr>
+        <w:spacing w:before="80" w:after="80"/>
         <w:jc w:val="both"/>
       </w:pPr>
       <w:r>
         <w:rPr>
-          <w:rFonts w:ascii="Georgia" w:cs="Georgia" w:eastAsia="Georgia" w:hAnsi="Georgia"/>
-          <w:b w:val="false"/>
-          <w:bCs w:val="false"/>
-          <w:i w:val="false"/>
-          <w:iCs w:val="false"/>
-          <w:color w:val="1A1A2E"/>
-          <w:sz w:val="22"/>
-          <w:szCs w:val="22"/>
-        </w:rPr>
-        <w:t xml:space="preserve">That the Trust hereby authorises and directs the issuance of a Letter of Authority (Reference: BBE/ACT/2026/LOA/001) in favour of Bathunywe Business Enterprise, authorising Bathunywe and its duly authorised representatives to represent, engage, negotiate, and correspond on behalf of the Trust with all stakeholders falling within the scope of the Programme, including:</w:t>
+          <w:color w:val="1A1A2E"/>
+        </w:rPr>
+        <w:t xml:space="preserve">That the Trust hereby authorises and directs the issuance of a Letter of Authority (Reference: BBE/ACT/2026/LOA/001) in favour of </w:t>
+      </w:r>
+      <w:proofErr w:type="spellStart"/>
+      <w:r>
+        <w:rPr>
+          <w:color w:val="1A1A2E"/>
+        </w:rPr>
+        <w:t>Bathunywe</w:t>
+      </w:r>
+      <w:proofErr w:type="spellEnd"/>
+      <w:r>
+        <w:rPr>
+          <w:color w:val="1A1A2E"/>
+        </w:rPr>
+        <w:t xml:space="preserve"> Business Enterprise, authorising </w:t>
+      </w:r>
+      <w:proofErr w:type="spellStart"/>
+      <w:r>
+        <w:rPr>
+          <w:color w:val="1A1A2E"/>
+        </w:rPr>
+        <w:t>Bathunywe</w:t>
+      </w:r>
+      <w:proofErr w:type="spellEnd"/>
+      <w:r>
+        <w:rPr>
+          <w:color w:val="1A1A2E"/>
+        </w:rPr>
+        <w:t xml:space="preserve"> and its duly authorised representatives to represent, engage, negotiate, and correspond on behalf of the Trust with all stakeholders falling within the scope of the Programme, including:</w:t>
       </w:r>
     </w:p>
     <w:p>
@@ -695,16 +898,13 @@
           <w:ilvl w:val="0"/>
           <w:numId w:val="2"/>
         </w:numPr>
-        <w:spacing w:after="50" w:before="50"/>
-      </w:pPr>
-      <w:r>
-        <w:rPr>
-          <w:rFonts w:ascii="Georgia" w:cs="Georgia" w:eastAsia="Georgia" w:hAnsi="Georgia"/>
-          <w:color w:val="1A1A2E"/>
-          <w:sz w:val="22"/>
-          <w:szCs w:val="22"/>
-        </w:rPr>
-        <w:t xml:space="preserve">All national, provincial, and local organs of state, including COGTA, the Department of Human Settlements (DHS), the Department of Agriculture, Land Reform and Rural Development (DALRRD), and the Restitution Land Claims Commission (RLCC-KZN);</w:t>
+        <w:spacing w:before="50" w:after="50"/>
+      </w:pPr>
+      <w:r>
+        <w:rPr>
+          <w:color w:val="1A1A2E"/>
+        </w:rPr>
+        <w:t>All national, provincial, and local organs of state, including COGTA, the Department of Human Settlements (DHS), the Department of Agriculture, Land Reform and Rural Development (DALRRD), and the Restitution Land Claims Commission (RLCC-KZN);</w:t>
       </w:r>
     </w:p>
     <w:p>
@@ -714,16 +914,21 @@
           <w:ilvl w:val="0"/>
           <w:numId w:val="2"/>
         </w:numPr>
-        <w:spacing w:after="50" w:before="50"/>
-      </w:pPr>
-      <w:r>
-        <w:rPr>
-          <w:rFonts w:ascii="Georgia" w:cs="Georgia" w:eastAsia="Georgia" w:hAnsi="Georgia"/>
-          <w:color w:val="1A1A2E"/>
-          <w:sz w:val="22"/>
-          <w:szCs w:val="22"/>
-        </w:rPr>
-        <w:t xml:space="preserve">Mkhambathini Local Municipality and uMgungundlovu District Municipality;</w:t>
+        <w:spacing w:before="50" w:after="50"/>
+      </w:pPr>
+      <w:proofErr w:type="spellStart"/>
+      <w:r>
+        <w:rPr>
+          <w:color w:val="1A1A2E"/>
+        </w:rPr>
+        <w:t>Mkhambathini</w:t>
+      </w:r>
+      <w:proofErr w:type="spellEnd"/>
+      <w:r>
+        <w:rPr>
+          <w:color w:val="1A1A2E"/>
+        </w:rPr>
+        <w:t xml:space="preserve"> Local Municipality and uMgungundlovu District Municipality;</w:t>
       </w:r>
     </w:p>
     <w:p>
@@ -733,16 +938,13 @@
           <w:ilvl w:val="0"/>
           <w:numId w:val="2"/>
         </w:numPr>
-        <w:spacing w:after="50" w:before="50"/>
-      </w:pPr>
-      <w:r>
-        <w:rPr>
-          <w:rFonts w:ascii="Georgia" w:cs="Georgia" w:eastAsia="Georgia" w:hAnsi="Georgia"/>
-          <w:color w:val="1A1A2E"/>
-          <w:sz w:val="22"/>
-          <w:szCs w:val="22"/>
-        </w:rPr>
-        <w:t xml:space="preserve">The Housing Development Agency (HDA), the National Housing Finance Corporation (NHFC), the Development Bank of Southern Africa (DBSA), the Land Bank, and the Industrial Development Corporation (IDC);</w:t>
+        <w:spacing w:before="50" w:after="50"/>
+      </w:pPr>
+      <w:r>
+        <w:rPr>
+          <w:color w:val="1A1A2E"/>
+        </w:rPr>
+        <w:t>The Housing Development Agency (HDA), the National Housing Finance Corporation (NHFC), the Development Bank of Southern Africa (DBSA), the Land Bank, and the Industrial Development Corporation (IDC);</w:t>
       </w:r>
     </w:p>
     <w:p>
@@ -752,16 +954,13 @@
           <w:ilvl w:val="0"/>
           <w:numId w:val="2"/>
         </w:numPr>
-        <w:spacing w:after="50" w:before="50"/>
-      </w:pPr>
-      <w:r>
-        <w:rPr>
-          <w:rFonts w:ascii="Georgia" w:cs="Georgia" w:eastAsia="Georgia" w:hAnsi="Georgia"/>
-          <w:color w:val="1A1A2E"/>
-          <w:sz w:val="22"/>
-          <w:szCs w:val="22"/>
-        </w:rPr>
-        <w:t xml:space="preserve">ABSA Bank Limited and any other approved financial institution;</w:t>
+        <w:spacing w:before="50" w:after="50"/>
+      </w:pPr>
+      <w:r>
+        <w:rPr>
+          <w:color w:val="1A1A2E"/>
+        </w:rPr>
+        <w:t>ABSA Bank Limited and any other approved financial institution;</w:t>
       </w:r>
     </w:p>
     <w:p>
@@ -771,16 +970,13 @@
           <w:ilvl w:val="0"/>
           <w:numId w:val="2"/>
         </w:numPr>
-        <w:spacing w:after="50" w:before="50"/>
-      </w:pPr>
-      <w:r>
-        <w:rPr>
-          <w:rFonts w:ascii="Georgia" w:cs="Georgia" w:eastAsia="Georgia" w:hAnsi="Georgia"/>
-          <w:color w:val="1A1A2E"/>
-          <w:sz w:val="22"/>
-          <w:szCs w:val="22"/>
-        </w:rPr>
-        <w:t xml:space="preserve">Private investors, developers, and joint venture counterparties;</w:t>
+        <w:spacing w:before="50" w:after="50"/>
+      </w:pPr>
+      <w:r>
+        <w:rPr>
+          <w:color w:val="1A1A2E"/>
+        </w:rPr>
+        <w:t>Private investors, developers, and joint venture counterparties;</w:t>
       </w:r>
     </w:p>
     <w:p>
@@ -790,16 +986,13 @@
           <w:ilvl w:val="0"/>
           <w:numId w:val="2"/>
         </w:numPr>
-        <w:spacing w:after="50" w:before="50"/>
-      </w:pPr>
-      <w:r>
-        <w:rPr>
-          <w:rFonts w:ascii="Georgia" w:cs="Georgia" w:eastAsia="Georgia" w:hAnsi="Georgia"/>
-          <w:color w:val="1A1A2E"/>
-          <w:sz w:val="22"/>
-          <w:szCs w:val="22"/>
-        </w:rPr>
-        <w:t xml:space="preserve">Legal practitioners, town planners, land surveyors, and other professionals;</w:t>
+        <w:spacing w:before="50" w:after="50"/>
+      </w:pPr>
+      <w:r>
+        <w:rPr>
+          <w:color w:val="1A1A2E"/>
+        </w:rPr>
+        <w:t>Legal practitioners, town planners, land surveyors, and other professionals;</w:t>
       </w:r>
     </w:p>
     <w:p>
@@ -809,16 +1002,13 @@
           <w:ilvl w:val="0"/>
           <w:numId w:val="2"/>
         </w:numPr>
-        <w:spacing w:after="50" w:before="50"/>
-      </w:pPr>
-      <w:r>
-        <w:rPr>
-          <w:rFonts w:ascii="Georgia" w:cs="Georgia" w:eastAsia="Georgia" w:hAnsi="Georgia"/>
-          <w:color w:val="1A1A2E"/>
-          <w:sz w:val="22"/>
-          <w:szCs w:val="22"/>
-        </w:rPr>
-        <w:t xml:space="preserve">Occupier representatives and community bodies on the Lion Park land;</w:t>
+        <w:spacing w:before="50" w:after="50"/>
+      </w:pPr>
+      <w:r>
+        <w:rPr>
+          <w:color w:val="1A1A2E"/>
+        </w:rPr>
+        <w:t>Occupier representatives and community bodies on the Lion Park land;</w:t>
       </w:r>
     </w:p>
     <w:p>
@@ -828,62 +1018,58 @@
           <w:ilvl w:val="0"/>
           <w:numId w:val="2"/>
         </w:numPr>
-        <w:spacing w:after="50" w:before="50"/>
-      </w:pPr>
-      <w:r>
-        <w:rPr>
-          <w:rFonts w:ascii="Georgia" w:cs="Georgia" w:eastAsia="Georgia" w:hAnsi="Georgia"/>
-          <w:color w:val="1A1A2E"/>
-          <w:sz w:val="22"/>
-          <w:szCs w:val="22"/>
-        </w:rPr>
-        <w:t xml:space="preserve">All other parties as may be necessary for the implementation of the Programme.</w:t>
-      </w:r>
-    </w:p>
-    <w:p>
-      <w:pPr>
-        <w:spacing w:after="0" w:before="40"/>
-      </w:pPr>
-      <w:r>
-        <w:t xml:space="preserve"/>
-      </w:r>
-    </w:p>
-    <w:p>
-      <w:pPr>
-        <w:spacing w:after="80" w:before="80"/>
+        <w:spacing w:before="50" w:after="50"/>
+      </w:pPr>
+      <w:r>
+        <w:rPr>
+          <w:color w:val="1A1A2E"/>
+        </w:rPr>
+        <w:t>All other parties as may be necessary for the implementation of the Programme.</w:t>
+      </w:r>
+    </w:p>
+    <w:p>
+      <w:pPr>
+        <w:spacing w:before="40"/>
+      </w:pPr>
+    </w:p>
+    <w:p>
+      <w:pPr>
+        <w:spacing w:before="80" w:after="80"/>
         <w:jc w:val="both"/>
       </w:pPr>
       <w:r>
         <w:rPr>
-          <w:rFonts w:ascii="Georgia" w:cs="Georgia" w:eastAsia="Georgia" w:hAnsi="Georgia"/>
           <w:b/>
           <w:bCs/>
-          <w:i w:val="false"/>
-          <w:iCs w:val="false"/>
-          <w:color w:val="1A1A2E"/>
-          <w:sz w:val="22"/>
-          <w:szCs w:val="22"/>
-        </w:rPr>
-        <w:t xml:space="preserve">2.3  AUTHORISATION OF GENERAL POWER OF ATTORNEY</w:t>
-      </w:r>
-    </w:p>
-    <w:p>
-      <w:pPr>
-        <w:spacing w:after="80" w:before="80"/>
+          <w:color w:val="1A1A2E"/>
+        </w:rPr>
+        <w:t>2.3  AUTHORISATION OF GENERAL POWER OF ATTORNEY</w:t>
+      </w:r>
+    </w:p>
+    <w:p>
+      <w:pPr>
+        <w:spacing w:before="80" w:after="80"/>
         <w:jc w:val="both"/>
       </w:pPr>
       <w:r>
         <w:rPr>
-          <w:rFonts w:ascii="Georgia" w:cs="Georgia" w:eastAsia="Georgia" w:hAnsi="Georgia"/>
-          <w:b w:val="false"/>
-          <w:bCs w:val="false"/>
-          <w:i w:val="false"/>
-          <w:iCs w:val="false"/>
-          <w:color w:val="1A1A2E"/>
-          <w:sz w:val="22"/>
-          <w:szCs w:val="22"/>
-        </w:rPr>
-        <w:t xml:space="preserve">That the Trust hereby authorises the execution of a General Power of Attorney (Reference: BBE/ACT/2026/POA/001) in favour of Bathunywe Business Enterprise and its authorised representatives, granting authority to:</w:t>
+          <w:color w:val="1A1A2E"/>
+        </w:rPr>
+        <w:t xml:space="preserve">That the Trust hereby authorises the execution of a General Power of Attorney (Reference: BBE/ACT/2026/POA/001) in favour of </w:t>
+      </w:r>
+      <w:proofErr w:type="spellStart"/>
+      <w:r>
+        <w:rPr>
+          <w:color w:val="1A1A2E"/>
+        </w:rPr>
+        <w:t>Bathunywe</w:t>
+      </w:r>
+      <w:proofErr w:type="spellEnd"/>
+      <w:r>
+        <w:rPr>
+          <w:color w:val="1A1A2E"/>
+        </w:rPr>
+        <w:t xml:space="preserve"> Business Enterprise and its authorised representatives, granting authority to:</w:t>
       </w:r>
     </w:p>
     <w:p>
@@ -893,16 +1079,13 @@
           <w:ilvl w:val="0"/>
           <w:numId w:val="2"/>
         </w:numPr>
-        <w:spacing w:after="50" w:before="50"/>
-      </w:pPr>
-      <w:r>
-        <w:rPr>
-          <w:rFonts w:ascii="Georgia" w:cs="Georgia" w:eastAsia="Georgia" w:hAnsi="Georgia"/>
-          <w:color w:val="1A1A2E"/>
-          <w:sz w:val="22"/>
-          <w:szCs w:val="22"/>
-        </w:rPr>
-        <w:t xml:space="preserve">Sign, execute, and submit applications, representations, and documents to government departments and financial institutions on the Trust's behalf;</w:t>
+        <w:spacing w:before="50" w:after="50"/>
+      </w:pPr>
+      <w:r>
+        <w:rPr>
+          <w:color w:val="1A1A2E"/>
+        </w:rPr>
+        <w:t>Sign, execute, and submit applications, representations, and documents to government departments and financial institutions on the Trust's behalf;</w:t>
       </w:r>
     </w:p>
     <w:p>
@@ -912,16 +1095,13 @@
           <w:ilvl w:val="0"/>
           <w:numId w:val="2"/>
         </w:numPr>
-        <w:spacing w:after="50" w:before="50"/>
-      </w:pPr>
-      <w:r>
-        <w:rPr>
-          <w:rFonts w:ascii="Georgia" w:cs="Georgia" w:eastAsia="Georgia" w:hAnsi="Georgia"/>
-          <w:color w:val="1A1A2E"/>
-          <w:sz w:val="22"/>
-          <w:szCs w:val="22"/>
-        </w:rPr>
-        <w:t xml:space="preserve">Execute funding applications and grant agreements, subject to Trustee ratification of any single agreement exceeding R500,000;</w:t>
+        <w:spacing w:before="50" w:after="50"/>
+      </w:pPr>
+      <w:r>
+        <w:rPr>
+          <w:color w:val="1A1A2E"/>
+        </w:rPr>
+        <w:t>Execute funding applications and grant agreements, subject to Trustee ratification of any single agreement exceeding R500,000;</w:t>
       </w:r>
     </w:p>
     <w:p>
@@ -931,16 +1111,13 @@
           <w:ilvl w:val="0"/>
           <w:numId w:val="2"/>
         </w:numPr>
-        <w:spacing w:after="50" w:before="50"/>
-      </w:pPr>
-      <w:r>
-        <w:rPr>
-          <w:rFonts w:ascii="Georgia" w:cs="Georgia" w:eastAsia="Georgia" w:hAnsi="Georgia"/>
-          <w:color w:val="1A1A2E"/>
-          <w:sz w:val="22"/>
-          <w:szCs w:val="22"/>
-        </w:rPr>
-        <w:t xml:space="preserve">Establish and administer the Programme Revenue Account at ABSA Bank Limited;</w:t>
+        <w:spacing w:before="50" w:after="50"/>
+      </w:pPr>
+      <w:r>
+        <w:rPr>
+          <w:color w:val="1A1A2E"/>
+        </w:rPr>
+        <w:t>Establish and administer the Programme Revenue Account at ABSA Bank Limited;</w:t>
       </w:r>
     </w:p>
     <w:p>
@@ -950,16 +1127,13 @@
           <w:ilvl w:val="0"/>
           <w:numId w:val="2"/>
         </w:numPr>
-        <w:spacing w:after="50" w:before="50"/>
-      </w:pPr>
-      <w:r>
-        <w:rPr>
-          <w:rFonts w:ascii="Georgia" w:cs="Georgia" w:eastAsia="Georgia" w:hAnsi="Georgia"/>
-          <w:color w:val="1A1A2E"/>
-          <w:sz w:val="22"/>
-          <w:szCs w:val="22"/>
-        </w:rPr>
-        <w:t xml:space="preserve">Enter into occupier registration agreements and issue Occupancy Certificates;</w:t>
+        <w:spacing w:before="50" w:after="50"/>
+      </w:pPr>
+      <w:r>
+        <w:rPr>
+          <w:color w:val="1A1A2E"/>
+        </w:rPr>
+        <w:t>Enter into occupier registration agreements and issue Occupancy Certificates;</w:t>
       </w:r>
     </w:p>
     <w:p>
@@ -969,16 +1143,13 @@
           <w:ilvl w:val="0"/>
           <w:numId w:val="2"/>
         </w:numPr>
-        <w:spacing w:after="50" w:before="50"/>
-      </w:pPr>
-      <w:r>
-        <w:rPr>
-          <w:rFonts w:ascii="Georgia" w:cs="Georgia" w:eastAsia="Georgia" w:hAnsi="Georgia"/>
-          <w:color w:val="1A1A2E"/>
-          <w:sz w:val="22"/>
-          <w:szCs w:val="22"/>
-        </w:rPr>
-        <w:t xml:space="preserve">Engage and instruct professional service providers on behalf of the Trust;</w:t>
+        <w:spacing w:before="50" w:after="50"/>
+      </w:pPr>
+      <w:r>
+        <w:rPr>
+          <w:color w:val="1A1A2E"/>
+        </w:rPr>
+        <w:t>Engage and instruct professional service providers on behalf of the Trust;</w:t>
       </w:r>
     </w:p>
     <w:p>
@@ -988,259 +1159,308 @@
           <w:ilvl w:val="0"/>
           <w:numId w:val="2"/>
         </w:numPr>
-        <w:spacing w:after="50" w:before="50"/>
-      </w:pPr>
-      <w:r>
-        <w:rPr>
-          <w:rFonts w:ascii="Georgia" w:cs="Georgia" w:eastAsia="Georgia" w:hAnsi="Georgia"/>
-          <w:color w:val="1A1A2E"/>
-          <w:sz w:val="22"/>
-          <w:szCs w:val="22"/>
-        </w:rPr>
-        <w:t xml:space="preserve">Perform all acts incidental to the implementation of the Programme, subject to the limitations specified in the Power of Attorney document.</w:t>
-      </w:r>
-    </w:p>
-    <w:p>
-      <w:pPr>
-        <w:spacing w:after="0" w:before="40"/>
-      </w:pPr>
-      <w:r>
-        <w:t xml:space="preserve"/>
-      </w:r>
-    </w:p>
-    <w:p>
-      <w:pPr>
-        <w:spacing w:after="80" w:before="80"/>
+        <w:spacing w:before="50" w:after="50"/>
+      </w:pPr>
+      <w:r>
+        <w:rPr>
+          <w:color w:val="1A1A2E"/>
+        </w:rPr>
+        <w:t>Perform all acts incidental to the implementation of the Programme, subject to the limitations specified in the Power of Attorney document.</w:t>
+      </w:r>
+    </w:p>
+    <w:p>
+      <w:pPr>
+        <w:spacing w:before="40"/>
+      </w:pPr>
+    </w:p>
+    <w:p>
+      <w:pPr>
+        <w:spacing w:before="80" w:after="80"/>
         <w:jc w:val="both"/>
       </w:pPr>
       <w:r>
         <w:rPr>
-          <w:rFonts w:ascii="Georgia" w:cs="Georgia" w:eastAsia="Georgia" w:hAnsi="Georgia"/>
           <w:b/>
           <w:bCs/>
-          <w:i w:val="false"/>
-          <w:iCs w:val="false"/>
-          <w:color w:val="1A1A2E"/>
-          <w:sz w:val="22"/>
-          <w:szCs w:val="22"/>
-        </w:rPr>
-        <w:t xml:space="preserve">2.4  PROGRAMME REVENUE ACCOUNT</w:t>
-      </w:r>
-    </w:p>
-    <w:p>
-      <w:pPr>
-        <w:spacing w:after="80" w:before="80"/>
+          <w:color w:val="1A1A2E"/>
+        </w:rPr>
+        <w:t>2.4  PROGRAMME REVENUE ACCOUNT</w:t>
+      </w:r>
+    </w:p>
+    <w:p>
+      <w:pPr>
+        <w:spacing w:before="80" w:after="80"/>
         <w:jc w:val="both"/>
       </w:pPr>
       <w:r>
         <w:rPr>
-          <w:rFonts w:ascii="Georgia" w:cs="Georgia" w:eastAsia="Georgia" w:hAnsi="Georgia"/>
-          <w:b w:val="false"/>
-          <w:bCs w:val="false"/>
-          <w:i w:val="false"/>
-          <w:iCs w:val="false"/>
-          <w:color w:val="1A1A2E"/>
-          <w:sz w:val="22"/>
-          <w:szCs w:val="22"/>
-        </w:rPr>
-        <w:t xml:space="preserve">That the Trust authorises the establishment of a dedicated Programme Revenue Account at ABSA Bank Limited in the name of the Trust, with Bathunywe Business Enterprise as the authorised operating agent, and that all levy receipts, registration fees, and programme grant proceeds be deposited into this account, disbursed in accordance with the waterfall provisions of the Service Level Agreement.</w:t>
-      </w:r>
-    </w:p>
-    <w:p>
-      <w:pPr>
-        <w:spacing w:after="0" w:before="40"/>
-      </w:pPr>
-      <w:r>
-        <w:t xml:space="preserve"/>
-      </w:r>
-    </w:p>
-    <w:p>
-      <w:pPr>
-        <w:spacing w:after="80" w:before="80"/>
+          <w:color w:val="1A1A2E"/>
+        </w:rPr>
+        <w:t xml:space="preserve">That the Trust authorises the establishment of a dedicated Programme Revenue Account at ABSA Bank Limited in the name of the Trust, with </w:t>
+      </w:r>
+      <w:proofErr w:type="spellStart"/>
+      <w:r>
+        <w:rPr>
+          <w:color w:val="1A1A2E"/>
+        </w:rPr>
+        <w:t>Bathunywe</w:t>
+      </w:r>
+      <w:proofErr w:type="spellEnd"/>
+      <w:r>
+        <w:rPr>
+          <w:color w:val="1A1A2E"/>
+        </w:rPr>
+        <w:t xml:space="preserve"> Business Enterprise as the </w:t>
+      </w:r>
+      <w:r>
+        <w:rPr>
+          <w:color w:val="1A1A2E"/>
+        </w:rPr>
+        <w:lastRenderedPageBreak/>
+        <w:t>authorised operating agent, and that all levy receipts, registration fees, and programme grant proceeds be deposited into this account, disbursed in accordance with the waterfall provisions of the Service Level Agreement.</w:t>
+      </w:r>
+    </w:p>
+    <w:p>
+      <w:pPr>
+        <w:spacing w:before="40"/>
+      </w:pPr>
+    </w:p>
+    <w:p>
+      <w:pPr>
+        <w:spacing w:before="80" w:after="80"/>
         <w:jc w:val="both"/>
       </w:pPr>
       <w:r>
         <w:rPr>
-          <w:rFonts w:ascii="Georgia" w:cs="Georgia" w:eastAsia="Georgia" w:hAnsi="Georgia"/>
           <w:b/>
           <w:bCs/>
-          <w:i w:val="false"/>
-          <w:iCs w:val="false"/>
-          <w:color w:val="1A1A2E"/>
-          <w:sz w:val="22"/>
-          <w:szCs w:val="22"/>
-        </w:rPr>
-        <w:t xml:space="preserve">2.5  KWAHLELWA GROUP — TECHNOLOGY PARTNER</w:t>
-      </w:r>
-    </w:p>
-    <w:p>
-      <w:pPr>
-        <w:spacing w:after="80" w:before="80"/>
+          <w:color w:val="1A1A2E"/>
+        </w:rPr>
+        <w:t>2.5  KWAHLELWA GROUP — TECHNOLOGY PARTNER</w:t>
+      </w:r>
+    </w:p>
+    <w:p>
+      <w:pPr>
+        <w:spacing w:before="80" w:after="80"/>
         <w:jc w:val="both"/>
       </w:pPr>
       <w:r>
         <w:rPr>
-          <w:rFonts w:ascii="Georgia" w:cs="Georgia" w:eastAsia="Georgia" w:hAnsi="Georgia"/>
-          <w:b w:val="false"/>
-          <w:bCs w:val="false"/>
-          <w:i w:val="false"/>
-          <w:iCs w:val="false"/>
-          <w:color w:val="1A1A2E"/>
-          <w:sz w:val="22"/>
-          <w:szCs w:val="22"/>
-        </w:rPr>
-        <w:t xml:space="preserve">That the Trust acknowledges and approves the involvement of Kwahlelwa Group, led by Ms Lonathemba Radebe, as the Technology Partner responsible for the design, development, and operation of the LandLink Occupier Registration and Geospatial Intelligence Platform, as an integral component of the Programme's operational infrastructure.</w:t>
-      </w:r>
-    </w:p>
-    <w:p>
-      <w:pPr>
-        <w:spacing w:after="0" w:before="40"/>
-      </w:pPr>
-      <w:r>
-        <w:t xml:space="preserve"/>
-      </w:r>
-    </w:p>
-    <w:p>
-      <w:pPr>
-        <w:spacing w:after="80" w:before="80"/>
+          <w:color w:val="1A1A2E"/>
+        </w:rPr>
+        <w:t xml:space="preserve">That the Trust acknowledges and approves the involvement of </w:t>
+      </w:r>
+      <w:proofErr w:type="spellStart"/>
+      <w:r>
+        <w:rPr>
+          <w:color w:val="1A1A2E"/>
+        </w:rPr>
+        <w:t>Kwahlelwa</w:t>
+      </w:r>
+      <w:proofErr w:type="spellEnd"/>
+      <w:r>
+        <w:rPr>
+          <w:color w:val="1A1A2E"/>
+        </w:rPr>
+        <w:t xml:space="preserve"> Group, led by Ms Lonathemba Radebe, as the Technology Partner responsible for the design, development, and operation of the </w:t>
+      </w:r>
+      <w:proofErr w:type="spellStart"/>
+      <w:r>
+        <w:rPr>
+          <w:color w:val="1A1A2E"/>
+        </w:rPr>
+        <w:t>LandLink</w:t>
+      </w:r>
+      <w:proofErr w:type="spellEnd"/>
+      <w:r>
+        <w:rPr>
+          <w:color w:val="1A1A2E"/>
+        </w:rPr>
+        <w:t xml:space="preserve"> Occupier Registration and Geospatial Intelligence Platform, as an integral component of the Programme's operational infrastructure.</w:t>
+      </w:r>
+    </w:p>
+    <w:p>
+      <w:pPr>
+        <w:spacing w:before="40"/>
+      </w:pPr>
+    </w:p>
+    <w:p>
+      <w:pPr>
+        <w:spacing w:before="80" w:after="80"/>
         <w:jc w:val="both"/>
       </w:pPr>
       <w:r>
         <w:rPr>
-          <w:rFonts w:ascii="Georgia" w:cs="Georgia" w:eastAsia="Georgia" w:hAnsi="Georgia"/>
           <w:b/>
           <w:bCs/>
-          <w:i w:val="false"/>
-          <w:iCs w:val="false"/>
-          <w:color w:val="1A1A2E"/>
-          <w:sz w:val="22"/>
-          <w:szCs w:val="22"/>
-        </w:rPr>
-        <w:t xml:space="preserve">2.6  GOVERNANCE AND REPORTING</w:t>
-      </w:r>
-    </w:p>
-    <w:p>
-      <w:pPr>
-        <w:spacing w:after="80" w:before="80"/>
+          <w:color w:val="1A1A2E"/>
+        </w:rPr>
+        <w:t>2.6  GOVERNANCE AND REPORTING</w:t>
+      </w:r>
+    </w:p>
+    <w:p>
+      <w:pPr>
+        <w:spacing w:before="80" w:after="80"/>
         <w:jc w:val="both"/>
       </w:pPr>
       <w:r>
         <w:rPr>
-          <w:rFonts w:ascii="Georgia" w:cs="Georgia" w:eastAsia="Georgia" w:hAnsi="Georgia"/>
-          <w:b w:val="false"/>
-          <w:bCs w:val="false"/>
-          <w:i w:val="false"/>
-          <w:iCs w:val="false"/>
-          <w:color w:val="1A1A2E"/>
-          <w:sz w:val="22"/>
-          <w:szCs w:val="22"/>
-        </w:rPr>
-        <w:t xml:space="preserve">That Bathunywe shall provide the Trust with a written monthly progress and financial report by the 7th day of each calendar month, and that an independent quarterly financial review shall be conducted. All major decisions remain subject to the ultimate authority of the Board of Trustees.</w:t>
-      </w:r>
-    </w:p>
-    <w:p>
-      <w:pPr>
-        <w:spacing w:after="0" w:before="40"/>
-      </w:pPr>
-      <w:r>
-        <w:t xml:space="preserve"/>
-      </w:r>
-    </w:p>
-    <w:p>
-      <w:pPr>
-        <w:spacing w:after="80" w:before="80"/>
+          <w:color w:val="1A1A2E"/>
+        </w:rPr>
+        <w:t xml:space="preserve">That </w:t>
+      </w:r>
+      <w:proofErr w:type="spellStart"/>
+      <w:r>
+        <w:rPr>
+          <w:color w:val="1A1A2E"/>
+        </w:rPr>
+        <w:t>Bathunywe</w:t>
+      </w:r>
+      <w:proofErr w:type="spellEnd"/>
+      <w:r>
+        <w:rPr>
+          <w:color w:val="1A1A2E"/>
+        </w:rPr>
+        <w:t xml:space="preserve"> shall provide the Trust with a written monthly progress and financial report by the 7th day of each calendar month, and that an independent quarterly financial review shall be conducted. All major decisions remain subject to the ultimate authority of the Board of Trustees.</w:t>
+      </w:r>
+    </w:p>
+    <w:p>
+      <w:pPr>
+        <w:spacing w:before="40"/>
+      </w:pPr>
+    </w:p>
+    <w:p>
+      <w:pPr>
+        <w:spacing w:before="80" w:after="80"/>
         <w:jc w:val="both"/>
       </w:pPr>
       <w:r>
         <w:rPr>
-          <w:rFonts w:ascii="Georgia" w:cs="Georgia" w:eastAsia="Georgia" w:hAnsi="Georgia"/>
           <w:b/>
           <w:bCs/>
-          <w:i w:val="false"/>
-          <w:iCs w:val="false"/>
-          <w:color w:val="1A1A2E"/>
-          <w:sz w:val="22"/>
-          <w:szCs w:val="22"/>
-        </w:rPr>
-        <w:t xml:space="preserve">2.7  LIMITATION ON LAND DISPOSAL</w:t>
-      </w:r>
-    </w:p>
-    <w:p>
-      <w:pPr>
-        <w:spacing w:after="80" w:before="80"/>
+          <w:color w:val="1A1A2E"/>
+        </w:rPr>
+        <w:t>2.7  LIMITATION ON LAND DISPOSAL</w:t>
+      </w:r>
+    </w:p>
+    <w:p>
+      <w:pPr>
+        <w:spacing w:before="80" w:after="80"/>
         <w:jc w:val="both"/>
       </w:pPr>
       <w:r>
         <w:rPr>
-          <w:rFonts w:ascii="Georgia" w:cs="Georgia" w:eastAsia="Georgia" w:hAnsi="Georgia"/>
-          <w:b w:val="false"/>
-          <w:bCs w:val="false"/>
-          <w:i w:val="false"/>
-          <w:iCs w:val="false"/>
-          <w:color w:val="1A1A2E"/>
-          <w:sz w:val="22"/>
-          <w:szCs w:val="22"/>
-        </w:rPr>
-        <w:t xml:space="preserve">That nothing in this Resolution or any document authorised hereby shall empower Bathunywe Business Enterprise to alienate, donate, encumber, or otherwise dispose of any immovable property owned by the Trust. Any such transaction requires a separate specific resolution of the Board of Trustees.</w:t>
+          <w:color w:val="1A1A2E"/>
+        </w:rPr>
+        <w:t xml:space="preserve">That nothing in this Resolution or any document authorised hereby shall empower </w:t>
+      </w:r>
+      <w:proofErr w:type="spellStart"/>
+      <w:r>
+        <w:rPr>
+          <w:color w:val="1A1A2E"/>
+        </w:rPr>
+        <w:t>Bathunywe</w:t>
+      </w:r>
+      <w:proofErr w:type="spellEnd"/>
+      <w:r>
+        <w:rPr>
+          <w:color w:val="1A1A2E"/>
+        </w:rPr>
+        <w:t xml:space="preserve"> Business Enterprise to alienate, donate, encumber, or otherwise dispose of any immovable property owned by the Trust. Any such transaction requires a separate specific resolution of the Board of Trustees.</w:t>
       </w:r>
     </w:p>
     <w:p>
       <w:pPr>
         <w:pBdr>
-          <w:bottom w:val="single" w:color="C8922A" w:sz="6" w:space="1"/>
+          <w:bottom w:val="single" w:sz="6" w:space="1" w:color="C8922A"/>
         </w:pBdr>
-        <w:spacing w:after="80" w:before="300"/>
-      </w:pPr>
-      <w:r>
-        <w:rPr>
-          <w:rFonts w:ascii="Arial" w:cs="Arial" w:eastAsia="Arial" w:hAnsi="Arial"/>
+        <w:spacing w:before="300" w:after="80"/>
+      </w:pPr>
+      <w:r>
+        <w:rPr>
+          <w:rFonts w:ascii="Arial" w:eastAsia="Arial" w:hAnsi="Arial" w:cs="Arial"/>
           <w:b/>
           <w:bCs/>
           <w:color w:val="1B4332"/>
-          <w:sz w:val="22"/>
-          <w:szCs w:val="22"/>
-        </w:rPr>
-        <w:t xml:space="preserve">3. CERTIFICATION</w:t>
-      </w:r>
-    </w:p>
-    <w:p>
-      <w:pPr>
-        <w:spacing w:after="80" w:before="80"/>
+        </w:rPr>
+        <w:t>3. CERTIFICATION</w:t>
+      </w:r>
+    </w:p>
+    <w:p>
+      <w:pPr>
+        <w:spacing w:before="80" w:after="80"/>
         <w:jc w:val="both"/>
       </w:pPr>
       <w:r>
         <w:rPr>
-          <w:rFonts w:ascii="Georgia" w:cs="Georgia" w:eastAsia="Georgia" w:hAnsi="Georgia"/>
-          <w:b w:val="false"/>
-          <w:bCs w:val="false"/>
-          <w:i w:val="false"/>
-          <w:iCs w:val="false"/>
-          <w:color w:val="1A1A2E"/>
-          <w:sz w:val="22"/>
-          <w:szCs w:val="22"/>
-        </w:rPr>
-        <w:t xml:space="preserve">We, the undersigned Trustees of the Azibuye Emasisweni MaQamu Community Trust (IT 1021/2007), hereby certify that this Written Resolution has been passed unanimously and that we are duly authorised to execute it on behalf of the Trust.</w:t>
-      </w:r>
-    </w:p>
-    <w:p>
-      <w:pPr>
-        <w:spacing w:after="0" w:before="200"/>
-      </w:pPr>
-      <w:r>
-        <w:t xml:space="preserve"/>
-      </w:r>
+          <w:color w:val="1A1A2E"/>
+        </w:rPr>
+        <w:t xml:space="preserve">We, the undersigned Trustees of the </w:t>
+      </w:r>
+      <w:proofErr w:type="spellStart"/>
+      <w:r>
+        <w:rPr>
+          <w:color w:val="1A1A2E"/>
+        </w:rPr>
+        <w:t>Azibuye</w:t>
+      </w:r>
+      <w:proofErr w:type="spellEnd"/>
+      <w:r>
+        <w:rPr>
+          <w:color w:val="1A1A2E"/>
+        </w:rPr>
+        <w:t xml:space="preserve"> </w:t>
+      </w:r>
+      <w:proofErr w:type="spellStart"/>
+      <w:r>
+        <w:rPr>
+          <w:color w:val="1A1A2E"/>
+        </w:rPr>
+        <w:t>Emasisweni</w:t>
+      </w:r>
+      <w:proofErr w:type="spellEnd"/>
+      <w:r>
+        <w:rPr>
+          <w:color w:val="1A1A2E"/>
+        </w:rPr>
+        <w:t xml:space="preserve"> </w:t>
+      </w:r>
+      <w:proofErr w:type="spellStart"/>
+      <w:r>
+        <w:rPr>
+          <w:color w:val="1A1A2E"/>
+        </w:rPr>
+        <w:t>MaQamu</w:t>
+      </w:r>
+      <w:proofErr w:type="spellEnd"/>
+      <w:r>
+        <w:rPr>
+          <w:color w:val="1A1A2E"/>
+        </w:rPr>
+        <w:t xml:space="preserve"> Community Trust (IT 1021/2007), hereby certify that this Written Resolution has been passed unanimously and that we are duly authorised to execute it on behalf of the Trust.</w:t>
+      </w:r>
+    </w:p>
+    <w:p>
+      <w:pPr>
+        <w:spacing w:before="200"/>
+      </w:pPr>
     </w:p>
     <w:tbl>
       <w:tblPr>
-        <w:tblW w:type="dxa" w:w="9026"/>
+        <w:tblW w:w="9026" w:type="dxa"/>
         <w:tblBorders>
-          <w:top w:val="single" w:color="auto" w:sz="4"/>
-          <w:left w:val="single" w:color="auto" w:sz="4"/>
-          <w:bottom w:val="single" w:color="auto" w:sz="4"/>
-          <w:right w:val="single" w:color="auto" w:sz="4"/>
-          <w:insideH w:val="single" w:color="auto" w:sz="4"/>
-          <w:insideV w:val="single" w:color="auto" w:sz="4"/>
+          <w:top w:val="single" w:sz="4" w:space="0" w:color="auto"/>
+          <w:left w:val="single" w:sz="4" w:space="0" w:color="auto"/>
+          <w:bottom w:val="single" w:sz="4" w:space="0" w:color="auto"/>
+          <w:right w:val="single" w:sz="4" w:space="0" w:color="auto"/>
+          <w:insideH w:val="single" w:sz="4" w:space="0" w:color="auto"/>
+          <w:insideV w:val="single" w:sz="4" w:space="0" w:color="auto"/>
         </w:tblBorders>
+        <w:tblCellMar>
+          <w:left w:w="10" w:type="dxa"/>
+          <w:right w:w="10" w:type="dxa"/>
+        </w:tblCellMar>
+        <w:tblLook w:val="04A0" w:firstRow="1" w:lastRow="0" w:firstColumn="1" w:lastColumn="0" w:noHBand="0" w:noVBand="1"/>
       </w:tblPr>
       <w:tblGrid>
         <w:gridCol w:w="4313"/>
@@ -1248,25 +1468,30 @@
         <w:gridCol w:w="4313"/>
       </w:tblGrid>
       <w:tr>
+        <w:tblPrEx>
+          <w:tblCellMar>
+            <w:top w:w="0" w:type="dxa"/>
+            <w:bottom w:w="0" w:type="dxa"/>
+          </w:tblCellMar>
+        </w:tblPrEx>
         <w:tc>
           <w:tcPr>
-            <w:tcW w:type="dxa" w:w="4313"/>
+            <w:tcW w:w="4313" w:type="dxa"/>
             <w:tcBorders>
-              <w:top w:val="none" w:color="FFFFFF" w:sz="0"/>
-              <w:left w:val="none" w:color="FFFFFF" w:sz="0"/>
-              <w:bottom w:val="none" w:color="FFFFFF" w:sz="0"/>
-              <w:right w:val="none" w:color="FFFFFF" w:sz="0"/>
+              <w:top w:val="none" w:sz="0" w:space="0" w:color="FFFFFF"/>
+              <w:left w:val="none" w:sz="0" w:space="0" w:color="FFFFFF"/>
+              <w:bottom w:val="none" w:sz="0" w:space="0" w:color="FFFFFF"/>
+              <w:right w:val="none" w:sz="0" w:space="0" w:color="FFFFFF"/>
             </w:tcBorders>
           </w:tcPr>
           <w:p>
             <w:pPr>
               <w:pBdr>
-                <w:bottom w:val="single" w:color="1B4332" w:sz="4"/>
+                <w:bottom w:val="single" w:sz="4" w:space="0" w:color="1B4332"/>
               </w:pBdr>
             </w:pPr>
             <w:r>
               <w:rPr>
-                <w:rFonts w:ascii="Georgia" w:cs="Georgia" w:eastAsia="Georgia" w:hAnsi="Georgia"/>
                 <w:sz w:val="44"/>
                 <w:szCs w:val="44"/>
               </w:rPr>
@@ -1275,68 +1500,108 @@
           </w:p>
           <w:p>
             <w:pPr>
-              <w:spacing w:after="16" w:before="60"/>
+              <w:spacing w:before="60" w:after="16"/>
             </w:pPr>
             <w:r>
               <w:rPr>
-                <w:rFonts w:ascii="Georgia" w:cs="Georgia" w:eastAsia="Georgia" w:hAnsi="Georgia"/>
                 <w:b/>
                 <w:bCs/>
                 <w:color w:val="1A1A2E"/>
-                <w:sz w:val="22"/>
-                <w:szCs w:val="22"/>
-              </w:rPr>
-              <w:t xml:space="preserve">Mr Ngcobo</w:t>
+              </w:rPr>
+              <w:t>Mr Ngcobo</w:t>
             </w:r>
           </w:p>
           <w:p>
             <w:pPr>
-              <w:spacing w:after="16" w:before="0"/>
+              <w:spacing w:after="16"/>
             </w:pPr>
             <w:r>
               <w:rPr>
-                <w:rFonts w:ascii="Georgia" w:cs="Georgia" w:eastAsia="Georgia" w:hAnsi="Georgia"/>
                 <w:color w:val="4B5563"/>
                 <w:sz w:val="19"/>
                 <w:szCs w:val="19"/>
               </w:rPr>
-              <w:t xml:space="preserve">Trustee</w:t>
+              <w:t>Trustee</w:t>
             </w:r>
           </w:p>
           <w:p>
             <w:pPr>
-              <w:spacing w:after="16" w:before="0"/>
+              <w:spacing w:after="16"/>
             </w:pPr>
-            <w:r>
-              <w:rPr>
-                <w:rFonts w:ascii="Georgia" w:cs="Georgia" w:eastAsia="Georgia" w:hAnsi="Georgia"/>
+            <w:proofErr w:type="spellStart"/>
+            <w:r>
+              <w:rPr>
                 <w:color w:val="1B4332"/>
                 <w:sz w:val="19"/>
                 <w:szCs w:val="19"/>
               </w:rPr>
-              <w:t xml:space="preserve">Azibuye Emasisweni MaQamu Community Trust</w:t>
+              <w:t>Azibuye</w:t>
+            </w:r>
+            <w:proofErr w:type="spellEnd"/>
+            <w:r>
+              <w:rPr>
+                <w:color w:val="1B4332"/>
+                <w:sz w:val="19"/>
+                <w:szCs w:val="19"/>
+              </w:rPr>
+              <w:t xml:space="preserve"> </w:t>
+            </w:r>
+            <w:proofErr w:type="spellStart"/>
+            <w:r>
+              <w:rPr>
+                <w:color w:val="1B4332"/>
+                <w:sz w:val="19"/>
+                <w:szCs w:val="19"/>
+              </w:rPr>
+              <w:t>Emasisweni</w:t>
+            </w:r>
+            <w:proofErr w:type="spellEnd"/>
+            <w:r>
+              <w:rPr>
+                <w:color w:val="1B4332"/>
+                <w:sz w:val="19"/>
+                <w:szCs w:val="19"/>
+              </w:rPr>
+              <w:t xml:space="preserve"> </w:t>
+            </w:r>
+            <w:proofErr w:type="spellStart"/>
+            <w:r>
+              <w:rPr>
+                <w:color w:val="1B4332"/>
+                <w:sz w:val="19"/>
+                <w:szCs w:val="19"/>
+              </w:rPr>
+              <w:t>MaQamu</w:t>
+            </w:r>
+            <w:proofErr w:type="spellEnd"/>
+            <w:r>
+              <w:rPr>
+                <w:color w:val="1B4332"/>
+                <w:sz w:val="19"/>
+                <w:szCs w:val="19"/>
+              </w:rPr>
+              <w:t xml:space="preserve"> Community Trust</w:t>
             </w:r>
           </w:p>
           <w:p>
             <w:r>
               <w:rPr>
-                <w:rFonts w:ascii="Georgia" w:cs="Georgia" w:eastAsia="Georgia" w:hAnsi="Georgia"/>
                 <w:color w:val="4B5563"/>
                 <w:sz w:val="19"/>
                 <w:szCs w:val="19"/>
               </w:rPr>
-              <w:t xml:space="preserve">Date: ___________________</w:t>
+              <w:t>Date: ___________________</w:t>
             </w:r>
           </w:p>
         </w:tc>
         <w:tc>
           <w:tcPr>
-            <w:tcW w:type="dxa" w:w="400"/>
+            <w:tcW w:w="400" w:type="dxa"/>
             <w:tcBorders>
-              <w:top w:val="none" w:color="FFFFFF" w:sz="0"/>
-              <w:left w:val="none" w:color="FFFFFF" w:sz="0"/>
-              <w:bottom w:val="none" w:color="FFFFFF" w:sz="0"/>
-              <w:right w:val="none" w:color="FFFFFF" w:sz="0"/>
+              <w:top w:val="none" w:sz="0" w:space="0" w:color="FFFFFF"/>
+              <w:left w:val="none" w:sz="0" w:space="0" w:color="FFFFFF"/>
+              <w:bottom w:val="none" w:sz="0" w:space="0" w:color="FFFFFF"/>
+              <w:right w:val="none" w:sz="0" w:space="0" w:color="FFFFFF"/>
             </w:tcBorders>
           </w:tcPr>
           <w:p>
@@ -1347,23 +1612,22 @@
         </w:tc>
         <w:tc>
           <w:tcPr>
-            <w:tcW w:type="dxa" w:w="4313"/>
+            <w:tcW w:w="4313" w:type="dxa"/>
             <w:tcBorders>
-              <w:top w:val="none" w:color="FFFFFF" w:sz="0"/>
-              <w:left w:val="none" w:color="FFFFFF" w:sz="0"/>
-              <w:bottom w:val="none" w:color="FFFFFF" w:sz="0"/>
-              <w:right w:val="none" w:color="FFFFFF" w:sz="0"/>
+              <w:top w:val="none" w:sz="0" w:space="0" w:color="FFFFFF"/>
+              <w:left w:val="none" w:sz="0" w:space="0" w:color="FFFFFF"/>
+              <w:bottom w:val="none" w:sz="0" w:space="0" w:color="FFFFFF"/>
+              <w:right w:val="none" w:sz="0" w:space="0" w:color="FFFFFF"/>
             </w:tcBorders>
           </w:tcPr>
           <w:p>
             <w:pPr>
               <w:pBdr>
-                <w:bottom w:val="single" w:color="1B4332" w:sz="4"/>
+                <w:bottom w:val="single" w:sz="4" w:space="0" w:color="1B4332"/>
               </w:pBdr>
             </w:pPr>
             <w:r>
               <w:rPr>
-                <w:rFonts w:ascii="Georgia" w:cs="Georgia" w:eastAsia="Georgia" w:hAnsi="Georgia"/>
                 <w:sz w:val="44"/>
                 <w:szCs w:val="44"/>
               </w:rPr>
@@ -1372,57 +1636,97 @@
           </w:p>
           <w:p>
             <w:pPr>
-              <w:spacing w:after="16" w:before="60"/>
+              <w:spacing w:before="60" w:after="16"/>
             </w:pPr>
             <w:r>
               <w:rPr>
-                <w:rFonts w:ascii="Georgia" w:cs="Georgia" w:eastAsia="Georgia" w:hAnsi="Georgia"/>
                 <w:b/>
                 <w:bCs/>
                 <w:color w:val="1A1A2E"/>
-                <w:sz w:val="22"/>
-                <w:szCs w:val="22"/>
-              </w:rPr>
-              <w:t xml:space="preserve">[Trustee Full Name]</w:t>
+              </w:rPr>
+              <w:t>[Trustee Full Name]</w:t>
             </w:r>
           </w:p>
           <w:p>
             <w:pPr>
-              <w:spacing w:after="16" w:before="0"/>
+              <w:spacing w:after="16"/>
             </w:pPr>
             <w:r>
               <w:rPr>
-                <w:rFonts w:ascii="Georgia" w:cs="Georgia" w:eastAsia="Georgia" w:hAnsi="Georgia"/>
                 <w:color w:val="4B5563"/>
                 <w:sz w:val="19"/>
                 <w:szCs w:val="19"/>
               </w:rPr>
-              <w:t xml:space="preserve">Trustee</w:t>
+              <w:t>Trustee</w:t>
             </w:r>
           </w:p>
           <w:p>
             <w:pPr>
-              <w:spacing w:after="16" w:before="0"/>
+              <w:spacing w:after="16"/>
             </w:pPr>
-            <w:r>
-              <w:rPr>
-                <w:rFonts w:ascii="Georgia" w:cs="Georgia" w:eastAsia="Georgia" w:hAnsi="Georgia"/>
+            <w:proofErr w:type="spellStart"/>
+            <w:r>
+              <w:rPr>
                 <w:color w:val="1B4332"/>
                 <w:sz w:val="19"/>
                 <w:szCs w:val="19"/>
               </w:rPr>
-              <w:t xml:space="preserve">Azibuye Emasisweni MaQamu Community Trust</w:t>
+              <w:t>Azibuye</w:t>
+            </w:r>
+            <w:proofErr w:type="spellEnd"/>
+            <w:r>
+              <w:rPr>
+                <w:color w:val="1B4332"/>
+                <w:sz w:val="19"/>
+                <w:szCs w:val="19"/>
+              </w:rPr>
+              <w:t xml:space="preserve"> </w:t>
+            </w:r>
+            <w:proofErr w:type="spellStart"/>
+            <w:r>
+              <w:rPr>
+                <w:color w:val="1B4332"/>
+                <w:sz w:val="19"/>
+                <w:szCs w:val="19"/>
+              </w:rPr>
+              <w:t>Emasisweni</w:t>
+            </w:r>
+            <w:proofErr w:type="spellEnd"/>
+            <w:r>
+              <w:rPr>
+                <w:color w:val="1B4332"/>
+                <w:sz w:val="19"/>
+                <w:szCs w:val="19"/>
+              </w:rPr>
+              <w:t xml:space="preserve"> </w:t>
+            </w:r>
+            <w:proofErr w:type="spellStart"/>
+            <w:r>
+              <w:rPr>
+                <w:color w:val="1B4332"/>
+                <w:sz w:val="19"/>
+                <w:szCs w:val="19"/>
+              </w:rPr>
+              <w:t>MaQamu</w:t>
+            </w:r>
+            <w:proofErr w:type="spellEnd"/>
+            <w:r>
+              <w:rPr>
+                <w:color w:val="1B4332"/>
+                <w:sz w:val="19"/>
+                <w:szCs w:val="19"/>
+              </w:rPr>
+              <w:t xml:space="preserve"> Community Trust</w:t>
             </w:r>
           </w:p>
           <w:p>
             <w:r>
               <w:rPr>
-                <w:rFonts w:ascii="Georgia" w:cs="Georgia" w:eastAsia="Georgia" w:hAnsi="Georgia"/>
                 <w:color w:val="4B5563"/>
                 <w:sz w:val="19"/>
                 <w:szCs w:val="19"/>
               </w:rPr>
-              <w:t xml:space="preserve">Date: ___________________</w:t>
+              <w:t>Date: ___________________</w:t>
             </w:r>
           </w:p>
         </w:tc>
@@ -1430,23 +1734,25 @@
     </w:tbl>
     <w:p>
       <w:pPr>
-        <w:spacing w:after="0" w:before="200"/>
-      </w:pPr>
-      <w:r>
-        <w:t xml:space="preserve"/>
-      </w:r>
+        <w:spacing w:before="200"/>
+      </w:pPr>
     </w:p>
     <w:tbl>
       <w:tblPr>
-        <w:tblW w:type="dxa" w:w="9026"/>
+        <w:tblW w:w="9026" w:type="dxa"/>
         <w:tblBorders>
-          <w:top w:val="single" w:color="auto" w:sz="4"/>
-          <w:left w:val="single" w:color="auto" w:sz="4"/>
-          <w:bottom w:val="single" w:color="auto" w:sz="4"/>
-          <w:right w:val="single" w:color="auto" w:sz="4"/>
-          <w:insideH w:val="single" w:color="auto" w:sz="4"/>
-          <w:insideV w:val="single" w:color="auto" w:sz="4"/>
+          <w:top w:val="single" w:sz="4" w:space="0" w:color="auto"/>
+          <w:left w:val="single" w:sz="4" w:space="0" w:color="auto"/>
+          <w:bottom w:val="single" w:sz="4" w:space="0" w:color="auto"/>
+          <w:right w:val="single" w:sz="4" w:space="0" w:color="auto"/>
+          <w:insideH w:val="single" w:sz="4" w:space="0" w:color="auto"/>
+          <w:insideV w:val="single" w:sz="4" w:space="0" w:color="auto"/>
         </w:tblBorders>
+        <w:tblCellMar>
+          <w:left w:w="10" w:type="dxa"/>
+          <w:right w:w="10" w:type="dxa"/>
+        </w:tblCellMar>
+        <w:tblLook w:val="04A0" w:firstRow="1" w:lastRow="0" w:firstColumn="1" w:lastColumn="0" w:noHBand="0" w:noVBand="1"/>
       </w:tblPr>
       <w:tblGrid>
         <w:gridCol w:w="4313"/>
@@ -1454,25 +1760,30 @@
         <w:gridCol w:w="4313"/>
       </w:tblGrid>
       <w:tr>
+        <w:tblPrEx>
+          <w:tblCellMar>
+            <w:top w:w="0" w:type="dxa"/>
+            <w:bottom w:w="0" w:type="dxa"/>
+          </w:tblCellMar>
+        </w:tblPrEx>
         <w:tc>
           <w:tcPr>
-            <w:tcW w:type="dxa" w:w="4313"/>
+            <w:tcW w:w="4313" w:type="dxa"/>
             <w:tcBorders>
-              <w:top w:val="none" w:color="FFFFFF" w:sz="0"/>
-              <w:left w:val="none" w:color="FFFFFF" w:sz="0"/>
-              <w:bottom w:val="none" w:color="FFFFFF" w:sz="0"/>
-              <w:right w:val="none" w:color="FFFFFF" w:sz="0"/>
+              <w:top w:val="none" w:sz="0" w:space="0" w:color="FFFFFF"/>
+              <w:left w:val="none" w:sz="0" w:space="0" w:color="FFFFFF"/>
+              <w:bottom w:val="none" w:sz="0" w:space="0" w:color="FFFFFF"/>
+              <w:right w:val="none" w:sz="0" w:space="0" w:color="FFFFFF"/>
             </w:tcBorders>
           </w:tcPr>
           <w:p>
             <w:pPr>
               <w:pBdr>
-                <w:bottom w:val="single" w:color="1B4332" w:sz="4"/>
+                <w:bottom w:val="single" w:sz="4" w:space="0" w:color="1B4332"/>
               </w:pBdr>
             </w:pPr>
             <w:r>
               <w:rPr>
-                <w:rFonts w:ascii="Georgia" w:cs="Georgia" w:eastAsia="Georgia" w:hAnsi="Georgia"/>
                 <w:sz w:val="44"/>
                 <w:szCs w:val="44"/>
               </w:rPr>
@@ -1481,68 +1792,108 @@
           </w:p>
           <w:p>
             <w:pPr>
-              <w:spacing w:after="16" w:before="60"/>
+              <w:spacing w:before="60" w:after="16"/>
             </w:pPr>
             <w:r>
               <w:rPr>
-                <w:rFonts w:ascii="Georgia" w:cs="Georgia" w:eastAsia="Georgia" w:hAnsi="Georgia"/>
                 <w:b/>
                 <w:bCs/>
                 <w:color w:val="1A1A2E"/>
-                <w:sz w:val="22"/>
-                <w:szCs w:val="22"/>
-              </w:rPr>
-              <w:t xml:space="preserve">[Trustee Full Name]</w:t>
+              </w:rPr>
+              <w:t>[Trustee Full Name]</w:t>
             </w:r>
           </w:p>
           <w:p>
             <w:pPr>
-              <w:spacing w:after="16" w:before="0"/>
+              <w:spacing w:after="16"/>
             </w:pPr>
             <w:r>
               <w:rPr>
-                <w:rFonts w:ascii="Georgia" w:cs="Georgia" w:eastAsia="Georgia" w:hAnsi="Georgia"/>
                 <w:color w:val="4B5563"/>
                 <w:sz w:val="19"/>
                 <w:szCs w:val="19"/>
               </w:rPr>
-              <w:t xml:space="preserve">Trustee</w:t>
+              <w:t>Trustee</w:t>
             </w:r>
           </w:p>
           <w:p>
             <w:pPr>
-              <w:spacing w:after="16" w:before="0"/>
+              <w:spacing w:after="16"/>
             </w:pPr>
-            <w:r>
-              <w:rPr>
-                <w:rFonts w:ascii="Georgia" w:cs="Georgia" w:eastAsia="Georgia" w:hAnsi="Georgia"/>
+            <w:proofErr w:type="spellStart"/>
+            <w:r>
+              <w:rPr>
                 <w:color w:val="1B4332"/>
                 <w:sz w:val="19"/>
                 <w:szCs w:val="19"/>
               </w:rPr>
-              <w:t xml:space="preserve">Azibuye Emasisweni MaQamu Community Trust</w:t>
+              <w:t>Azibuye</w:t>
+            </w:r>
+            <w:proofErr w:type="spellEnd"/>
+            <w:r>
+              <w:rPr>
+                <w:color w:val="1B4332"/>
+                <w:sz w:val="19"/>
+                <w:szCs w:val="19"/>
+              </w:rPr>
+              <w:t xml:space="preserve"> </w:t>
+            </w:r>
+            <w:proofErr w:type="spellStart"/>
+            <w:r>
+              <w:rPr>
+                <w:color w:val="1B4332"/>
+                <w:sz w:val="19"/>
+                <w:szCs w:val="19"/>
+              </w:rPr>
+              <w:t>Emasisweni</w:t>
+            </w:r>
+            <w:proofErr w:type="spellEnd"/>
+            <w:r>
+              <w:rPr>
+                <w:color w:val="1B4332"/>
+                <w:sz w:val="19"/>
+                <w:szCs w:val="19"/>
+              </w:rPr>
+              <w:t xml:space="preserve"> </w:t>
+            </w:r>
+            <w:proofErr w:type="spellStart"/>
+            <w:r>
+              <w:rPr>
+                <w:color w:val="1B4332"/>
+                <w:sz w:val="19"/>
+                <w:szCs w:val="19"/>
+              </w:rPr>
+              <w:t>MaQamu</w:t>
+            </w:r>
+            <w:proofErr w:type="spellEnd"/>
+            <w:r>
+              <w:rPr>
+                <w:color w:val="1B4332"/>
+                <w:sz w:val="19"/>
+                <w:szCs w:val="19"/>
+              </w:rPr>
+              <w:t xml:space="preserve"> Community Trust</w:t>
             </w:r>
           </w:p>
           <w:p>
             <w:r>
               <w:rPr>
-                <w:rFonts w:ascii="Georgia" w:cs="Georgia" w:eastAsia="Georgia" w:hAnsi="Georgia"/>
                 <w:color w:val="4B5563"/>
                 <w:sz w:val="19"/>
                 <w:szCs w:val="19"/>
               </w:rPr>
-              <w:t xml:space="preserve">Date: ___________________</w:t>
+              <w:t>Date: ___________________</w:t>
             </w:r>
           </w:p>
         </w:tc>
         <w:tc>
           <w:tcPr>
-            <w:tcW w:type="dxa" w:w="400"/>
+            <w:tcW w:w="400" w:type="dxa"/>
             <w:tcBorders>
-              <w:top w:val="none" w:color="FFFFFF" w:sz="0"/>
-              <w:left w:val="none" w:color="FFFFFF" w:sz="0"/>
-              <w:bottom w:val="none" w:color="FFFFFF" w:sz="0"/>
-              <w:right w:val="none" w:color="FFFFFF" w:sz="0"/>
+              <w:top w:val="none" w:sz="0" w:space="0" w:color="FFFFFF"/>
+              <w:left w:val="none" w:sz="0" w:space="0" w:color="FFFFFF"/>
+              <w:bottom w:val="none" w:sz="0" w:space="0" w:color="FFFFFF"/>
+              <w:right w:val="none" w:sz="0" w:space="0" w:color="FFFFFF"/>
             </w:tcBorders>
           </w:tcPr>
           <w:p>
@@ -1553,23 +1904,22 @@
         </w:tc>
         <w:tc>
           <w:tcPr>
-            <w:tcW w:type="dxa" w:w="4313"/>
+            <w:tcW w:w="4313" w:type="dxa"/>
             <w:tcBorders>
-              <w:top w:val="none" w:color="FFFFFF" w:sz="0"/>
-              <w:left w:val="none" w:color="FFFFFF" w:sz="0"/>
-              <w:bottom w:val="none" w:color="FFFFFF" w:sz="0"/>
-              <w:right w:val="none" w:color="FFFFFF" w:sz="0"/>
+              <w:top w:val="none" w:sz="0" w:space="0" w:color="FFFFFF"/>
+              <w:left w:val="none" w:sz="0" w:space="0" w:color="FFFFFF"/>
+              <w:bottom w:val="none" w:sz="0" w:space="0" w:color="FFFFFF"/>
+              <w:right w:val="none" w:sz="0" w:space="0" w:color="FFFFFF"/>
             </w:tcBorders>
           </w:tcPr>
           <w:p>
             <w:pPr>
               <w:pBdr>
-                <w:bottom w:val="single" w:color="1B4332" w:sz="4"/>
+                <w:bottom w:val="single" w:sz="4" w:space="0" w:color="1B4332"/>
               </w:pBdr>
             </w:pPr>
             <w:r>
               <w:rPr>
-                <w:rFonts w:ascii="Georgia" w:cs="Georgia" w:eastAsia="Georgia" w:hAnsi="Georgia"/>
                 <w:sz w:val="44"/>
                 <w:szCs w:val="44"/>
               </w:rPr>
@@ -1578,57 +1928,97 @@
           </w:p>
           <w:p>
             <w:pPr>
-              <w:spacing w:after="16" w:before="60"/>
+              <w:spacing w:before="60" w:after="16"/>
             </w:pPr>
             <w:r>
               <w:rPr>
-                <w:rFonts w:ascii="Georgia" w:cs="Georgia" w:eastAsia="Georgia" w:hAnsi="Georgia"/>
                 <w:b/>
                 <w:bCs/>
                 <w:color w:val="1A1A2E"/>
-                <w:sz w:val="22"/>
-                <w:szCs w:val="22"/>
-              </w:rPr>
-              <w:t xml:space="preserve">[Trustee Full Name]</w:t>
+              </w:rPr>
+              <w:t>[Trustee Full Name]</w:t>
             </w:r>
           </w:p>
           <w:p>
             <w:pPr>
-              <w:spacing w:after="16" w:before="0"/>
+              <w:spacing w:after="16"/>
             </w:pPr>
             <w:r>
               <w:rPr>
-                <w:rFonts w:ascii="Georgia" w:cs="Georgia" w:eastAsia="Georgia" w:hAnsi="Georgia"/>
                 <w:color w:val="4B5563"/>
                 <w:sz w:val="19"/>
                 <w:szCs w:val="19"/>
               </w:rPr>
-              <w:t xml:space="preserve">Trustee</w:t>
+              <w:t>Trustee</w:t>
             </w:r>
           </w:p>
           <w:p>
             <w:pPr>
-              <w:spacing w:after="16" w:before="0"/>
+              <w:spacing w:after="16"/>
             </w:pPr>
-            <w:r>
-              <w:rPr>
-                <w:rFonts w:ascii="Georgia" w:cs="Georgia" w:eastAsia="Georgia" w:hAnsi="Georgia"/>
+            <w:proofErr w:type="spellStart"/>
+            <w:r>
+              <w:rPr>
                 <w:color w:val="1B4332"/>
                 <w:sz w:val="19"/>
                 <w:szCs w:val="19"/>
               </w:rPr>
-              <w:t xml:space="preserve">Azibuye Emasisweni MaQamu Community Trust</w:t>
+              <w:t>Azibuye</w:t>
+            </w:r>
+            <w:proofErr w:type="spellEnd"/>
+            <w:r>
+              <w:rPr>
+                <w:color w:val="1B4332"/>
+                <w:sz w:val="19"/>
+                <w:szCs w:val="19"/>
+              </w:rPr>
+              <w:t xml:space="preserve"> </w:t>
+            </w:r>
+            <w:proofErr w:type="spellStart"/>
+            <w:r>
+              <w:rPr>
+                <w:color w:val="1B4332"/>
+                <w:sz w:val="19"/>
+                <w:szCs w:val="19"/>
+              </w:rPr>
+              <w:t>Emasisweni</w:t>
+            </w:r>
+            <w:proofErr w:type="spellEnd"/>
+            <w:r>
+              <w:rPr>
+                <w:color w:val="1B4332"/>
+                <w:sz w:val="19"/>
+                <w:szCs w:val="19"/>
+              </w:rPr>
+              <w:t xml:space="preserve"> </w:t>
+            </w:r>
+            <w:proofErr w:type="spellStart"/>
+            <w:r>
+              <w:rPr>
+                <w:color w:val="1B4332"/>
+                <w:sz w:val="19"/>
+                <w:szCs w:val="19"/>
+              </w:rPr>
+              <w:t>MaQamu</w:t>
+            </w:r>
+            <w:proofErr w:type="spellEnd"/>
+            <w:r>
+              <w:rPr>
+                <w:color w:val="1B4332"/>
+                <w:sz w:val="19"/>
+                <w:szCs w:val="19"/>
+              </w:rPr>
+              <w:t xml:space="preserve"> Community Trust</w:t>
             </w:r>
           </w:p>
           <w:p>
             <w:r>
               <w:rPr>
-                <w:rFonts w:ascii="Georgia" w:cs="Georgia" w:eastAsia="Georgia" w:hAnsi="Georgia"/>
                 <w:color w:val="4B5563"/>
                 <w:sz w:val="19"/>
                 <w:szCs w:val="19"/>
               </w:rPr>
-              <w:t xml:space="preserve">Date: ___________________</w:t>
+              <w:t>Date: ___________________</w:t>
             </w:r>
           </w:p>
         </w:tc>
@@ -1636,11 +2026,8 @@
     </w:tbl>
     <w:p>
       <w:pPr>
-        <w:spacing w:after="0" w:before="120"/>
-      </w:pPr>
-      <w:r>
-        <w:t xml:space="preserve"/>
-      </w:r>
+        <w:spacing w:before="120"/>
+      </w:pPr>
     </w:p>
     <w:p>
       <w:pPr>
@@ -1648,7 +2035,7 @@
       </w:pPr>
       <w:r>
         <w:rPr>
-          <w:rFonts w:ascii="Arial" w:cs="Arial" w:eastAsia="Arial" w:hAnsi="Arial"/>
+          <w:rFonts w:ascii="Arial" w:eastAsia="Arial" w:hAnsi="Arial" w:cs="Arial"/>
           <w:b/>
           <w:bCs/>
           <w:caps/>
@@ -1656,38 +2043,25 @@
           <w:sz w:val="18"/>
           <w:szCs w:val="18"/>
         </w:rPr>
-        <w:t xml:space="preserve">THIS RESOLUTION IS CERTIFIED CORRECT AND IS BINDING ON THE TRUST</w:t>
+        <w:t>THIS RESOLUTION IS CERTIFIED CORRECT AND IS BINDING ON THE TRUST</w:t>
       </w:r>
     </w:p>
     <w:sectPr>
       <w:headerReference w:type="default" r:id="rId7"/>
       <w:footerReference w:type="default" r:id="rId8"/>
-      <w:pgSz w:w="11906" w:h="16838" w:orient="portrait"/>
+      <w:pgSz w:w="11906" w:h="16838"/>
       <w:pgMar w:top="1800" w:right="1440" w:bottom="1280" w:left="1440" w:header="708" w:footer="708" w:gutter="0"/>
-      <w:pgNumType/>
+      <w:cols w:space="720"/>
       <w:docGrid w:linePitch="360"/>
     </w:sectPr>
   </w:body>
 </w:document>
 </file>
 
-<file path=word/comments.xml><?xml version="1.0" encoding="utf-8"?>
-<w:comments xmlns:cx="http://schemas.microsoft.com/office/drawing/2014/chartex" xmlns:cx1="http://schemas.microsoft.com/office/drawing/2015/9/8/chartex" xmlns:cx2="http://schemas.microsoft.com/office/drawing/2015/10/21/chartex" xmlns:cx3="http://schemas.microsoft.com/office/drawing/2016/5/9/chartex" xmlns:cx4="http://schemas.microsoft.com/office/drawing/2016/5/10/chartex" xmlns:cx5="http://schemas.microsoft.com/office/drawing/2016/5/11/chartex" xmlns:cx6="http://schemas.microsoft.com/office/drawing/2016/5/12/chartex" xmlns:cx7="http://schemas.microsoft.com/office/drawing/2016/5/13/chartex" xmlns:cx8="http://schemas.microsoft.com/office/drawing/2016/5/14/chartex" xmlns:mc="http://schemas.openxmlformats.org/markup-compatibility/2006" xmlns:aink="http://schemas.microsoft.com/office/drawing/2016/ink" xmlns:am3d="http://schemas.microsoft.com/office/drawing/2017/model3d" xmlns:o="urn:schemas-microsoft-com:office:office" xmlns:r="http://schemas.openxmlformats.org/officeDocument/2006/relationships" xmlns:m="http://schemas.openxmlformats.org/officeDocument/2006/math" xmlns:v="urn:schemas-microsoft-com:vml" xmlns:wp14="http://schemas.microsoft.com/office/word/2010/wordprocessingDrawing" xmlns:wp="http://schemas.openxmlformats.org/drawingml/2006/wordprocessingDrawing" xmlns:w10="urn:schemas-microsoft-com:office:word" xmlns:w="http://schemas.openxmlformats.org/wordprocessingml/2006/main" xmlns:w14="http://schemas.microsoft.com/office/word/2010/wordml" xmlns:w15="http://schemas.microsoft.com/office/word/2012/wordml" xmlns:w16cex="http://schemas.microsoft.com/office/word/2018/wordml/cex" xmlns:w16cid="http://schemas.microsoft.com/office/word/2016/wordml/cid" xmlns:w16="http://schemas.microsoft.com/office/word/2018/wordml" xmlns:w16sdtdh="http://schemas.microsoft.com/office/word/2020/wordml/sdtdatahash" xmlns:w16se="http://schemas.microsoft.com/office/word/2015/wordml/symex" xmlns:wpg="http://schemas.microsoft.com/office/word/2010/wordprocessingGroup" xmlns:wpi="http://schemas.microsoft.com/office/word/2010/wordprocessingInk" xmlns:wne="http://schemas.microsoft.com/office/word/2006/wordml" xmlns:wps="http://schemas.microsoft.com/office/word/2010/wordprocessingShape"/>
-</file>
-
 <file path=word/endnotes.xml><?xml version="1.0" encoding="utf-8"?>
-<w:endnotes xmlns:wpc="http://schemas.microsoft.com/office/word/2010/wordprocessingCanvas" xmlns:mc="http://schemas.openxmlformats.org/markup-compatibility/2006" xmlns:o="urn:schemas-microsoft-com:office:office" xmlns:r="http://schemas.openxmlformats.org/officeDocument/2006/relationships" xmlns:m="http://schemas.openxmlformats.org/officeDocument/2006/math" xmlns:v="urn:schemas-microsoft-com:vml" xmlns:wp14="http://schemas.microsoft.com/office/word/2010/wordprocessingDrawing" xmlns:wp="http://schemas.openxmlformats.org/drawingml/2006/wordprocessingDrawing" xmlns:w10="urn:schemas-microsoft-com:office:word" xmlns:w="http://schemas.openxmlformats.org/wordprocessingml/2006/main" xmlns:w14="http://schemas.microsoft.com/office/word/2010/wordml" xmlns:w15="http://schemas.microsoft.com/office/word/2012/wordml" xmlns:wpg="http://schemas.microsoft.com/office/word/2010/wordprocessingGroup" xmlns:wpi="http://schemas.microsoft.com/office/word/2010/wordprocessingInk" xmlns:wne="http://schemas.microsoft.com/office/word/2006/wordml" xmlns:wps="http://schemas.microsoft.com/office/word/2010/wordprocessingShape" mc:Ignorable="w14 w15 wp14">
+<w:endnotes xmlns:wpc="http://schemas.microsoft.com/office/word/2010/wordprocessingCanvas" xmlns:cx="http://schemas.microsoft.com/office/drawing/2014/chartex" xmlns:cx1="http://schemas.microsoft.com/office/drawing/2015/9/8/chartex" xmlns:cx2="http://schemas.microsoft.com/office/drawing/2015/10/21/chartex" xmlns:cx3="http://schemas.microsoft.com/office/drawing/2016/5/9/chartex" xmlns:cx4="http://schemas.microsoft.com/office/drawing/2016/5/10/chartex" xmlns:cx5="http://schemas.microsoft.com/office/drawing/2016/5/11/chartex" xmlns:cx6="http://schemas.microsoft.com/office/drawing/2016/5/12/chartex" xmlns:cx7="http://schemas.microsoft.com/office/drawing/2016/5/13/chartex" xmlns:cx8="http://schemas.microsoft.com/office/drawing/2016/5/14/chartex" xmlns:mc="http://schemas.openxmlformats.org/markup-compatibility/2006" xmlns:aink="http://schemas.microsoft.com/office/drawing/2016/ink" xmlns:am3d="http://schemas.microsoft.com/office/drawing/2017/model3d" xmlns:o="urn:schemas-microsoft-com:office:office" xmlns:oel="http://schemas.microsoft.com/office/2019/extlst" xmlns:r="http://schemas.openxmlformats.org/officeDocument/2006/relationships" xmlns:m="http://schemas.openxmlformats.org/officeDocument/2006/math" xmlns:v="urn:schemas-microsoft-com:vml" xmlns:wp14="http://schemas.microsoft.com/office/word/2010/wordprocessingDrawing" xmlns:wp="http://schemas.openxmlformats.org/drawingml/2006/wordprocessingDrawing" xmlns:w10="urn:schemas-microsoft-com:office:word" xmlns:w="http://schemas.openxmlformats.org/wordprocessingml/2006/main" xmlns:w14="http://schemas.microsoft.com/office/word/2010/wordml" xmlns:w15="http://schemas.microsoft.com/office/word/2012/wordml" xmlns:w16cex="http://schemas.microsoft.com/office/word/2018/wordml/cex" xmlns:w16cid="http://schemas.microsoft.com/office/word/2016/wordml/cid" xmlns:w16="http://schemas.microsoft.com/office/word/2018/wordml" xmlns:w16du="http://schemas.microsoft.com/office/word/2023/wordml/word16du" xmlns:w16sdtdh="http://schemas.microsoft.com/office/word/2020/wordml/sdtdatahash" xmlns:w16sdtfl="http://schemas.microsoft.com/office/word/2024/wordml/sdtformatlock" xmlns:w16se="http://schemas.microsoft.com/office/word/2015/wordml/symex" xmlns:wpg="http://schemas.microsoft.com/office/word/2010/wordprocessingGroup" xmlns:wpi="http://schemas.microsoft.com/office/word/2010/wordprocessingInk" xmlns:wne="http://schemas.microsoft.com/office/word/2006/wordml" xmlns:wps="http://schemas.microsoft.com/office/word/2010/wordprocessingShape" mc:Ignorable="w14 w15 w16se w16cid w16 w16cex w16sdtdh w16sdtfl w16du wp14">
   <w:endnote w:type="separator" w:id="-1">
     <w:p>
-      <w:pPr>
-        <w:spacing w:after="0" w:line="240" w:lineRule="auto"/>
-      </w:pPr>
-      <w:r>
-        <w:rPr>
-          <w:rStyle w:val="EndnoteReference"/>
-        </w:rPr>
-        <w:endnoteRef/>
-      </w:r>
       <w:r>
         <w:separator/>
       </w:r>
@@ -1695,15 +2069,6 @@
   </w:endnote>
   <w:endnote w:type="continuationSeparator" w:id="0">
     <w:p>
-      <w:pPr>
-        <w:spacing w:after="0" w:line="240" w:lineRule="auto"/>
-      </w:pPr>
-      <w:r>
-        <w:rPr>
-          <w:rStyle w:val="EndnoteReference"/>
-        </w:rPr>
-        <w:endnoteRef/>
-      </w:r>
       <w:r>
         <w:continuationSeparator/>
       </w:r>
@@ -1713,74 +2078,179 @@
 </file>
 
 <file path=word/footer1.xml><?xml version="1.0" encoding="utf-8"?>
-<w:ftr xmlns:wpc="http://schemas.microsoft.com/office/word/2010/wordprocessingCanvas" xmlns:mc="http://schemas.openxmlformats.org/markup-compatibility/2006" xmlns:o="urn:schemas-microsoft-com:office:office" xmlns:r="http://schemas.openxmlformats.org/officeDocument/2006/relationships" xmlns:m="http://schemas.openxmlformats.org/officeDocument/2006/math" xmlns:v="urn:schemas-microsoft-com:vml" xmlns:wp14="http://schemas.microsoft.com/office/word/2010/wordprocessingDrawing" xmlns:wp="http://schemas.openxmlformats.org/drawingml/2006/wordprocessingDrawing" xmlns:w10="urn:schemas-microsoft-com:office:word" xmlns:w="http://schemas.openxmlformats.org/wordprocessingml/2006/main" xmlns:w14="http://schemas.microsoft.com/office/word/2010/wordml" xmlns:w15="http://schemas.microsoft.com/office/word/2012/wordml" xmlns:wpg="http://schemas.microsoft.com/office/word/2010/wordprocessingGroup" xmlns:wpi="http://schemas.microsoft.com/office/word/2010/wordprocessingInk" xmlns:wne="http://schemas.microsoft.com/office/word/2006/wordml" xmlns:wps="http://schemas.microsoft.com/office/word/2010/wordprocessingShape">
+<w:ftr xmlns:wpc="http://schemas.microsoft.com/office/word/2010/wordprocessingCanvas" xmlns:cx="http://schemas.microsoft.com/office/drawing/2014/chartex" xmlns:cx1="http://schemas.microsoft.com/office/drawing/2015/9/8/chartex" xmlns:cx2="http://schemas.microsoft.com/office/drawing/2015/10/21/chartex" xmlns:cx3="http://schemas.microsoft.com/office/drawing/2016/5/9/chartex" xmlns:cx4="http://schemas.microsoft.com/office/drawing/2016/5/10/chartex" xmlns:cx5="http://schemas.microsoft.com/office/drawing/2016/5/11/chartex" xmlns:cx6="http://schemas.microsoft.com/office/drawing/2016/5/12/chartex" xmlns:cx7="http://schemas.microsoft.com/office/drawing/2016/5/13/chartex" xmlns:cx8="http://schemas.microsoft.com/office/drawing/2016/5/14/chartex" xmlns:mc="http://schemas.openxmlformats.org/markup-compatibility/2006" xmlns:aink="http://schemas.microsoft.com/office/drawing/2016/ink" xmlns:am3d="http://schemas.microsoft.com/office/drawing/2017/model3d" xmlns:o="urn:schemas-microsoft-com:office:office" xmlns:oel="http://schemas.microsoft.com/office/2019/extlst" xmlns:r="http://schemas.openxmlformats.org/officeDocument/2006/relationships" xmlns:m="http://schemas.openxmlformats.org/officeDocument/2006/math" xmlns:v="urn:schemas-microsoft-com:vml" xmlns:wp14="http://schemas.microsoft.com/office/word/2010/wordprocessingDrawing" xmlns:wp="http://schemas.openxmlformats.org/drawingml/2006/wordprocessingDrawing" xmlns:w10="urn:schemas-microsoft-com:office:word" xmlns:w="http://schemas.openxmlformats.org/wordprocessingml/2006/main" xmlns:w14="http://schemas.microsoft.com/office/word/2010/wordml" xmlns:w15="http://schemas.microsoft.com/office/word/2012/wordml" xmlns:w16cex="http://schemas.microsoft.com/office/word/2018/wordml/cex" xmlns:w16cid="http://schemas.microsoft.com/office/word/2016/wordml/cid" xmlns:w16="http://schemas.microsoft.com/office/word/2018/wordml" xmlns:w16du="http://schemas.microsoft.com/office/word/2023/wordml/word16du" xmlns:w16sdtdh="http://schemas.microsoft.com/office/word/2020/wordml/sdtdatahash" xmlns:w16sdtfl="http://schemas.microsoft.com/office/word/2024/wordml/sdtformatlock" xmlns:w16se="http://schemas.microsoft.com/office/word/2015/wordml/symex" xmlns:wpg="http://schemas.microsoft.com/office/word/2010/wordprocessingGroup" xmlns:wpi="http://schemas.microsoft.com/office/word/2010/wordprocessingInk" xmlns:wne="http://schemas.microsoft.com/office/word/2006/wordml" xmlns:wps="http://schemas.microsoft.com/office/word/2010/wordprocessingShape" mc:Ignorable="w14 w15 w16se w16cid w16 w16cex w16sdtdh w16sdtfl w16du wp14">
   <w:p>
     <w:pPr>
       <w:pBdr>
-        <w:top w:val="single" w:color="C8922A" w:sz="4" w:space="1"/>
+        <w:top w:val="single" w:sz="4" w:space="1" w:color="C8922A"/>
       </w:pBdr>
       <w:tabs>
         <w:tab w:val="right" w:pos="9026"/>
       </w:tabs>
-      <w:spacing w:after="0" w:before="80"/>
+      <w:spacing w:before="80"/>
     </w:pPr>
     <w:r>
       <w:rPr>
-        <w:rFonts w:ascii="Arial" w:cs="Arial" w:eastAsia="Arial" w:hAnsi="Arial"/>
+        <w:rFonts w:ascii="Arial" w:eastAsia="Arial" w:hAnsi="Arial" w:cs="Arial"/>
         <w:color w:val="4B5563"/>
         <w:sz w:val="14"/>
         <w:szCs w:val="14"/>
       </w:rPr>
-      <w:t xml:space="preserve">Trustee Resolution TR-001/2026  |  Azibuye Emasisweni MaQamu Community Trust  |  Bathunywe Business Enterprise  |  Page </w:t>
+      <w:t xml:space="preserve">Trustee Resolution TR-001/2026  |  </w:t>
+    </w:r>
+    <w:proofErr w:type="spellStart"/>
+    <w:r>
+      <w:rPr>
+        <w:rFonts w:ascii="Arial" w:eastAsia="Arial" w:hAnsi="Arial" w:cs="Arial"/>
+        <w:color w:val="4B5563"/>
+        <w:sz w:val="14"/>
+        <w:szCs w:val="14"/>
+      </w:rPr>
+      <w:t>Azibuye</w:t>
+    </w:r>
+    <w:proofErr w:type="spellEnd"/>
+    <w:r>
+      <w:rPr>
+        <w:rFonts w:ascii="Arial" w:eastAsia="Arial" w:hAnsi="Arial" w:cs="Arial"/>
+        <w:color w:val="4B5563"/>
+        <w:sz w:val="14"/>
+        <w:szCs w:val="14"/>
+      </w:rPr>
+      <w:t xml:space="preserve"> </w:t>
+    </w:r>
+    <w:proofErr w:type="spellStart"/>
+    <w:r>
+      <w:rPr>
+        <w:rFonts w:ascii="Arial" w:eastAsia="Arial" w:hAnsi="Arial" w:cs="Arial"/>
+        <w:color w:val="4B5563"/>
+        <w:sz w:val="14"/>
+        <w:szCs w:val="14"/>
+      </w:rPr>
+      <w:t>Emasisweni</w:t>
+    </w:r>
+    <w:proofErr w:type="spellEnd"/>
+    <w:r>
+      <w:rPr>
+        <w:rFonts w:ascii="Arial" w:eastAsia="Arial" w:hAnsi="Arial" w:cs="Arial"/>
+        <w:color w:val="4B5563"/>
+        <w:sz w:val="14"/>
+        <w:szCs w:val="14"/>
+      </w:rPr>
+      <w:t xml:space="preserve"> </w:t>
+    </w:r>
+    <w:proofErr w:type="spellStart"/>
+    <w:r>
+      <w:rPr>
+        <w:rFonts w:ascii="Arial" w:eastAsia="Arial" w:hAnsi="Arial" w:cs="Arial"/>
+        <w:color w:val="4B5563"/>
+        <w:sz w:val="14"/>
+        <w:szCs w:val="14"/>
+      </w:rPr>
+      <w:t>MaQamu</w:t>
+    </w:r>
+    <w:proofErr w:type="spellEnd"/>
+    <w:r>
+      <w:rPr>
+        <w:rFonts w:ascii="Arial" w:eastAsia="Arial" w:hAnsi="Arial" w:cs="Arial"/>
+        <w:color w:val="4B5563"/>
+        <w:sz w:val="14"/>
+        <w:szCs w:val="14"/>
+      </w:rPr>
+      <w:t xml:space="preserve"> Community Trust  |  </w:t>
+    </w:r>
+    <w:proofErr w:type="spellStart"/>
+    <w:r>
+      <w:rPr>
+        <w:rFonts w:ascii="Arial" w:eastAsia="Arial" w:hAnsi="Arial" w:cs="Arial"/>
+        <w:color w:val="4B5563"/>
+        <w:sz w:val="14"/>
+        <w:szCs w:val="14"/>
+      </w:rPr>
+      <w:t>Bathunywe</w:t>
+    </w:r>
+    <w:proofErr w:type="spellEnd"/>
+    <w:r>
+      <w:rPr>
+        <w:rFonts w:ascii="Arial" w:eastAsia="Arial" w:hAnsi="Arial" w:cs="Arial"/>
+        <w:color w:val="4B5563"/>
+        <w:sz w:val="14"/>
+        <w:szCs w:val="14"/>
+      </w:rPr>
+      <w:t xml:space="preserve"> Business Enterprise  |  Page </w:t>
     </w:r>
     <w:r>
       <w:rPr>
-        <w:rFonts w:ascii="Arial" w:cs="Arial" w:eastAsia="Arial" w:hAnsi="Arial"/>
+        <w:rFonts w:ascii="Arial" w:eastAsia="Arial" w:hAnsi="Arial" w:cs="Arial"/>
         <w:color w:val="1B4332"/>
         <w:sz w:val="14"/>
         <w:szCs w:val="14"/>
       </w:rPr>
       <w:fldChar w:fldCharType="begin"/>
-      <w:instrText xml:space="preserve">PAGE</w:instrText>
+    </w:r>
+    <w:r>
+      <w:rPr>
+        <w:rFonts w:ascii="Arial" w:eastAsia="Arial" w:hAnsi="Arial" w:cs="Arial"/>
+        <w:color w:val="1B4332"/>
+        <w:sz w:val="14"/>
+        <w:szCs w:val="14"/>
+      </w:rPr>
+      <w:instrText>PAGE</w:instrText>
+    </w:r>
+    <w:r>
+      <w:rPr>
+        <w:rFonts w:ascii="Arial" w:eastAsia="Arial" w:hAnsi="Arial" w:cs="Arial"/>
+        <w:color w:val="1B4332"/>
+        <w:sz w:val="14"/>
+        <w:szCs w:val="14"/>
+      </w:rPr>
       <w:fldChar w:fldCharType="separate"/>
+    </w:r>
+    <w:r>
+      <w:rPr>
+        <w:rFonts w:ascii="Arial" w:eastAsia="Arial" w:hAnsi="Arial" w:cs="Arial"/>
+        <w:noProof/>
+        <w:color w:val="1B4332"/>
+        <w:sz w:val="14"/>
+        <w:szCs w:val="14"/>
+      </w:rPr>
+      <w:t>1</w:t>
+    </w:r>
+    <w:r>
+      <w:rPr>
+        <w:rFonts w:ascii="Arial" w:eastAsia="Arial" w:hAnsi="Arial" w:cs="Arial"/>
+        <w:color w:val="1B4332"/>
+        <w:sz w:val="14"/>
+        <w:szCs w:val="14"/>
+      </w:rPr>
       <w:fldChar w:fldCharType="end"/>
     </w:r>
     <w:r>
       <w:rPr>
-        <w:rFonts w:ascii="Arial" w:cs="Arial" w:eastAsia="Arial" w:hAnsi="Arial"/>
+        <w:rFonts w:ascii="Arial" w:eastAsia="Arial" w:hAnsi="Arial" w:cs="Arial"/>
         <w:sz w:val="14"/>
         <w:szCs w:val="14"/>
       </w:rPr>
-      <w:t xml:space="preserve">	</w:t>
+      <w:tab/>
     </w:r>
     <w:r>
       <w:rPr>
-        <w:rFonts w:ascii="Arial" w:cs="Arial" w:eastAsia="Arial" w:hAnsi="Arial"/>
+        <w:rFonts w:ascii="Arial" w:eastAsia="Arial" w:hAnsi="Arial" w:cs="Arial"/>
         <w:b/>
         <w:bCs/>
         <w:color w:val="C8922A"/>
         <w:sz w:val="14"/>
         <w:szCs w:val="14"/>
       </w:rPr>
-      <w:t xml:space="preserve">CONFIDENTIAL</w:t>
+      <w:t>CONFIDENTIAL</w:t>
     </w:r>
   </w:p>
 </w:ftr>
 </file>
 
 <file path=word/footnotes.xml><?xml version="1.0" encoding="utf-8"?>
-<w:footnotes xmlns:wpc="http://schemas.microsoft.com/office/word/2010/wordprocessingCanvas" xmlns:mc="http://schemas.openxmlformats.org/markup-compatibility/2006" xmlns:o="urn:schemas-microsoft-com:office:office" xmlns:r="http://schemas.openxmlformats.org/officeDocument/2006/relationships" xmlns:m="http://schemas.openxmlformats.org/officeDocument/2006/math" xmlns:v="urn:schemas-microsoft-com:vml" xmlns:wp14="http://schemas.microsoft.com/office/word/2010/wordprocessingDrawing" xmlns:wp="http://schemas.openxmlformats.org/drawingml/2006/wordprocessingDrawing" xmlns:w10="urn:schemas-microsoft-com:office:word" xmlns:w="http://schemas.openxmlformats.org/wordprocessingml/2006/main" xmlns:w14="http://schemas.microsoft.com/office/word/2010/wordml" xmlns:w15="http://schemas.microsoft.com/office/word/2012/wordml" xmlns:wpg="http://schemas.microsoft.com/office/word/2010/wordprocessingGroup" xmlns:wpi="http://schemas.microsoft.com/office/word/2010/wordprocessingInk" xmlns:wne="http://schemas.microsoft.com/office/word/2006/wordml" xmlns:wps="http://schemas.microsoft.com/office/word/2010/wordprocessingShape" mc:Ignorable="w14 w15 wp14">
+<w:footnotes xmlns:wpc="http://schemas.microsoft.com/office/word/2010/wordprocessingCanvas" xmlns:cx="http://schemas.microsoft.com/office/drawing/2014/chartex" xmlns:cx1="http://schemas.microsoft.com/office/drawing/2015/9/8/chartex" xmlns:cx2="http://schemas.microsoft.com/office/drawing/2015/10/21/chartex" xmlns:cx3="http://schemas.microsoft.com/office/drawing/2016/5/9/chartex" xmlns:cx4="http://schemas.microsoft.com/office/drawing/2016/5/10/chartex" xmlns:cx5="http://schemas.microsoft.com/office/drawing/2016/5/11/chartex" xmlns:cx6="http://schemas.microsoft.com/office/drawing/2016/5/12/chartex" xmlns:cx7="http://schemas.microsoft.com/office/drawing/2016/5/13/chartex" xmlns:cx8="http://schemas.microsoft.com/office/drawing/2016/5/14/chartex" xmlns:mc="http://schemas.openxmlformats.org/markup-compatibility/2006" xmlns:aink="http://schemas.microsoft.com/office/drawing/2016/ink" xmlns:am3d="http://schemas.microsoft.com/office/drawing/2017/model3d" xmlns:o="urn:schemas-microsoft-com:office:office" xmlns:oel="http://schemas.microsoft.com/office/2019/extlst" xmlns:r="http://schemas.openxmlformats.org/officeDocument/2006/relationships" xmlns:m="http://schemas.openxmlformats.org/officeDocument/2006/math" xmlns:v="urn:schemas-microsoft-com:vml" xmlns:wp14="http://schemas.microsoft.com/office/word/2010/wordprocessingDrawing" xmlns:wp="http://schemas.openxmlformats.org/drawingml/2006/wordprocessingDrawing" xmlns:w10="urn:schemas-microsoft-com:office:word" xmlns:w="http://schemas.openxmlformats.org/wordprocessingml/2006/main" xmlns:w14="http://schemas.microsoft.com/office/word/2010/wordml" xmlns:w15="http://schemas.microsoft.com/office/word/2012/wordml" xmlns:w16cex="http://schemas.microsoft.com/office/word/2018/wordml/cex" xmlns:w16cid="http://schemas.microsoft.com/office/word/2016/wordml/cid" xmlns:w16="http://schemas.microsoft.com/office/word/2018/wordml" xmlns:w16du="http://schemas.microsoft.com/office/word/2023/wordml/word16du" xmlns:w16sdtdh="http://schemas.microsoft.com/office/word/2020/wordml/sdtdatahash" xmlns:w16sdtfl="http://schemas.microsoft.com/office/word/2024/wordml/sdtformatlock" xmlns:w16se="http://schemas.microsoft.com/office/word/2015/wordml/symex" xmlns:wpg="http://schemas.microsoft.com/office/word/2010/wordprocessingGroup" xmlns:wpi="http://schemas.microsoft.com/office/word/2010/wordprocessingInk" xmlns:wne="http://schemas.microsoft.com/office/word/2006/wordml" xmlns:wps="http://schemas.microsoft.com/office/word/2010/wordprocessingShape" mc:Ignorable="w14 w15 w16se w16cid w16 w16cex w16sdtdh w16sdtfl w16du wp14">
   <w:footnote w:type="separator" w:id="-1">
     <w:p>
-      <w:pPr>
-        <w:spacing w:after="0" w:line="240" w:lineRule="auto"/>
-      </w:pPr>
-      <w:r>
-        <w:rPr>
-          <w:rStyle w:val="FootnoteReference"/>
-        </w:rPr>
-        <w:footnoteRef/>
-      </w:r>
       <w:r>
         <w:separator/>
       </w:r>
@@ -1788,15 +2258,6 @@
   </w:footnote>
   <w:footnote w:type="continuationSeparator" w:id="0">
     <w:p>
-      <w:pPr>
-        <w:spacing w:after="0" w:line="240" w:lineRule="auto"/>
-      </w:pPr>
-      <w:r>
-        <w:rPr>
-          <w:rStyle w:val="FootnoteReference"/>
-        </w:rPr>
-        <w:footnoteRef/>
-      </w:r>
       <w:r>
         <w:continuationSeparator/>
       </w:r>
@@ -1806,17 +2267,17 @@
 </file>
 
 <file path=word/header1.xml><?xml version="1.0" encoding="utf-8"?>
-<w:hdr xmlns:wpc="http://schemas.microsoft.com/office/word/2010/wordprocessingCanvas" xmlns:mc="http://schemas.openxmlformats.org/markup-compatibility/2006" xmlns:o="urn:schemas-microsoft-com:office:office" xmlns:r="http://schemas.openxmlformats.org/officeDocument/2006/relationships" xmlns:m="http://schemas.openxmlformats.org/officeDocument/2006/math" xmlns:v="urn:schemas-microsoft-com:vml" xmlns:wp14="http://schemas.microsoft.com/office/word/2010/wordprocessingDrawing" xmlns:wp="http://schemas.openxmlformats.org/drawingml/2006/wordprocessingDrawing" xmlns:w10="urn:schemas-microsoft-com:office:word" xmlns:w="http://schemas.openxmlformats.org/wordprocessingml/2006/main" xmlns:w14="http://schemas.microsoft.com/office/word/2010/wordml" xmlns:w15="http://schemas.microsoft.com/office/word/2012/wordml" xmlns:wpg="http://schemas.microsoft.com/office/word/2010/wordprocessingGroup" xmlns:wpi="http://schemas.microsoft.com/office/word/2010/wordprocessingInk" xmlns:wne="http://schemas.microsoft.com/office/word/2006/wordml" xmlns:wps="http://schemas.microsoft.com/office/word/2010/wordprocessingShape" xmlns:cx="http://schemas.microsoft.com/office/drawing/2014/chartex" xmlns:cx1="http://schemas.microsoft.com/office/drawing/2015/9/8/chartex" xmlns:cx2="http://schemas.microsoft.com/office/drawing/2015/10/21/chartex" xmlns:cx3="http://schemas.microsoft.com/office/drawing/2016/5/9/chartex" xmlns:cx4="http://schemas.microsoft.com/office/drawing/2016/5/10/chartex" xmlns:cx5="http://schemas.microsoft.com/office/drawing/2016/5/11/chartex" xmlns:cx6="http://schemas.microsoft.com/office/drawing/2016/5/12/chartex" xmlns:cx7="http://schemas.microsoft.com/office/drawing/2016/5/13/chartex" xmlns:cx8="http://schemas.microsoft.com/office/drawing/2016/5/14/chartex" xmlns:w16cid="http://schemas.microsoft.com/office/word/2016/wordml/cid" xmlns:w16se="http://schemas.microsoft.com/office/word/2015/wordml/symex">
+<w:hdr xmlns:wpc="http://schemas.microsoft.com/office/word/2010/wordprocessingCanvas" xmlns:cx="http://schemas.microsoft.com/office/drawing/2014/chartex" xmlns:cx1="http://schemas.microsoft.com/office/drawing/2015/9/8/chartex" xmlns:cx2="http://schemas.microsoft.com/office/drawing/2015/10/21/chartex" xmlns:cx3="http://schemas.microsoft.com/office/drawing/2016/5/9/chartex" xmlns:cx4="http://schemas.microsoft.com/office/drawing/2016/5/10/chartex" xmlns:cx5="http://schemas.microsoft.com/office/drawing/2016/5/11/chartex" xmlns:cx6="http://schemas.microsoft.com/office/drawing/2016/5/12/chartex" xmlns:cx7="http://schemas.microsoft.com/office/drawing/2016/5/13/chartex" xmlns:cx8="http://schemas.microsoft.com/office/drawing/2016/5/14/chartex" xmlns:mc="http://schemas.openxmlformats.org/markup-compatibility/2006" xmlns:aink="http://schemas.microsoft.com/office/drawing/2016/ink" xmlns:am3d="http://schemas.microsoft.com/office/drawing/2017/model3d" xmlns:o="urn:schemas-microsoft-com:office:office" xmlns:oel="http://schemas.microsoft.com/office/2019/extlst" xmlns:r="http://schemas.openxmlformats.org/officeDocument/2006/relationships" xmlns:m="http://schemas.openxmlformats.org/officeDocument/2006/math" xmlns:v="urn:schemas-microsoft-com:vml" xmlns:wp14="http://schemas.microsoft.com/office/word/2010/wordprocessingDrawing" xmlns:wp="http://schemas.openxmlformats.org/drawingml/2006/wordprocessingDrawing" xmlns:w10="urn:schemas-microsoft-com:office:word" xmlns:w="http://schemas.openxmlformats.org/wordprocessingml/2006/main" xmlns:w14="http://schemas.microsoft.com/office/word/2010/wordml" xmlns:w15="http://schemas.microsoft.com/office/word/2012/wordml" xmlns:w16cex="http://schemas.microsoft.com/office/word/2018/wordml/cex" xmlns:w16cid="http://schemas.microsoft.com/office/word/2016/wordml/cid" xmlns:w16="http://schemas.microsoft.com/office/word/2018/wordml" xmlns:w16du="http://schemas.microsoft.com/office/word/2023/wordml/word16du" xmlns:w16sdtdh="http://schemas.microsoft.com/office/word/2020/wordml/sdtdatahash" xmlns:w16sdtfl="http://schemas.microsoft.com/office/word/2024/wordml/sdtformatlock" xmlns:w16se="http://schemas.microsoft.com/office/word/2015/wordml/symex" xmlns:wpg="http://schemas.microsoft.com/office/word/2010/wordprocessingGroup" xmlns:wpi="http://schemas.microsoft.com/office/word/2010/wordprocessingInk" xmlns:wne="http://schemas.microsoft.com/office/word/2006/wordml" xmlns:wps="http://schemas.microsoft.com/office/word/2010/wordprocessingShape" mc:Ignorable="w14 w15 w16se w16cid w16 w16cex w16sdtdh w16sdtfl w16du wp14">
   <w:p>
-    <w:pPr>
-      <w:spacing w:after="0" w:before="0"/>
-    </w:pPr>
     <w:r>
+      <w:rPr>
+        <w:noProof/>
+      </w:rPr>
       <w:drawing>
-        <wp:inline distT="0" distB="0" distL="0" distR="0">
+        <wp:inline distT="0" distB="0" distL="0" distR="0" wp14:anchorId="219B9AB7" wp14:editId="698B2AE8">
           <wp:extent cx="5970250" cy="793750"/>
-          <wp:effectExtent t="0" r="0" b="0" l="0"/>
-          <wp:docPr id="1" name="" descr="" title=""/>
+          <wp:effectExtent l="0" t="0" r="0" b="0"/>
+          <wp:docPr id="1" name="Picture 1"/>
           <wp:cNvGraphicFramePr>
             <a:graphicFrameLocks xmlns:a="http://schemas.openxmlformats.org/drawingml/2006/main" noChangeAspect="1"/>
           </wp:cNvGraphicFramePr>
@@ -1824,13 +2285,13 @@
             <a:graphicData uri="http://schemas.openxmlformats.org/drawingml/2006/picture">
               <pic:pic xmlns:pic="http://schemas.openxmlformats.org/drawingml/2006/picture">
                 <pic:nvPicPr>
-                  <pic:cNvPr id="0" name="" descr=""/>
+                  <pic:cNvPr id="0" name=""/>
                   <pic:cNvPicPr>
                     <a:picLocks noChangeAspect="1" noChangeArrowheads="1"/>
                   </pic:cNvPicPr>
                 </pic:nvPicPr>
                 <pic:blipFill>
-                  <a:blip r:embed="rId0" cstate="none"/>
+                  <a:blip r:embed="rId1"/>
                   <a:srcRect/>
                   <a:stretch>
                     <a:fillRect/>
@@ -1854,85 +2315,157 @@
   </w:p>
   <w:tbl>
     <w:tblPr>
-      <w:tblW w:type="dxa" w:w="9026"/>
+      <w:tblW w:w="9026" w:type="dxa"/>
       <w:tblBorders>
-        <w:top w:val="single" w:color="auto" w:sz="4"/>
-        <w:left w:val="single" w:color="auto" w:sz="4"/>
-        <w:bottom w:val="single" w:color="auto" w:sz="4"/>
-        <w:right w:val="single" w:color="auto" w:sz="4"/>
-        <w:insideH w:val="single" w:color="auto" w:sz="4"/>
-        <w:insideV w:val="single" w:color="auto" w:sz="4"/>
+        <w:top w:val="single" w:sz="4" w:space="0" w:color="auto"/>
+        <w:left w:val="single" w:sz="4" w:space="0" w:color="auto"/>
+        <w:bottom w:val="single" w:sz="4" w:space="0" w:color="auto"/>
+        <w:right w:val="single" w:sz="4" w:space="0" w:color="auto"/>
+        <w:insideH w:val="single" w:sz="4" w:space="0" w:color="auto"/>
+        <w:insideV w:val="single" w:sz="4" w:space="0" w:color="auto"/>
       </w:tblBorders>
+      <w:tblCellMar>
+        <w:left w:w="10" w:type="dxa"/>
+        <w:right w:w="10" w:type="dxa"/>
+      </w:tblCellMar>
+      <w:tblLook w:val="04A0" w:firstRow="1" w:lastRow="0" w:firstColumn="1" w:lastColumn="0" w:noHBand="0" w:noVBand="1"/>
     </w:tblPr>
     <w:tblGrid>
       <w:gridCol w:w="5413"/>
       <w:gridCol w:w="3613"/>
     </w:tblGrid>
     <w:tr>
+      <w:tblPrEx>
+        <w:tblCellMar>
+          <w:top w:w="0" w:type="dxa"/>
+          <w:bottom w:w="0" w:type="dxa"/>
+        </w:tblCellMar>
+      </w:tblPrEx>
       <w:tc>
         <w:tcPr>
-          <w:tcW w:type="dxa" w:w="5413"/>
+          <w:tcW w:w="5413" w:type="dxa"/>
           <w:tcBorders>
-            <w:top w:val="none" w:color="FFFFFF" w:sz="0"/>
-            <w:left w:val="none" w:color="FFFFFF" w:sz="0"/>
-            <w:bottom w:val="none" w:color="FFFFFF" w:sz="0"/>
-            <w:right w:val="none" w:color="FFFFFF" w:sz="0"/>
+            <w:top w:val="none" w:sz="0" w:space="0" w:color="FFFFFF"/>
+            <w:left w:val="none" w:sz="0" w:space="0" w:color="FFFFFF"/>
+            <w:bottom w:val="none" w:sz="0" w:space="0" w:color="FFFFFF"/>
+            <w:right w:val="none" w:sz="0" w:space="0" w:color="FFFFFF"/>
           </w:tcBorders>
         </w:tcPr>
         <w:p>
           <w:pPr>
-            <w:spacing w:after="20" w:before="100"/>
+            <w:spacing w:before="100" w:after="20"/>
           </w:pPr>
+          <w:proofErr w:type="spellStart"/>
           <w:r>
             <w:rPr>
-              <w:rFonts w:ascii="Arial" w:cs="Arial" w:eastAsia="Arial" w:hAnsi="Arial"/>
+              <w:rFonts w:ascii="Arial" w:eastAsia="Arial" w:hAnsi="Arial" w:cs="Arial"/>
               <w:b/>
               <w:bCs/>
               <w:color w:val="1B4332"/>
               <w:sz w:val="18"/>
               <w:szCs w:val="18"/>
             </w:rPr>
-            <w:t xml:space="preserve">Azibuye Emasisweni MaQamu Community Trust</w:t>
+            <w:t>Azibuye</w:t>
+          </w:r>
+          <w:proofErr w:type="spellEnd"/>
+          <w:r>
+            <w:rPr>
+              <w:rFonts w:ascii="Arial" w:eastAsia="Arial" w:hAnsi="Arial" w:cs="Arial"/>
+              <w:b/>
+              <w:bCs/>
+              <w:color w:val="1B4332"/>
+              <w:sz w:val="18"/>
+              <w:szCs w:val="18"/>
+            </w:rPr>
+            <w:t xml:space="preserve"> </w:t>
+          </w:r>
+          <w:proofErr w:type="spellStart"/>
+          <w:r>
+            <w:rPr>
+              <w:rFonts w:ascii="Arial" w:eastAsia="Arial" w:hAnsi="Arial" w:cs="Arial"/>
+              <w:b/>
+              <w:bCs/>
+              <w:color w:val="1B4332"/>
+              <w:sz w:val="18"/>
+              <w:szCs w:val="18"/>
+            </w:rPr>
+            <w:t>Emasisweni</w:t>
+          </w:r>
+          <w:proofErr w:type="spellEnd"/>
+          <w:r>
+            <w:rPr>
+              <w:rFonts w:ascii="Arial" w:eastAsia="Arial" w:hAnsi="Arial" w:cs="Arial"/>
+              <w:b/>
+              <w:bCs/>
+              <w:color w:val="1B4332"/>
+              <w:sz w:val="18"/>
+              <w:szCs w:val="18"/>
+            </w:rPr>
+            <w:t xml:space="preserve"> </w:t>
+          </w:r>
+          <w:proofErr w:type="spellStart"/>
+          <w:r>
+            <w:rPr>
+              <w:rFonts w:ascii="Arial" w:eastAsia="Arial" w:hAnsi="Arial" w:cs="Arial"/>
+              <w:b/>
+              <w:bCs/>
+              <w:color w:val="1B4332"/>
+              <w:sz w:val="18"/>
+              <w:szCs w:val="18"/>
+            </w:rPr>
+            <w:t>MaQamu</w:t>
+          </w:r>
+          <w:proofErr w:type="spellEnd"/>
+          <w:r>
+            <w:rPr>
+              <w:rFonts w:ascii="Arial" w:eastAsia="Arial" w:hAnsi="Arial" w:cs="Arial"/>
+              <w:b/>
+              <w:bCs/>
+              <w:color w:val="1B4332"/>
+              <w:sz w:val="18"/>
+              <w:szCs w:val="18"/>
+            </w:rPr>
+            <w:t xml:space="preserve"> Community Trust</w:t>
           </w:r>
         </w:p>
         <w:p>
           <w:r>
             <w:rPr>
-              <w:rFonts w:ascii="Arial" w:cs="Arial" w:eastAsia="Arial" w:hAnsi="Arial"/>
+              <w:rFonts w:ascii="Arial" w:eastAsia="Arial" w:hAnsi="Arial" w:cs="Arial"/>
               <w:i/>
               <w:iCs/>
               <w:color w:val="4B5563"/>
               <w:sz w:val="16"/>
               <w:szCs w:val="16"/>
             </w:rPr>
-            <w:t xml:space="preserve">Trust Registration: IT 1021/2007</w:t>
+            <w:t>Trust Registration: IT 1021/2007</w:t>
           </w:r>
         </w:p>
       </w:tc>
       <w:tc>
         <w:tcPr>
-          <w:tcW w:type="dxa" w:w="3613"/>
+          <w:tcW w:w="3613" w:type="dxa"/>
           <w:tcBorders>
-            <w:top w:val="none" w:color="FFFFFF" w:sz="0"/>
-            <w:left w:val="none" w:color="FFFFFF" w:sz="0"/>
-            <w:bottom w:val="none" w:color="FFFFFF" w:sz="0"/>
-            <w:right w:val="none" w:color="FFFFFF" w:sz="0"/>
+            <w:top w:val="none" w:sz="0" w:space="0" w:color="FFFFFF"/>
+            <w:left w:val="none" w:sz="0" w:space="0" w:color="FFFFFF"/>
+            <w:bottom w:val="none" w:sz="0" w:space="0" w:color="FFFFFF"/>
+            <w:right w:val="none" w:sz="0" w:space="0" w:color="FFFFFF"/>
           </w:tcBorders>
           <w:vAlign w:val="bottom"/>
         </w:tcPr>
         <w:p>
           <w:pPr>
-            <w:spacing w:after="20" w:before="100"/>
+            <w:spacing w:before="100" w:after="20"/>
             <w:jc w:val="right"/>
           </w:pPr>
           <w:r>
             <w:rPr>
-              <w:rFonts w:ascii="Arial" w:cs="Arial" w:eastAsia="Arial" w:hAnsi="Arial"/>
+              <w:rFonts w:ascii="Arial" w:eastAsia="Arial" w:hAnsi="Arial" w:cs="Arial"/>
               <w:color w:val="4B5563"/>
               <w:sz w:val="16"/>
               <w:szCs w:val="16"/>
             </w:rPr>
-            <w:t xml:space="preserve">Ref: BBE/ACT/2026/RES/001</w:t>
+            <w:t>Ref: BBE/ACT/2026/RES/001</w:t>
           </w:r>
         </w:p>
         <w:p>
@@ -1941,12 +2474,12 @@
           </w:pPr>
           <w:r>
             <w:rPr>
-              <w:rFonts w:ascii="Arial" w:cs="Arial" w:eastAsia="Arial" w:hAnsi="Arial"/>
+              <w:rFonts w:ascii="Arial" w:eastAsia="Arial" w:hAnsi="Arial" w:cs="Arial"/>
               <w:color w:val="4B5563"/>
               <w:sz w:val="16"/>
               <w:szCs w:val="16"/>
             </w:rPr>
-            <w:t xml:space="preserve">6 April 2026</w:t>
+            <w:t>6 April 2026</w:t>
           </w:r>
         </w:p>
       </w:tc>
@@ -1955,26 +2488,129 @@
   <w:p>
     <w:pPr>
       <w:pBdr>
-        <w:bottom w:val="single" w:color="C8922A" w:sz="4" w:space="1"/>
+        <w:bottom w:val="single" w:sz="4" w:space="1" w:color="C8922A"/>
       </w:pBdr>
-      <w:spacing w:after="60" w:before="80"/>
+      <w:spacing w:before="80" w:after="60"/>
     </w:pPr>
-    <w:r>
-      <w:rPr>
-        <w:sz w:val="4"/>
-        <w:szCs w:val="4"/>
-      </w:rPr>
-      <w:t xml:space="preserve"/>
-    </w:r>
   </w:p>
 </w:hdr>
 </file>
 
 <file path=word/numbering.xml><?xml version="1.0" encoding="utf-8"?>
-<w:numbering xmlns:wpc="http://schemas.microsoft.com/office/word/2010/wordprocessingCanvas" xmlns:mc="http://schemas.openxmlformats.org/markup-compatibility/2006" xmlns:o="urn:schemas-microsoft-com:office:office" xmlns:r="http://schemas.openxmlformats.org/officeDocument/2006/relationships" xmlns:m="http://schemas.openxmlformats.org/officeDocument/2006/math" xmlns:v="urn:schemas-microsoft-com:vml" xmlns:wp14="http://schemas.microsoft.com/office/word/2010/wordprocessingDrawing" xmlns:wp="http://schemas.openxmlformats.org/drawingml/2006/wordprocessingDrawing" xmlns:w10="urn:schemas-microsoft-com:office:word" xmlns:w="http://schemas.openxmlformats.org/wordprocessingml/2006/main" xmlns:w14="http://schemas.microsoft.com/office/word/2010/wordml" xmlns:w15="http://schemas.microsoft.com/office/word/2012/wordml" xmlns:wpg="http://schemas.microsoft.com/office/word/2010/wordprocessingGroup" xmlns:wpi="http://schemas.microsoft.com/office/word/2010/wordprocessingInk" xmlns:wne="http://schemas.microsoft.com/office/word/2006/wordml" xmlns:wps="http://schemas.microsoft.com/office/word/2010/wordprocessingShape" mc:Ignorable="w14 w15 wp14">
+<w:numbering xmlns:wpc="http://schemas.microsoft.com/office/word/2010/wordprocessingCanvas" xmlns:cx="http://schemas.microsoft.com/office/drawing/2014/chartex" xmlns:cx1="http://schemas.microsoft.com/office/drawing/2015/9/8/chartex" xmlns:cx2="http://schemas.microsoft.com/office/drawing/2015/10/21/chartex" xmlns:cx3="http://schemas.microsoft.com/office/drawing/2016/5/9/chartex" xmlns:cx4="http://schemas.microsoft.com/office/drawing/2016/5/10/chartex" xmlns:cx5="http://schemas.microsoft.com/office/drawing/2016/5/11/chartex" xmlns:cx6="http://schemas.microsoft.com/office/drawing/2016/5/12/chartex" xmlns:cx7="http://schemas.microsoft.com/office/drawing/2016/5/13/chartex" xmlns:cx8="http://schemas.microsoft.com/office/drawing/2016/5/14/chartex" xmlns:mc="http://schemas.openxmlformats.org/markup-compatibility/2006" xmlns:aink="http://schemas.microsoft.com/office/drawing/2016/ink" xmlns:am3d="http://schemas.microsoft.com/office/drawing/2017/model3d" xmlns:o="urn:schemas-microsoft-com:office:office" xmlns:oel="http://schemas.microsoft.com/office/2019/extlst" xmlns:r="http://schemas.openxmlformats.org/officeDocument/2006/relationships" xmlns:m="http://schemas.openxmlformats.org/officeDocument/2006/math" xmlns:v="urn:schemas-microsoft-com:vml" xmlns:wp14="http://schemas.microsoft.com/office/word/2010/wordprocessingDrawing" xmlns:wp="http://schemas.openxmlformats.org/drawingml/2006/wordprocessingDrawing" xmlns:w10="urn:schemas-microsoft-com:office:word" xmlns:w="http://schemas.openxmlformats.org/wordprocessingml/2006/main" xmlns:w14="http://schemas.microsoft.com/office/word/2010/wordml" xmlns:w15="http://schemas.microsoft.com/office/word/2012/wordml" xmlns:w16cex="http://schemas.microsoft.com/office/word/2018/wordml/cex" xmlns:w16cid="http://schemas.microsoft.com/office/word/2016/wordml/cid" xmlns:w16="http://schemas.microsoft.com/office/word/2018/wordml" xmlns:w16du="http://schemas.microsoft.com/office/word/2023/wordml/word16du" xmlns:w16sdtdh="http://schemas.microsoft.com/office/word/2020/wordml/sdtdatahash" xmlns:w16sdtfl="http://schemas.microsoft.com/office/word/2024/wordml/sdtformatlock" xmlns:w16se="http://schemas.microsoft.com/office/word/2015/wordml/symex" xmlns:wpg="http://schemas.microsoft.com/office/word/2010/wordprocessingGroup" xmlns:wpi="http://schemas.microsoft.com/office/word/2010/wordprocessingInk" xmlns:wne="http://schemas.microsoft.com/office/word/2006/wordml" xmlns:wps="http://schemas.microsoft.com/office/word/2010/wordprocessingShape" mc:Ignorable="w14 w15 w16se w16cid w16 w16cex w16sdtdh w16sdtfl w16du wp14">
+  <w:abstractNum w:abstractNumId="0" w15:restartNumberingAfterBreak="0">
+    <w:nsid w:val="5AD037AE"/>
+    <w:multiLevelType w:val="hybridMultilevel"/>
+    <w:tmpl w:val="8432D288"/>
+    <w:lvl w:ilvl="0" w:tplc="60C27E28">
+      <w:start w:val="1"/>
+      <w:numFmt w:val="decimal"/>
+      <w:lvlText w:val="%1."/>
+      <w:lvlJc w:val="left"/>
+      <w:pPr>
+        <w:ind w:left="640" w:hanging="360"/>
+      </w:pPr>
+    </w:lvl>
+    <w:lvl w:ilvl="1" w:tplc="5E705022">
+      <w:numFmt w:val="decimal"/>
+      <w:lvlText w:val=""/>
+      <w:lvlJc w:val="left"/>
+    </w:lvl>
+    <w:lvl w:ilvl="2" w:tplc="7EE0B88C">
+      <w:numFmt w:val="decimal"/>
+      <w:lvlText w:val=""/>
+      <w:lvlJc w:val="left"/>
+    </w:lvl>
+    <w:lvl w:ilvl="3" w:tplc="4D1CA7AA">
+      <w:numFmt w:val="decimal"/>
+      <w:lvlText w:val=""/>
+      <w:lvlJc w:val="left"/>
+    </w:lvl>
+    <w:lvl w:ilvl="4" w:tplc="AB30005C">
+      <w:numFmt w:val="decimal"/>
+      <w:lvlText w:val=""/>
+      <w:lvlJc w:val="left"/>
+    </w:lvl>
+    <w:lvl w:ilvl="5" w:tplc="3DF07DB4">
+      <w:numFmt w:val="decimal"/>
+      <w:lvlText w:val=""/>
+      <w:lvlJc w:val="left"/>
+    </w:lvl>
+    <w:lvl w:ilvl="6" w:tplc="EEC237F2">
+      <w:numFmt w:val="decimal"/>
+      <w:lvlText w:val=""/>
+      <w:lvlJc w:val="left"/>
+    </w:lvl>
+    <w:lvl w:ilvl="7" w:tplc="A0882E2E">
+      <w:numFmt w:val="decimal"/>
+      <w:lvlText w:val=""/>
+      <w:lvlJc w:val="left"/>
+    </w:lvl>
+    <w:lvl w:ilvl="8" w:tplc="15CEE16C">
+      <w:numFmt w:val="decimal"/>
+      <w:lvlText w:val=""/>
+      <w:lvlJc w:val="left"/>
+    </w:lvl>
+  </w:abstractNum>
   <w:abstractNum w:abstractNumId="1" w15:restartNumberingAfterBreak="0">
+    <w:nsid w:val="69047A58"/>
     <w:multiLevelType w:val="hybridMultilevel"/>
-    <w:lvl w:ilvl="0" w15:tentative="1">
+    <w:tmpl w:val="8466BFAC"/>
+    <w:lvl w:ilvl="0" w:tplc="ABC63AA2">
+      <w:start w:val="1"/>
+      <w:numFmt w:val="bullet"/>
+      <w:lvlText w:val="•"/>
+      <w:lvlJc w:val="left"/>
+      <w:pPr>
+        <w:ind w:left="720" w:hanging="360"/>
+      </w:pPr>
+    </w:lvl>
+    <w:lvl w:ilvl="1" w:tplc="A4DE76CE">
+      <w:numFmt w:val="decimal"/>
+      <w:lvlText w:val=""/>
+      <w:lvlJc w:val="left"/>
+    </w:lvl>
+    <w:lvl w:ilvl="2" w:tplc="17C689F0">
+      <w:numFmt w:val="decimal"/>
+      <w:lvlText w:val=""/>
+      <w:lvlJc w:val="left"/>
+    </w:lvl>
+    <w:lvl w:ilvl="3" w:tplc="4D922BE0">
+      <w:numFmt w:val="decimal"/>
+      <w:lvlText w:val=""/>
+      <w:lvlJc w:val="left"/>
+    </w:lvl>
+    <w:lvl w:ilvl="4" w:tplc="93525F62">
+      <w:numFmt w:val="decimal"/>
+      <w:lvlText w:val=""/>
+      <w:lvlJc w:val="left"/>
+    </w:lvl>
+    <w:lvl w:ilvl="5" w:tplc="93FC8FB4">
+      <w:numFmt w:val="decimal"/>
+      <w:lvlText w:val=""/>
+      <w:lvlJc w:val="left"/>
+    </w:lvl>
+    <w:lvl w:ilvl="6" w:tplc="7BE2F788">
+      <w:numFmt w:val="decimal"/>
+      <w:lvlText w:val=""/>
+      <w:lvlJc w:val="left"/>
+    </w:lvl>
+    <w:lvl w:ilvl="7" w:tplc="9D180EEE">
+      <w:numFmt w:val="decimal"/>
+      <w:lvlText w:val=""/>
+      <w:lvlJc w:val="left"/>
+    </w:lvl>
+    <w:lvl w:ilvl="8" w:tplc="16D8DCA6">
+      <w:numFmt w:val="decimal"/>
+      <w:lvlText w:val=""/>
+      <w:lvlJc w:val="left"/>
+    </w:lvl>
+  </w:abstractNum>
+  <w:abstractNum w:abstractNumId="2" w15:restartNumberingAfterBreak="0">
+    <w:nsid w:val="742B5B20"/>
+    <w:multiLevelType w:val="hybridMultilevel"/>
+    <w:tmpl w:val="BE8ED85A"/>
+    <w:lvl w:ilvl="0" w:tplc="AD2AC920">
       <w:start w:val="1"/>
       <w:numFmt w:val="bullet"/>
       <w:lvlText w:val="●"/>
@@ -1983,7 +2619,7 @@
         <w:ind w:left="720" w:hanging="360"/>
       </w:pPr>
     </w:lvl>
-    <w:lvl w:ilvl="1" w15:tentative="1">
+    <w:lvl w:ilvl="1" w:tplc="4EA6AC54">
       <w:start w:val="1"/>
       <w:numFmt w:val="bullet"/>
       <w:lvlText w:val="○"/>
@@ -1992,7 +2628,7 @@
         <w:ind w:left="1440" w:hanging="360"/>
       </w:pPr>
     </w:lvl>
-    <w:lvl w:ilvl="2" w15:tentative="1">
+    <w:lvl w:ilvl="2" w:tplc="AB58D57A">
       <w:start w:val="1"/>
       <w:numFmt w:val="bullet"/>
       <w:lvlText w:val="■"/>
@@ -2001,7 +2637,7 @@
         <w:ind w:left="2160" w:hanging="360"/>
       </w:pPr>
     </w:lvl>
-    <w:lvl w:ilvl="3" w15:tentative="1">
+    <w:lvl w:ilvl="3" w:tplc="67AE08FE">
       <w:start w:val="1"/>
       <w:numFmt w:val="bullet"/>
       <w:lvlText w:val="●"/>
@@ -2010,7 +2646,7 @@
         <w:ind w:left="2880" w:hanging="360"/>
       </w:pPr>
     </w:lvl>
-    <w:lvl w:ilvl="4" w15:tentative="1">
+    <w:lvl w:ilvl="4" w:tplc="67CEA6E2">
       <w:start w:val="1"/>
       <w:numFmt w:val="bullet"/>
       <w:lvlText w:val="○"/>
@@ -2019,7 +2655,7 @@
         <w:ind w:left="3600" w:hanging="360"/>
       </w:pPr>
     </w:lvl>
-    <w:lvl w:ilvl="5" w15:tentative="1">
+    <w:lvl w:ilvl="5" w:tplc="A11E8738">
       <w:start w:val="1"/>
       <w:numFmt w:val="bullet"/>
       <w:lvlText w:val="■"/>
@@ -2028,7 +2664,7 @@
         <w:ind w:left="4320" w:hanging="360"/>
       </w:pPr>
     </w:lvl>
-    <w:lvl w:ilvl="6" w15:tentative="1">
+    <w:lvl w:ilvl="6" w:tplc="E8FCC308">
       <w:start w:val="1"/>
       <w:numFmt w:val="bullet"/>
       <w:lvlText w:val="●"/>
@@ -2037,7 +2673,7 @@
         <w:ind w:left="5040" w:hanging="360"/>
       </w:pPr>
     </w:lvl>
-    <w:lvl w:ilvl="7" w15:tentative="1">
+    <w:lvl w:ilvl="7" w:tplc="810A0156">
       <w:start w:val="1"/>
       <w:numFmt w:val="bullet"/>
       <w:lvlText w:val="●"/>
@@ -2046,7 +2682,7 @@
         <w:ind w:left="5760" w:hanging="360"/>
       </w:pPr>
     </w:lvl>
-    <w:lvl w:ilvl="8" w15:tentative="1">
+    <w:lvl w:ilvl="8" w:tplc="BE6E3A84">
       <w:start w:val="1"/>
       <w:numFmt w:val="bullet"/>
       <w:lvlText w:val="●"/>
@@ -2056,33 +2692,11 @@
       </w:pPr>
     </w:lvl>
   </w:abstractNum>
-  <w:abstractNum w:abstractNumId="2" w15:restartNumberingAfterBreak="0">
+  <w:abstractNum w:abstractNumId="3" w15:restartNumberingAfterBreak="0">
+    <w:nsid w:val="7FB63280"/>
     <w:multiLevelType w:val="hybridMultilevel"/>
-    <w:lvl w:ilvl="0" w15:tentative="1">
-      <w:start w:val="1"/>
-      <w:numFmt w:val="decimal"/>
-      <w:lvlText w:val="%1."/>
-      <w:lvlJc w:val="left"/>
-      <w:pPr>
-        <w:ind w:left="640" w:hanging="360"/>
-      </w:pPr>
-    </w:lvl>
-  </w:abstractNum>
-  <w:abstractNum w:abstractNumId="3" w15:restartNumberingAfterBreak="0">
-    <w:multiLevelType w:val="hybridMultilevel"/>
-    <w:lvl w:ilvl="0" w15:tentative="1">
-      <w:start w:val="1"/>
-      <w:numFmt w:val="bullet"/>
-      <w:lvlText w:val="•"/>
-      <w:lvlJc w:val="left"/>
-      <w:pPr>
-        <w:ind w:left="720" w:hanging="360"/>
-      </w:pPr>
-    </w:lvl>
-  </w:abstractNum>
-  <w:abstractNum w:abstractNumId="4" w15:restartNumberingAfterBreak="0">
-    <w:multiLevelType w:val="hybridMultilevel"/>
-    <w:lvl w:ilvl="0" w15:tentative="1">
+    <w:tmpl w:val="22B275B0"/>
+    <w:lvl w:ilvl="0" w:tplc="85825A9E">
       <w:start w:val="1"/>
       <w:numFmt w:val="lowerLetter"/>
       <w:lvlText w:val="%1."/>
@@ -2091,15 +2705,55 @@
         <w:ind w:left="720" w:hanging="360"/>
       </w:pPr>
     </w:lvl>
+    <w:lvl w:ilvl="1" w:tplc="D318CC70">
+      <w:numFmt w:val="decimal"/>
+      <w:lvlText w:val=""/>
+      <w:lvlJc w:val="left"/>
+    </w:lvl>
+    <w:lvl w:ilvl="2" w:tplc="87821702">
+      <w:numFmt w:val="decimal"/>
+      <w:lvlText w:val=""/>
+      <w:lvlJc w:val="left"/>
+    </w:lvl>
+    <w:lvl w:ilvl="3" w:tplc="20BC1DA4">
+      <w:numFmt w:val="decimal"/>
+      <w:lvlText w:val=""/>
+      <w:lvlJc w:val="left"/>
+    </w:lvl>
+    <w:lvl w:ilvl="4" w:tplc="7EE0C304">
+      <w:numFmt w:val="decimal"/>
+      <w:lvlText w:val=""/>
+      <w:lvlJc w:val="left"/>
+    </w:lvl>
+    <w:lvl w:ilvl="5" w:tplc="02D634F0">
+      <w:numFmt w:val="decimal"/>
+      <w:lvlText w:val=""/>
+      <w:lvlJc w:val="left"/>
+    </w:lvl>
+    <w:lvl w:ilvl="6" w:tplc="382A1ADE">
+      <w:numFmt w:val="decimal"/>
+      <w:lvlText w:val=""/>
+      <w:lvlJc w:val="left"/>
+    </w:lvl>
+    <w:lvl w:ilvl="7" w:tplc="305EFA44">
+      <w:numFmt w:val="decimal"/>
+      <w:lvlText w:val=""/>
+      <w:lvlJc w:val="left"/>
+    </w:lvl>
+    <w:lvl w:ilvl="8" w:tplc="C22EE23A">
+      <w:numFmt w:val="decimal"/>
+      <w:lvlText w:val=""/>
+      <w:lvlJc w:val="left"/>
+    </w:lvl>
   </w:abstractNum>
-  <w:num w:numId="1">
-    <w:abstractNumId w:val="1"/>
+  <w:num w:numId="1" w16cid:durableId="1786801133">
+    <w:abstractNumId w:val="2"/>
     <w:lvlOverride w:ilvl="0">
       <w:startOverride w:val="1"/>
     </w:lvlOverride>
   </w:num>
-  <w:num w:numId="2">
-    <w:abstractNumId w:val="3"/>
+  <w:num w:numId="2" w16cid:durableId="1666786512">
+    <w:abstractNumId w:val="1"/>
     <w:lvlOverride w:ilvl="0">
       <w:startOverride w:val="1"/>
     </w:lvlOverride>
@@ -2108,32 +2762,407 @@
 </file>
 
 <file path=word/styles.xml><?xml version="1.0" encoding="utf-8"?>
-<w:styles xmlns:mc="http://schemas.openxmlformats.org/markup-compatibility/2006" xmlns:r="http://schemas.openxmlformats.org/officeDocument/2006/relationships" xmlns:w="http://schemas.openxmlformats.org/wordprocessingml/2006/main" xmlns:w14="http://schemas.microsoft.com/office/word/2010/wordml" xmlns:w15="http://schemas.microsoft.com/office/word/2012/wordml" mc:Ignorable="w14 w15">
+<w:styles xmlns:mc="http://schemas.openxmlformats.org/markup-compatibility/2006" xmlns:r="http://schemas.openxmlformats.org/officeDocument/2006/relationships" xmlns:w="http://schemas.openxmlformats.org/wordprocessingml/2006/main" xmlns:w14="http://schemas.microsoft.com/office/word/2010/wordml" xmlns:w15="http://schemas.microsoft.com/office/word/2012/wordml" xmlns:w16cex="http://schemas.microsoft.com/office/word/2018/wordml/cex" xmlns:w16cid="http://schemas.microsoft.com/office/word/2016/wordml/cid" xmlns:w16="http://schemas.microsoft.com/office/word/2018/wordml" xmlns:w16du="http://schemas.microsoft.com/office/word/2023/wordml/word16du" xmlns:w16sdtdh="http://schemas.microsoft.com/office/word/2020/wordml/sdtdatahash" xmlns:w16sdtfl="http://schemas.microsoft.com/office/word/2024/wordml/sdtformatlock" xmlns:w16se="http://schemas.microsoft.com/office/word/2015/wordml/symex" mc:Ignorable="w14 w15 w16se w16cid w16 w16cex w16sdtdh w16sdtfl w16du">
   <w:docDefaults>
     <w:rPrDefault>
       <w:rPr>
-        <w:rFonts w:ascii="Georgia" w:cs="Georgia" w:eastAsia="Georgia" w:hAnsi="Georgia"/>
+        <w:rFonts w:ascii="Georgia" w:eastAsia="Georgia" w:hAnsi="Georgia" w:cs="Georgia"/>
         <w:sz w:val="22"/>
         <w:szCs w:val="22"/>
+        <w:lang w:val="en-ZA" w:eastAsia="en-GB" w:bidi="ar-SA"/>
       </w:rPr>
     </w:rPrDefault>
     <w:pPrDefault/>
   </w:docDefaults>
-  <w:style w:type="paragraph" w:styleId="Title">
-    <w:name w:val="Title"/>
-    <w:basedOn w:val="Normal"/>
-    <w:next w:val="Normal"/>
+  <w:latentStyles w:defLockedState="0" w:defUIPriority="99" w:defSemiHidden="0" w:defUnhideWhenUsed="0" w:defQFormat="0" w:count="376">
+    <w:lsdException w:name="Normal" w:uiPriority="0" w:qFormat="1"/>
+    <w:lsdException w:name="heading 1" w:uiPriority="9" w:qFormat="1"/>
+    <w:lsdException w:name="heading 2" w:semiHidden="1" w:uiPriority="9" w:unhideWhenUsed="1" w:qFormat="1"/>
+    <w:lsdException w:name="heading 3" w:semiHidden="1" w:uiPriority="9" w:unhideWhenUsed="1" w:qFormat="1"/>
+    <w:lsdException w:name="heading 4" w:semiHidden="1" w:uiPriority="9" w:unhideWhenUsed="1" w:qFormat="1"/>
+    <w:lsdException w:name="heading 5" w:semiHidden="1" w:uiPriority="9" w:unhideWhenUsed="1" w:qFormat="1"/>
+    <w:lsdException w:name="heading 6" w:semiHidden="1" w:uiPriority="9" w:unhideWhenUsed="1" w:qFormat="1"/>
+    <w:lsdException w:name="heading 7" w:semiHidden="1" w:uiPriority="9" w:unhideWhenUsed="1" w:qFormat="1"/>
+    <w:lsdException w:name="heading 8" w:semiHidden="1" w:uiPriority="9" w:unhideWhenUsed="1" w:qFormat="1"/>
+    <w:lsdException w:name="heading 9" w:semiHidden="1" w:uiPriority="9" w:unhideWhenUsed="1" w:qFormat="1"/>
+    <w:lsdException w:name="index 1" w:semiHidden="1" w:unhideWhenUsed="1"/>
+    <w:lsdException w:name="index 2" w:semiHidden="1" w:unhideWhenUsed="1"/>
+    <w:lsdException w:name="index 3" w:semiHidden="1" w:unhideWhenUsed="1"/>
+    <w:lsdException w:name="index 4" w:semiHidden="1" w:unhideWhenUsed="1"/>
+    <w:lsdException w:name="index 5" w:semiHidden="1" w:unhideWhenUsed="1"/>
+    <w:lsdException w:name="index 6" w:semiHidden="1" w:unhideWhenUsed="1"/>
+    <w:lsdException w:name="index 7" w:semiHidden="1" w:unhideWhenUsed="1"/>
+    <w:lsdException w:name="index 8" w:semiHidden="1" w:unhideWhenUsed="1"/>
+    <w:lsdException w:name="index 9" w:semiHidden="1" w:unhideWhenUsed="1"/>
+    <w:lsdException w:name="toc 1" w:semiHidden="1" w:uiPriority="39" w:unhideWhenUsed="1"/>
+    <w:lsdException w:name="toc 2" w:semiHidden="1" w:uiPriority="39" w:unhideWhenUsed="1"/>
+    <w:lsdException w:name="toc 3" w:semiHidden="1" w:uiPriority="39" w:unhideWhenUsed="1"/>
+    <w:lsdException w:name="toc 4" w:semiHidden="1" w:uiPriority="39" w:unhideWhenUsed="1"/>
+    <w:lsdException w:name="toc 5" w:semiHidden="1" w:uiPriority="39" w:unhideWhenUsed="1"/>
+    <w:lsdException w:name="toc 6" w:semiHidden="1" w:uiPriority="39" w:unhideWhenUsed="1"/>
+    <w:lsdException w:name="toc 7" w:semiHidden="1" w:uiPriority="39" w:unhideWhenUsed="1"/>
+    <w:lsdException w:name="toc 8" w:semiHidden="1" w:uiPriority="39" w:unhideWhenUsed="1"/>
+    <w:lsdException w:name="toc 9" w:semiHidden="1" w:uiPriority="39" w:unhideWhenUsed="1"/>
+    <w:lsdException w:name="Normal Indent" w:semiHidden="1" w:unhideWhenUsed="1"/>
+    <w:lsdException w:name="footnote text" w:semiHidden="1" w:unhideWhenUsed="1"/>
+    <w:lsdException w:name="annotation text" w:semiHidden="1" w:unhideWhenUsed="1"/>
+    <w:lsdException w:name="header" w:semiHidden="1" w:unhideWhenUsed="1"/>
+    <w:lsdException w:name="footer" w:semiHidden="1" w:unhideWhenUsed="1"/>
+    <w:lsdException w:name="index heading" w:semiHidden="1" w:unhideWhenUsed="1"/>
+    <w:lsdException w:name="caption" w:semiHidden="1" w:uiPriority="35" w:unhideWhenUsed="1" w:qFormat="1"/>
+    <w:lsdException w:name="table of figures" w:semiHidden="1" w:unhideWhenUsed="1"/>
+    <w:lsdException w:name="envelope address" w:semiHidden="1" w:unhideWhenUsed="1"/>
+    <w:lsdException w:name="envelope return" w:semiHidden="1" w:unhideWhenUsed="1"/>
+    <w:lsdException w:name="footnote reference" w:semiHidden="1" w:unhideWhenUsed="1"/>
+    <w:lsdException w:name="annotation reference" w:semiHidden="1" w:unhideWhenUsed="1"/>
+    <w:lsdException w:name="line number" w:semiHidden="1" w:unhideWhenUsed="1"/>
+    <w:lsdException w:name="page number" w:semiHidden="1" w:unhideWhenUsed="1"/>
+    <w:lsdException w:name="endnote reference" w:semiHidden="1" w:unhideWhenUsed="1"/>
+    <w:lsdException w:name="endnote text" w:semiHidden="1" w:unhideWhenUsed="1"/>
+    <w:lsdException w:name="table of authorities" w:semiHidden="1" w:unhideWhenUsed="1"/>
+    <w:lsdException w:name="macro" w:semiHidden="1" w:unhideWhenUsed="1"/>
+    <w:lsdException w:name="toa heading" w:semiHidden="1" w:unhideWhenUsed="1"/>
+    <w:lsdException w:name="List" w:semiHidden="1" w:unhideWhenUsed="1"/>
+    <w:lsdException w:name="List Bullet" w:semiHidden="1" w:unhideWhenUsed="1"/>
+    <w:lsdException w:name="List Number" w:semiHidden="1" w:unhideWhenUsed="1"/>
+    <w:lsdException w:name="List 2" w:semiHidden="1" w:unhideWhenUsed="1"/>
+    <w:lsdException w:name="List 3" w:semiHidden="1" w:unhideWhenUsed="1"/>
+    <w:lsdException w:name="List 4" w:semiHidden="1" w:unhideWhenUsed="1"/>
+    <w:lsdException w:name="List 5" w:semiHidden="1" w:unhideWhenUsed="1"/>
+    <w:lsdException w:name="List Bullet 2" w:semiHidden="1" w:unhideWhenUsed="1"/>
+    <w:lsdException w:name="List Bullet 3" w:semiHidden="1" w:unhideWhenUsed="1"/>
+    <w:lsdException w:name="List Bullet 4" w:semiHidden="1" w:unhideWhenUsed="1"/>
+    <w:lsdException w:name="List Bullet 5" w:semiHidden="1" w:unhideWhenUsed="1"/>
+    <w:lsdException w:name="List Number 2" w:semiHidden="1" w:unhideWhenUsed="1"/>
+    <w:lsdException w:name="List Number 3" w:semiHidden="1" w:unhideWhenUsed="1"/>
+    <w:lsdException w:name="List Number 4" w:semiHidden="1" w:unhideWhenUsed="1"/>
+    <w:lsdException w:name="List Number 5" w:semiHidden="1" w:unhideWhenUsed="1"/>
+    <w:lsdException w:name="Title" w:uiPriority="10" w:qFormat="1"/>
+    <w:lsdException w:name="Closing" w:semiHidden="1" w:unhideWhenUsed="1"/>
+    <w:lsdException w:name="Signature" w:semiHidden="1" w:unhideWhenUsed="1"/>
+    <w:lsdException w:name="Default Paragraph Font" w:semiHidden="1" w:uiPriority="1" w:unhideWhenUsed="1"/>
+    <w:lsdException w:name="Body Text" w:semiHidden="1" w:unhideWhenUsed="1"/>
+    <w:lsdException w:name="Body Text Indent" w:semiHidden="1" w:unhideWhenUsed="1"/>
+    <w:lsdException w:name="List Continue" w:semiHidden="1" w:unhideWhenUsed="1"/>
+    <w:lsdException w:name="List Continue 2" w:semiHidden="1" w:unhideWhenUsed="1"/>
+    <w:lsdException w:name="List Continue 3" w:semiHidden="1" w:unhideWhenUsed="1"/>
+    <w:lsdException w:name="List Continue 4" w:semiHidden="1" w:unhideWhenUsed="1"/>
+    <w:lsdException w:name="List Continue 5" w:semiHidden="1" w:unhideWhenUsed="1"/>
+    <w:lsdException w:name="Message Header" w:semiHidden="1" w:unhideWhenUsed="1"/>
+    <w:lsdException w:name="Subtitle" w:uiPriority="11" w:qFormat="1"/>
+    <w:lsdException w:name="Salutation" w:semiHidden="1" w:unhideWhenUsed="1"/>
+    <w:lsdException w:name="Date" w:semiHidden="1" w:unhideWhenUsed="1"/>
+    <w:lsdException w:name="Body Text First Indent" w:semiHidden="1" w:unhideWhenUsed="1"/>
+    <w:lsdException w:name="Body Text First Indent 2" w:semiHidden="1" w:unhideWhenUsed="1"/>
+    <w:lsdException w:name="Note Heading" w:semiHidden="1" w:unhideWhenUsed="1"/>
+    <w:lsdException w:name="Body Text 2" w:semiHidden="1" w:unhideWhenUsed="1"/>
+    <w:lsdException w:name="Body Text 3" w:semiHidden="1" w:unhideWhenUsed="1"/>
+    <w:lsdException w:name="Body Text Indent 2" w:semiHidden="1" w:unhideWhenUsed="1"/>
+    <w:lsdException w:name="Body Text Indent 3" w:semiHidden="1" w:unhideWhenUsed="1"/>
+    <w:lsdException w:name="Block Text" w:semiHidden="1" w:unhideWhenUsed="1"/>
+    <w:lsdException w:name="Hyperlink" w:semiHidden="1" w:unhideWhenUsed="1"/>
+    <w:lsdException w:name="FollowedHyperlink" w:semiHidden="1" w:unhideWhenUsed="1"/>
+    <w:lsdException w:name="Strong" w:uiPriority="22" w:qFormat="1"/>
+    <w:lsdException w:name="Emphasis" w:uiPriority="20" w:qFormat="1"/>
+    <w:lsdException w:name="Document Map" w:semiHidden="1" w:unhideWhenUsed="1"/>
+    <w:lsdException w:name="Plain Text" w:semiHidden="1" w:unhideWhenUsed="1"/>
+    <w:lsdException w:name="E-mail Signature" w:semiHidden="1" w:unhideWhenUsed="1"/>
+    <w:lsdException w:name="HTML Top of Form" w:semiHidden="1" w:unhideWhenUsed="1"/>
+    <w:lsdException w:name="HTML Bottom of Form" w:semiHidden="1" w:unhideWhenUsed="1"/>
+    <w:lsdException w:name="Normal (Web)" w:semiHidden="1" w:unhideWhenUsed="1"/>
+    <w:lsdException w:name="HTML Acronym" w:semiHidden="1" w:unhideWhenUsed="1"/>
+    <w:lsdException w:name="HTML Address" w:semiHidden="1" w:unhideWhenUsed="1"/>
+    <w:lsdException w:name="HTML Cite" w:semiHidden="1" w:unhideWhenUsed="1"/>
+    <w:lsdException w:name="HTML Code" w:semiHidden="1" w:unhideWhenUsed="1"/>
+    <w:lsdException w:name="HTML Definition" w:semiHidden="1" w:unhideWhenUsed="1"/>
+    <w:lsdException w:name="HTML Keyboard" w:semiHidden="1" w:unhideWhenUsed="1"/>
+    <w:lsdException w:name="HTML Preformatted" w:semiHidden="1" w:unhideWhenUsed="1"/>
+    <w:lsdException w:name="HTML Sample" w:semiHidden="1" w:unhideWhenUsed="1"/>
+    <w:lsdException w:name="HTML Typewriter" w:semiHidden="1" w:unhideWhenUsed="1"/>
+    <w:lsdException w:name="HTML Variable" w:semiHidden="1" w:unhideWhenUsed="1"/>
+    <w:lsdException w:name="Normal Table" w:semiHidden="1" w:unhideWhenUsed="1"/>
+    <w:lsdException w:name="annotation subject" w:semiHidden="1" w:unhideWhenUsed="1"/>
+    <w:lsdException w:name="No List" w:semiHidden="1" w:unhideWhenUsed="1"/>
+    <w:lsdException w:name="Outline List 1" w:semiHidden="1" w:unhideWhenUsed="1"/>
+    <w:lsdException w:name="Outline List 2" w:semiHidden="1" w:unhideWhenUsed="1"/>
+    <w:lsdException w:name="Outline List 3" w:semiHidden="1" w:unhideWhenUsed="1"/>
+    <w:lsdException w:name="Table Simple 1" w:semiHidden="1" w:unhideWhenUsed="1"/>
+    <w:lsdException w:name="Table Simple 2" w:semiHidden="1" w:unhideWhenUsed="1"/>
+    <w:lsdException w:name="Table Simple 3" w:semiHidden="1" w:unhideWhenUsed="1"/>
+    <w:lsdException w:name="Table Classic 1" w:semiHidden="1" w:unhideWhenUsed="1"/>
+    <w:lsdException w:name="Table Classic 2" w:semiHidden="1" w:unhideWhenUsed="1"/>
+    <w:lsdException w:name="Table Classic 3" w:semiHidden="1" w:unhideWhenUsed="1"/>
+    <w:lsdException w:name="Table Classic 4" w:semiHidden="1" w:unhideWhenUsed="1"/>
+    <w:lsdException w:name="Table Colorful 1" w:semiHidden="1" w:unhideWhenUsed="1"/>
+    <w:lsdException w:name="Table Colorful 2" w:semiHidden="1" w:unhideWhenUsed="1"/>
+    <w:lsdException w:name="Table Colorful 3" w:semiHidden="1" w:unhideWhenUsed="1"/>
+    <w:lsdException w:name="Table Columns 1" w:semiHidden="1" w:unhideWhenUsed="1"/>
+    <w:lsdException w:name="Table Columns 2" w:semiHidden="1" w:unhideWhenUsed="1"/>
+    <w:lsdException w:name="Table Columns 3" w:semiHidden="1" w:unhideWhenUsed="1"/>
+    <w:lsdException w:name="Table Columns 4" w:semiHidden="1" w:unhideWhenUsed="1"/>
+    <w:lsdException w:name="Table Columns 5" w:semiHidden="1" w:unhideWhenUsed="1"/>
+    <w:lsdException w:name="Table Grid 1" w:semiHidden="1" w:unhideWhenUsed="1"/>
+    <w:lsdException w:name="Table Grid 2" w:semiHidden="1" w:unhideWhenUsed="1"/>
+    <w:lsdException w:name="Table Grid 3" w:semiHidden="1" w:unhideWhenUsed="1"/>
+    <w:lsdException w:name="Table Grid 4" w:semiHidden="1" w:unhideWhenUsed="1"/>
+    <w:lsdException w:name="Table Grid 5" w:semiHidden="1" w:unhideWhenUsed="1"/>
+    <w:lsdException w:name="Table Grid 6" w:semiHidden="1" w:unhideWhenUsed="1"/>
+    <w:lsdException w:name="Table Grid 7" w:semiHidden="1" w:unhideWhenUsed="1"/>
+    <w:lsdException w:name="Table Grid 8" w:semiHidden="1" w:unhideWhenUsed="1"/>
+    <w:lsdException w:name="Table List 1" w:semiHidden="1" w:unhideWhenUsed="1"/>
+    <w:lsdException w:name="Table List 2" w:semiHidden="1" w:unhideWhenUsed="1"/>
+    <w:lsdException w:name="Table List 3" w:semiHidden="1" w:unhideWhenUsed="1"/>
+    <w:lsdException w:name="Table List 4" w:semiHidden="1" w:unhideWhenUsed="1"/>
+    <w:lsdException w:name="Table List 5" w:semiHidden="1" w:unhideWhenUsed="1"/>
+    <w:lsdException w:name="Table List 6" w:semiHidden="1" w:unhideWhenUsed="1"/>
+    <w:lsdException w:name="Table List 7" w:semiHidden="1" w:unhideWhenUsed="1"/>
+    <w:lsdException w:name="Table List 8" w:semiHidden="1" w:unhideWhenUsed="1"/>
+    <w:lsdException w:name="Table 3D effects 1" w:semiHidden="1" w:unhideWhenUsed="1"/>
+    <w:lsdException w:name="Table 3D effects 2" w:semiHidden="1" w:unhideWhenUsed="1"/>
+    <w:lsdException w:name="Table 3D effects 3" w:semiHidden="1" w:unhideWhenUsed="1"/>
+    <w:lsdException w:name="Table Contemporary" w:semiHidden="1" w:unhideWhenUsed="1"/>
+    <w:lsdException w:name="Table Elegant" w:semiHidden="1" w:unhideWhenUsed="1"/>
+    <w:lsdException w:name="Table Professional" w:semiHidden="1" w:unhideWhenUsed="1"/>
+    <w:lsdException w:name="Table Subtle 1" w:semiHidden="1" w:unhideWhenUsed="1"/>
+    <w:lsdException w:name="Table Subtle 2" w:semiHidden="1" w:unhideWhenUsed="1"/>
+    <w:lsdException w:name="Table Web 1" w:semiHidden="1" w:unhideWhenUsed="1"/>
+    <w:lsdException w:name="Table Web 2" w:semiHidden="1" w:unhideWhenUsed="1"/>
+    <w:lsdException w:name="Table Web 3" w:semiHidden="1" w:unhideWhenUsed="1"/>
+    <w:lsdException w:name="Balloon Text" w:semiHidden="1" w:unhideWhenUsed="1"/>
+    <w:lsdException w:name="Table Grid" w:uiPriority="39"/>
+    <w:lsdException w:name="Table Theme" w:semiHidden="1" w:unhideWhenUsed="1"/>
+    <w:lsdException w:name="Placeholder Text" w:semiHidden="1"/>
+    <w:lsdException w:name="No Spacing" w:uiPriority="1" w:qFormat="1"/>
+    <w:lsdException w:name="Light Shading" w:uiPriority="60"/>
+    <w:lsdException w:name="Light List" w:uiPriority="61"/>
+    <w:lsdException w:name="Light Grid" w:uiPriority="62"/>
+    <w:lsdException w:name="Medium Shading 1" w:uiPriority="63"/>
+    <w:lsdException w:name="Medium Shading 2" w:uiPriority="64"/>
+    <w:lsdException w:name="Medium List 1" w:uiPriority="65"/>
+    <w:lsdException w:name="Medium List 2" w:uiPriority="66"/>
+    <w:lsdException w:name="Medium Grid 1" w:uiPriority="67"/>
+    <w:lsdException w:name="Medium Grid 2" w:uiPriority="68"/>
+    <w:lsdException w:name="Medium Grid 3" w:uiPriority="69"/>
+    <w:lsdException w:name="Dark List" w:uiPriority="70"/>
+    <w:lsdException w:name="Colorful Shading" w:uiPriority="71"/>
+    <w:lsdException w:name="Colorful List" w:uiPriority="72"/>
+    <w:lsdException w:name="Colorful Grid" w:uiPriority="73"/>
+    <w:lsdException w:name="Light Shading Accent 1" w:uiPriority="60"/>
+    <w:lsdException w:name="Light List Accent 1" w:uiPriority="61"/>
+    <w:lsdException w:name="Light Grid Accent 1" w:uiPriority="62"/>
+    <w:lsdException w:name="Medium Shading 1 Accent 1" w:uiPriority="63"/>
+    <w:lsdException w:name="Medium Shading 2 Accent 1" w:uiPriority="64"/>
+    <w:lsdException w:name="Medium List 1 Accent 1" w:uiPriority="65"/>
+    <w:lsdException w:name="Revision" w:semiHidden="1"/>
+    <w:lsdException w:name="List Paragraph" w:uiPriority="34" w:qFormat="1"/>
+    <w:lsdException w:name="Quote" w:uiPriority="29" w:qFormat="1"/>
+    <w:lsdException w:name="Intense Quote" w:uiPriority="30" w:qFormat="1"/>
+    <w:lsdException w:name="Medium List 2 Accent 1" w:uiPriority="66"/>
+    <w:lsdException w:name="Medium Grid 1 Accent 1" w:uiPriority="67"/>
+    <w:lsdException w:name="Medium Grid 2 Accent 1" w:uiPriority="68"/>
+    <w:lsdException w:name="Medium Grid 3 Accent 1" w:uiPriority="69"/>
+    <w:lsdException w:name="Dark List Accent 1" w:uiPriority="70"/>
+    <w:lsdException w:name="Colorful Shading Accent 1" w:uiPriority="71"/>
+    <w:lsdException w:name="Colorful List Accent 1" w:uiPriority="72"/>
+    <w:lsdException w:name="Colorful Grid Accent 1" w:uiPriority="73"/>
+    <w:lsdException w:name="Light Shading Accent 2" w:uiPriority="60"/>
+    <w:lsdException w:name="Light List Accent 2" w:uiPriority="61"/>
+    <w:lsdException w:name="Light Grid Accent 2" w:uiPriority="62"/>
+    <w:lsdException w:name="Medium Shading 1 Accent 2" w:uiPriority="63"/>
+    <w:lsdException w:name="Medium Shading 2 Accent 2" w:uiPriority="64"/>
+    <w:lsdException w:name="Medium List 1 Accent 2" w:uiPriority="65"/>
+    <w:lsdException w:name="Medium List 2 Accent 2" w:uiPriority="66"/>
+    <w:lsdException w:name="Medium Grid 1 Accent 2" w:uiPriority="67"/>
+    <w:lsdException w:name="Medium Grid 2 Accent 2" w:uiPriority="68"/>
+    <w:lsdException w:name="Medium Grid 3 Accent 2" w:uiPriority="69"/>
+    <w:lsdException w:name="Dark List Accent 2" w:uiPriority="70"/>
+    <w:lsdException w:name="Colorful Shading Accent 2" w:uiPriority="71"/>
+    <w:lsdException w:name="Colorful List Accent 2" w:uiPriority="72"/>
+    <w:lsdException w:name="Colorful Grid Accent 2" w:uiPriority="73"/>
+    <w:lsdException w:name="Light Shading Accent 3" w:uiPriority="60"/>
+    <w:lsdException w:name="Light List Accent 3" w:uiPriority="61"/>
+    <w:lsdException w:name="Light Grid Accent 3" w:uiPriority="62"/>
+    <w:lsdException w:name="Medium Shading 1 Accent 3" w:uiPriority="63"/>
+    <w:lsdException w:name="Medium Shading 2 Accent 3" w:uiPriority="64"/>
+    <w:lsdException w:name="Medium List 1 Accent 3" w:uiPriority="65"/>
+    <w:lsdException w:name="Medium List 2 Accent 3" w:uiPriority="66"/>
+    <w:lsdException w:name="Medium Grid 1 Accent 3" w:uiPriority="67"/>
+    <w:lsdException w:name="Medium Grid 2 Accent 3" w:uiPriority="68"/>
+    <w:lsdException w:name="Medium Grid 3 Accent 3" w:uiPriority="69"/>
+    <w:lsdException w:name="Dark List Accent 3" w:uiPriority="70"/>
+    <w:lsdException w:name="Colorful Shading Accent 3" w:uiPriority="71"/>
+    <w:lsdException w:name="Colorful List Accent 3" w:uiPriority="72"/>
+    <w:lsdException w:name="Colorful Grid Accent 3" w:uiPriority="73"/>
+    <w:lsdException w:name="Light Shading Accent 4" w:uiPriority="60"/>
+    <w:lsdException w:name="Light List Accent 4" w:uiPriority="61"/>
+    <w:lsdException w:name="Light Grid Accent 4" w:uiPriority="62"/>
+    <w:lsdException w:name="Medium Shading 1 Accent 4" w:uiPriority="63"/>
+    <w:lsdException w:name="Medium Shading 2 Accent 4" w:uiPriority="64"/>
+    <w:lsdException w:name="Medium List 1 Accent 4" w:uiPriority="65"/>
+    <w:lsdException w:name="Medium List 2 Accent 4" w:uiPriority="66"/>
+    <w:lsdException w:name="Medium Grid 1 Accent 4" w:uiPriority="67"/>
+    <w:lsdException w:name="Medium Grid 2 Accent 4" w:uiPriority="68"/>
+    <w:lsdException w:name="Medium Grid 3 Accent 4" w:uiPriority="69"/>
+    <w:lsdException w:name="Dark List Accent 4" w:uiPriority="70"/>
+    <w:lsdException w:name="Colorful Shading Accent 4" w:uiPriority="71"/>
+    <w:lsdException w:name="Colorful List Accent 4" w:uiPriority="72"/>
+    <w:lsdException w:name="Colorful Grid Accent 4" w:uiPriority="73"/>
+    <w:lsdException w:name="Light Shading Accent 5" w:uiPriority="60"/>
+    <w:lsdException w:name="Light List Accent 5" w:uiPriority="61"/>
+    <w:lsdException w:name="Light Grid Accent 5" w:uiPriority="62"/>
+    <w:lsdException w:name="Medium Shading 1 Accent 5" w:uiPriority="63"/>
+    <w:lsdException w:name="Medium Shading 2 Accent 5" w:uiPriority="64"/>
+    <w:lsdException w:name="Medium List 1 Accent 5" w:uiPriority="65"/>
+    <w:lsdException w:name="Medium List 2 Accent 5" w:uiPriority="66"/>
+    <w:lsdException w:name="Medium Grid 1 Accent 5" w:uiPriority="67"/>
+    <w:lsdException w:name="Medium Grid 2 Accent 5" w:uiPriority="68"/>
+    <w:lsdException w:name="Medium Grid 3 Accent 5" w:uiPriority="69"/>
+    <w:lsdException w:name="Dark List Accent 5" w:uiPriority="70"/>
+    <w:lsdException w:name="Colorful Shading Accent 5" w:uiPriority="71"/>
+    <w:lsdException w:name="Colorful List Accent 5" w:uiPriority="72"/>
+    <w:lsdException w:name="Colorful Grid Accent 5" w:uiPriority="73"/>
+    <w:lsdException w:name="Light Shading Accent 6" w:uiPriority="60"/>
+    <w:lsdException w:name="Light List Accent 6" w:uiPriority="61"/>
+    <w:lsdException w:name="Light Grid Accent 6" w:uiPriority="62"/>
+    <w:lsdException w:name="Medium Shading 1 Accent 6" w:uiPriority="63"/>
+    <w:lsdException w:name="Medium Shading 2 Accent 6" w:uiPriority="64"/>
+    <w:lsdException w:name="Medium List 1 Accent 6" w:uiPriority="65"/>
+    <w:lsdException w:name="Medium List 2 Accent 6" w:uiPriority="66"/>
+    <w:lsdException w:name="Medium Grid 1 Accent 6" w:uiPriority="67"/>
+    <w:lsdException w:name="Medium Grid 2 Accent 6" w:uiPriority="68"/>
+    <w:lsdException w:name="Medium Grid 3 Accent 6" w:uiPriority="69"/>
+    <w:lsdException w:name="Dark List Accent 6" w:uiPriority="70"/>
+    <w:lsdException w:name="Colorful Shading Accent 6" w:uiPriority="71"/>
+    <w:lsdException w:name="Colorful List Accent 6" w:uiPriority="72"/>
+    <w:lsdException w:name="Colorful Grid Accent 6" w:uiPriority="73"/>
+    <w:lsdException w:name="Subtle Emphasis" w:uiPriority="19" w:qFormat="1"/>
+    <w:lsdException w:name="Intense Emphasis" w:uiPriority="21" w:qFormat="1"/>
+    <w:lsdException w:name="Subtle Reference" w:uiPriority="31" w:qFormat="1"/>
+    <w:lsdException w:name="Intense Reference" w:uiPriority="32" w:qFormat="1"/>
+    <w:lsdException w:name="Book Title" w:uiPriority="33" w:qFormat="1"/>
+    <w:lsdException w:name="Bibliography" w:semiHidden="1" w:uiPriority="37" w:unhideWhenUsed="1"/>
+    <w:lsdException w:name="TOC Heading" w:semiHidden="1" w:uiPriority="39" w:unhideWhenUsed="1" w:qFormat="1"/>
+    <w:lsdException w:name="Plain Table 1" w:uiPriority="41"/>
+    <w:lsdException w:name="Plain Table 2" w:uiPriority="42"/>
+    <w:lsdException w:name="Plain Table 3" w:uiPriority="43"/>
+    <w:lsdException w:name="Plain Table 4" w:uiPriority="44"/>
+    <w:lsdException w:name="Plain Table 5" w:uiPriority="45"/>
+    <w:lsdException w:name="Grid Table Light" w:uiPriority="40"/>
+    <w:lsdException w:name="Grid Table 1 Light" w:uiPriority="46"/>
+    <w:lsdException w:name="Grid Table 2" w:uiPriority="47"/>
+    <w:lsdException w:name="Grid Table 3" w:uiPriority="48"/>
+    <w:lsdException w:name="Grid Table 4" w:uiPriority="49"/>
+    <w:lsdException w:name="Grid Table 5 Dark" w:uiPriority="50"/>
+    <w:lsdException w:name="Grid Table 6 Colorful" w:uiPriority="51"/>
+    <w:lsdException w:name="Grid Table 7 Colorful" w:uiPriority="52"/>
+    <w:lsdException w:name="Grid Table 1 Light Accent 1" w:uiPriority="46"/>
+    <w:lsdException w:name="Grid Table 2 Accent 1" w:uiPriority="47"/>
+    <w:lsdException w:name="Grid Table 3 Accent 1" w:uiPriority="48"/>
+    <w:lsdException w:name="Grid Table 4 Accent 1" w:uiPriority="49"/>
+    <w:lsdException w:name="Grid Table 5 Dark Accent 1" w:uiPriority="50"/>
+    <w:lsdException w:name="Grid Table 6 Colorful Accent 1" w:uiPriority="51"/>
+    <w:lsdException w:name="Grid Table 7 Colorful Accent 1" w:uiPriority="52"/>
+    <w:lsdException w:name="Grid Table 1 Light Accent 2" w:uiPriority="46"/>
+    <w:lsdException w:name="Grid Table 2 Accent 2" w:uiPriority="47"/>
+    <w:lsdException w:name="Grid Table 3 Accent 2" w:uiPriority="48"/>
+    <w:lsdException w:name="Grid Table 4 Accent 2" w:uiPriority="49"/>
+    <w:lsdException w:name="Grid Table 5 Dark Accent 2" w:uiPriority="50"/>
+    <w:lsdException w:name="Grid Table 6 Colorful Accent 2" w:uiPriority="51"/>
+    <w:lsdException w:name="Grid Table 7 Colorful Accent 2" w:uiPriority="52"/>
+    <w:lsdException w:name="Grid Table 1 Light Accent 3" w:uiPriority="46"/>
+    <w:lsdException w:name="Grid Table 2 Accent 3" w:uiPriority="47"/>
+    <w:lsdException w:name="Grid Table 3 Accent 3" w:uiPriority="48"/>
+    <w:lsdException w:name="Grid Table 4 Accent 3" w:uiPriority="49"/>
+    <w:lsdException w:name="Grid Table 5 Dark Accent 3" w:uiPriority="50"/>
+    <w:lsdException w:name="Grid Table 6 Colorful Accent 3" w:uiPriority="51"/>
+    <w:lsdException w:name="Grid Table 7 Colorful Accent 3" w:uiPriority="52"/>
+    <w:lsdException w:name="Grid Table 1 Light Accent 4" w:uiPriority="46"/>
+    <w:lsdException w:name="Grid Table 2 Accent 4" w:uiPriority="47"/>
+    <w:lsdException w:name="Grid Table 3 Accent 4" w:uiPriority="48"/>
+    <w:lsdException w:name="Grid Table 4 Accent 4" w:uiPriority="49"/>
+    <w:lsdException w:name="Grid Table 5 Dark Accent 4" w:uiPriority="50"/>
+    <w:lsdException w:name="Grid Table 6 Colorful Accent 4" w:uiPriority="51"/>
+    <w:lsdException w:name="Grid Table 7 Colorful Accent 4" w:uiPriority="52"/>
+    <w:lsdException w:name="Grid Table 1 Light Accent 5" w:uiPriority="46"/>
+    <w:lsdException w:name="Grid Table 2 Accent 5" w:uiPriority="47"/>
+    <w:lsdException w:name="Grid Table 3 Accent 5" w:uiPriority="48"/>
+    <w:lsdException w:name="Grid Table 4 Accent 5" w:uiPriority="49"/>
+    <w:lsdException w:name="Grid Table 5 Dark Accent 5" w:uiPriority="50"/>
+    <w:lsdException w:name="Grid Table 6 Colorful Accent 5" w:uiPriority="51"/>
+    <w:lsdException w:name="Grid Table 7 Colorful Accent 5" w:uiPriority="52"/>
+    <w:lsdException w:name="Grid Table 1 Light Accent 6" w:uiPriority="46"/>
+    <w:lsdException w:name="Grid Table 2 Accent 6" w:uiPriority="47"/>
+    <w:lsdException w:name="Grid Table 3 Accent 6" w:uiPriority="48"/>
+    <w:lsdException w:name="Grid Table 4 Accent 6" w:uiPriority="49"/>
+    <w:lsdException w:name="Grid Table 5 Dark Accent 6" w:uiPriority="50"/>
+    <w:lsdException w:name="Grid Table 6 Colorful Accent 6" w:uiPriority="51"/>
+    <w:lsdException w:name="Grid Table 7 Colorful Accent 6" w:uiPriority="52"/>
+    <w:lsdException w:name="List Table 1 Light" w:uiPriority="46"/>
+    <w:lsdException w:name="List Table 2" w:uiPriority="47"/>
+    <w:lsdException w:name="List Table 3" w:uiPriority="48"/>
+    <w:lsdException w:name="List Table 4" w:uiPriority="49"/>
+    <w:lsdException w:name="List Table 5 Dark" w:uiPriority="50"/>
+    <w:lsdException w:name="List Table 6 Colorful" w:uiPriority="51"/>
+    <w:lsdException w:name="List Table 7 Colorful" w:uiPriority="52"/>
+    <w:lsdException w:name="List Table 1 Light Accent 1" w:uiPriority="46"/>
+    <w:lsdException w:name="List Table 2 Accent 1" w:uiPriority="47"/>
+    <w:lsdException w:name="List Table 3 Accent 1" w:uiPriority="48"/>
+    <w:lsdException w:name="List Table 4 Accent 1" w:uiPriority="49"/>
+    <w:lsdException w:name="List Table 5 Dark Accent 1" w:uiPriority="50"/>
+    <w:lsdException w:name="List Table 6 Colorful Accent 1" w:uiPriority="51"/>
+    <w:lsdException w:name="List Table 7 Colorful Accent 1" w:uiPriority="52"/>
+    <w:lsdException w:name="List Table 1 Light Accent 2" w:uiPriority="46"/>
+    <w:lsdException w:name="List Table 2 Accent 2" w:uiPriority="47"/>
+    <w:lsdException w:name="List Table 3 Accent 2" w:uiPriority="48"/>
+    <w:lsdException w:name="List Table 4 Accent 2" w:uiPriority="49"/>
+    <w:lsdException w:name="List Table 5 Dark Accent 2" w:uiPriority="50"/>
+    <w:lsdException w:name="List Table 6 Colorful Accent 2" w:uiPriority="51"/>
+    <w:lsdException w:name="List Table 7 Colorful Accent 2" w:uiPriority="52"/>
+    <w:lsdException w:name="List Table 1 Light Accent 3" w:uiPriority="46"/>
+    <w:lsdException w:name="List Table 2 Accent 3" w:uiPriority="47"/>
+    <w:lsdException w:name="List Table 3 Accent 3" w:uiPriority="48"/>
+    <w:lsdException w:name="List Table 4 Accent 3" w:uiPriority="49"/>
+    <w:lsdException w:name="List Table 5 Dark Accent 3" w:uiPriority="50"/>
+    <w:lsdException w:name="List Table 6 Colorful Accent 3" w:uiPriority="51"/>
+    <w:lsdException w:name="List Table 7 Colorful Accent 3" w:uiPriority="52"/>
+    <w:lsdException w:name="List Table 1 Light Accent 4" w:uiPriority="46"/>
+    <w:lsdException w:name="List Table 2 Accent 4" w:uiPriority="47"/>
+    <w:lsdException w:name="List Table 3 Accent 4" w:uiPriority="48"/>
+    <w:lsdException w:name="List Table 4 Accent 4" w:uiPriority="49"/>
+    <w:lsdException w:name="List Table 5 Dark Accent 4" w:uiPriority="50"/>
+    <w:lsdException w:name="List Table 6 Colorful Accent 4" w:uiPriority="51"/>
+    <w:lsdException w:name="List Table 7 Colorful Accent 4" w:uiPriority="52"/>
+    <w:lsdException w:name="List Table 1 Light Accent 5" w:uiPriority="46"/>
+    <w:lsdException w:name="List Table 2 Accent 5" w:uiPriority="47"/>
+    <w:lsdException w:name="List Table 3 Accent 5" w:uiPriority="48"/>
+    <w:lsdException w:name="List Table 4 Accent 5" w:uiPriority="49"/>
+    <w:lsdException w:name="List Table 5 Dark Accent 5" w:uiPriority="50"/>
+    <w:lsdException w:name="List Table 6 Colorful Accent 5" w:uiPriority="51"/>
+    <w:lsdException w:name="List Table 7 Colorful Accent 5" w:uiPriority="52"/>
+    <w:lsdException w:name="List Table 1 Light Accent 6" w:uiPriority="46"/>
+    <w:lsdException w:name="List Table 2 Accent 6" w:uiPriority="47"/>
+    <w:lsdException w:name="List Table 3 Accent 6" w:uiPriority="48"/>
+    <w:lsdException w:name="List Table 4 Accent 6" w:uiPriority="49"/>
+    <w:lsdException w:name="List Table 5 Dark Accent 6" w:uiPriority="50"/>
+    <w:lsdException w:name="List Table 6 Colorful Accent 6" w:uiPriority="51"/>
+    <w:lsdException w:name="List Table 7 Colorful Accent 6" w:uiPriority="52"/>
+    <w:lsdException w:name="Mention" w:semiHidden="1" w:unhideWhenUsed="1"/>
+    <w:lsdException w:name="Smart Hyperlink" w:semiHidden="1" w:unhideWhenUsed="1"/>
+    <w:lsdException w:name="Hashtag" w:semiHidden="1" w:unhideWhenUsed="1"/>
+    <w:lsdException w:name="Unresolved Mention" w:semiHidden="1" w:unhideWhenUsed="1"/>
+    <w:lsdException w:name="Smart Link" w:semiHidden="1" w:unhideWhenUsed="1"/>
+  </w:latentStyles>
+  <w:style w:type="paragraph" w:default="1" w:styleId="Normal">
+    <w:name w:val="Normal"/>
     <w:qFormat/>
-    <w:rPr>
-      <w:sz w:val="56"/>
-      <w:szCs w:val="56"/>
-    </w:rPr>
   </w:style>
   <w:style w:type="paragraph" w:styleId="Heading1">
-    <w:name w:val="Heading 1"/>
-    <w:basedOn w:val="Normal"/>
-    <w:next w:val="Normal"/>
+    <w:name w:val="heading 1"/>
+    <w:uiPriority w:val="9"/>
     <w:qFormat/>
+    <w:pPr>
+      <w:outlineLvl w:val="0"/>
+    </w:pPr>
     <w:rPr>
       <w:color w:val="2E74B5"/>
       <w:sz w:val="32"/>
@@ -2141,10 +3170,14 @@
     </w:rPr>
   </w:style>
   <w:style w:type="paragraph" w:styleId="Heading2">
-    <w:name w:val="Heading 2"/>
-    <w:basedOn w:val="Normal"/>
-    <w:next w:val="Normal"/>
+    <w:name w:val="heading 2"/>
+    <w:uiPriority w:val="9"/>
+    <w:semiHidden/>
+    <w:unhideWhenUsed/>
     <w:qFormat/>
+    <w:pPr>
+      <w:outlineLvl w:val="1"/>
+    </w:pPr>
     <w:rPr>
       <w:color w:val="2E74B5"/>
       <w:sz w:val="26"/>
@@ -2152,10 +3185,14 @@
     </w:rPr>
   </w:style>
   <w:style w:type="paragraph" w:styleId="Heading3">
-    <w:name w:val="Heading 3"/>
-    <w:basedOn w:val="Normal"/>
-    <w:next w:val="Normal"/>
+    <w:name w:val="heading 3"/>
+    <w:uiPriority w:val="9"/>
+    <w:semiHidden/>
+    <w:unhideWhenUsed/>
     <w:qFormat/>
+    <w:pPr>
+      <w:outlineLvl w:val="2"/>
+    </w:pPr>
     <w:rPr>
       <w:color w:val="1F4D78"/>
       <w:sz w:val="24"/>
@@ -2163,10 +3200,14 @@
     </w:rPr>
   </w:style>
   <w:style w:type="paragraph" w:styleId="Heading4">
-    <w:name w:val="Heading 4"/>
-    <w:basedOn w:val="Normal"/>
-    <w:next w:val="Normal"/>
+    <w:name w:val="heading 4"/>
+    <w:uiPriority w:val="9"/>
+    <w:semiHidden/>
+    <w:unhideWhenUsed/>
     <w:qFormat/>
+    <w:pPr>
+      <w:outlineLvl w:val="3"/>
+    </w:pPr>
     <w:rPr>
       <w:i/>
       <w:iCs/>
@@ -2174,27 +3215,69 @@
     </w:rPr>
   </w:style>
   <w:style w:type="paragraph" w:styleId="Heading5">
-    <w:name w:val="Heading 5"/>
-    <w:basedOn w:val="Normal"/>
-    <w:next w:val="Normal"/>
+    <w:name w:val="heading 5"/>
+    <w:uiPriority w:val="9"/>
+    <w:semiHidden/>
+    <w:unhideWhenUsed/>
     <w:qFormat/>
+    <w:pPr>
+      <w:outlineLvl w:val="4"/>
+    </w:pPr>
     <w:rPr>
       <w:color w:val="2E74B5"/>
     </w:rPr>
   </w:style>
   <w:style w:type="paragraph" w:styleId="Heading6">
-    <w:name w:val="Heading 6"/>
-    <w:basedOn w:val="Normal"/>
-    <w:next w:val="Normal"/>
+    <w:name w:val="heading 6"/>
+    <w:uiPriority w:val="9"/>
+    <w:semiHidden/>
+    <w:unhideWhenUsed/>
     <w:qFormat/>
+    <w:pPr>
+      <w:outlineLvl w:val="5"/>
+    </w:pPr>
     <w:rPr>
       <w:color w:val="1F4D78"/>
     </w:rPr>
   </w:style>
-  <w:style w:type="paragraph" w:styleId="Strong">
-    <w:name w:val="Strong"/>
-    <w:basedOn w:val="Normal"/>
-    <w:next w:val="Normal"/>
+  <w:style w:type="character" w:default="1" w:styleId="DefaultParagraphFont">
+    <w:name w:val="Default Paragraph Font"/>
+    <w:uiPriority w:val="1"/>
+    <w:semiHidden/>
+    <w:unhideWhenUsed/>
+  </w:style>
+  <w:style w:type="table" w:default="1" w:styleId="TableNormal">
+    <w:name w:val="Normal Table"/>
+    <w:uiPriority w:val="99"/>
+    <w:semiHidden/>
+    <w:unhideWhenUsed/>
+    <w:tblPr>
+      <w:tblInd w:w="0" w:type="dxa"/>
+      <w:tblCellMar>
+        <w:top w:w="0" w:type="dxa"/>
+        <w:left w:w="108" w:type="dxa"/>
+        <w:bottom w:w="0" w:type="dxa"/>
+        <w:right w:w="108" w:type="dxa"/>
+      </w:tblCellMar>
+    </w:tblPr>
+  </w:style>
+  <w:style w:type="numbering" w:default="1" w:styleId="NoList">
+    <w:name w:val="No List"/>
+    <w:uiPriority w:val="99"/>
+    <w:semiHidden/>
+    <w:unhideWhenUsed/>
+  </w:style>
+  <w:style w:type="paragraph" w:styleId="Title">
+    <w:name w:val="Title"/>
+    <w:uiPriority w:val="10"/>
+    <w:qFormat/>
+    <w:rPr>
+      <w:sz w:val="56"/>
+      <w:szCs w:val="56"/>
+    </w:rPr>
+  </w:style>
+  <w:style w:type="paragraph" w:customStyle="1" w:styleId="Strong1">
+    <w:name w:val="Strong1"/>
     <w:qFormat/>
     <w:rPr>
       <w:b/>
@@ -2203,12 +3286,10 @@
   </w:style>
   <w:style w:type="paragraph" w:styleId="ListParagraph">
     <w:name w:val="List Paragraph"/>
-    <w:basedOn w:val="Normal"/>
     <w:qFormat/>
   </w:style>
   <w:style w:type="character" w:styleId="Hyperlink">
     <w:name w:val="Hyperlink"/>
-    <w:basedOn w:val="DefaultParagraphFont"/>
     <w:uiPriority w:val="99"/>
     <w:unhideWhenUsed/>
     <w:rPr>
@@ -2218,7 +3299,6 @@
   </w:style>
   <w:style w:type="character" w:styleId="FootnoteReference">
     <w:name w:val="footnote reference"/>
-    <w:basedOn w:val="DefaultParagraphFont"/>
     <w:uiPriority w:val="99"/>
     <w:semiHidden/>
     <w:unhideWhenUsed/>
@@ -2228,22 +3308,17 @@
   </w:style>
   <w:style w:type="paragraph" w:styleId="FootnoteText">
     <w:name w:val="footnote text"/>
-    <w:basedOn w:val="Normal"/>
     <w:link w:val="FootnoteTextChar"/>
     <w:uiPriority w:val="99"/>
     <w:semiHidden/>
     <w:unhideWhenUsed/>
-    <w:pPr>
-      <w:spacing w:after="0" w:line="240" w:lineRule="auto"/>
-    </w:pPr>
     <w:rPr>
       <w:sz w:val="20"/>
       <w:szCs w:val="20"/>
     </w:rPr>
   </w:style>
-  <w:style w:type="character" w:styleId="FootnoteTextChar">
+  <w:style w:type="character" w:customStyle="1" w:styleId="FootnoteTextChar">
     <w:name w:val="Footnote Text Char"/>
-    <w:basedOn w:val="DefaultParagraphFont"/>
     <w:link w:val="FootnoteText"/>
     <w:uiPriority w:val="99"/>
     <w:semiHidden/>
@@ -2255,7 +3330,6 @@
   </w:style>
   <w:style w:type="character" w:styleId="EndnoteReference">
     <w:name w:val="endnote reference"/>
-    <w:basedOn w:val="DefaultParagraphFont"/>
     <w:uiPriority w:val="99"/>
     <w:semiHidden/>
     <w:unhideWhenUsed/>
@@ -2265,22 +3339,17 @@
   </w:style>
   <w:style w:type="paragraph" w:styleId="EndnoteText">
     <w:name w:val="endnote text"/>
-    <w:basedOn w:val="Normal"/>
     <w:link w:val="EndnoteTextChar"/>
     <w:uiPriority w:val="99"/>
     <w:semiHidden/>
     <w:unhideWhenUsed/>
-    <w:pPr>
-      <w:spacing w:after="0" w:line="240" w:lineRule="auto"/>
-    </w:pPr>
     <w:rPr>
       <w:sz w:val="20"/>
       <w:szCs w:val="20"/>
     </w:rPr>
   </w:style>
-  <w:style w:type="character" w:styleId="EndnoteTextChar">
+  <w:style w:type="character" w:customStyle="1" w:styleId="EndnoteTextChar">
     <w:name w:val="Endnote Text Char"/>
-    <w:basedOn w:val="DefaultParagraphFont"/>
     <w:link w:val="EndnoteText"/>
     <w:uiPriority w:val="99"/>
     <w:semiHidden/>
@@ -2291,4 +3360,319 @@
     </w:rPr>
   </w:style>
 </w:styles>
+</file>
+
+<file path=word/theme/theme1.xml><?xml version="1.0" encoding="utf-8"?>
+<a:theme xmlns:a="http://schemas.openxmlformats.org/drawingml/2006/main" name="Office Theme">
+  <a:themeElements>
+    <a:clrScheme name="Office">
+      <a:dk1>
+        <a:sysClr val="windowText" lastClr="000000"/>
+      </a:dk1>
+      <a:lt1>
+        <a:sysClr val="window" lastClr="FFFFFF"/>
+      </a:lt1>
+      <a:dk2>
+        <a:srgbClr val="0E2841"/>
+      </a:dk2>
+      <a:lt2>
+        <a:srgbClr val="E8E8E8"/>
+      </a:lt2>
+      <a:accent1>
+        <a:srgbClr val="156082"/>
+      </a:accent1>
+      <a:accent2>
+        <a:srgbClr val="E97132"/>
+      </a:accent2>
+      <a:accent3>
+        <a:srgbClr val="196B24"/>
+      </a:accent3>
+      <a:accent4>
+        <a:srgbClr val="0F9ED5"/>
+      </a:accent4>
+      <a:accent5>
+        <a:srgbClr val="A02B93"/>
+      </a:accent5>
+      <a:accent6>
+        <a:srgbClr val="4EA72E"/>
+      </a:accent6>
+      <a:hlink>
+        <a:srgbClr val="467886"/>
+      </a:hlink>
+      <a:folHlink>
+        <a:srgbClr val="96607D"/>
+      </a:folHlink>
+    </a:clrScheme>
+    <a:fontScheme name="Office">
+      <a:majorFont>
+        <a:latin typeface="Aptos Display" panose="02110004020202020204"/>
+        <a:ea typeface=""/>
+        <a:cs typeface=""/>
+        <a:font script="Jpan" typeface="游ゴシック Light"/>
+        <a:font script="Hang" typeface="맑은 고딕"/>
+        <a:font script="Hans" typeface="等线 Light"/>
+        <a:font script="Hant" typeface="新細明體"/>
+        <a:font script="Arab" typeface="Times New Roman"/>
+        <a:font script="Hebr" typeface="Times New Roman"/>
+        <a:font script="Thai" typeface="Angsana New"/>
+        <a:font script="Ethi" typeface="Nyala"/>
+        <a:font script="Beng" typeface="Vrinda"/>
+        <a:font script="Gujr" typeface="Shruti"/>
+        <a:font script="Khmr" typeface="MoolBoran"/>
+        <a:font script="Knda" typeface="Tunga"/>
+        <a:font script="Guru" typeface="Raavi"/>
+        <a:font script="Cans" typeface="Euphemia"/>
+        <a:font script="Cher" typeface="Plantagenet Cherokee"/>
+        <a:font script="Yiii" typeface="Microsoft Yi Baiti"/>
+        <a:font script="Tibt" typeface="Microsoft Himalaya"/>
+        <a:font script="Thaa" typeface="MV Boli"/>
+        <a:font script="Deva" typeface="Mangal"/>
+        <a:font script="Telu" typeface="Gautami"/>
+        <a:font script="Taml" typeface="Latha"/>
+        <a:font script="Syrc" typeface="Estrangelo Edessa"/>
+        <a:font script="Orya" typeface="Kalinga"/>
+        <a:font script="Mlym" typeface="Kartika"/>
+        <a:font script="Laoo" typeface="DokChampa"/>
+        <a:font script="Sinh" typeface="Iskoola Pota"/>
+        <a:font script="Mong" typeface="Mongolian Baiti"/>
+        <a:font script="Viet" typeface="Times New Roman"/>
+        <a:font script="Uigh" typeface="Microsoft Uighur"/>
+        <a:font script="Geor" typeface="Sylfaen"/>
+        <a:font script="Armn" typeface="Arial"/>
+        <a:font script="Bugi" typeface="Leelawadee UI"/>
+        <a:font script="Bopo" typeface="Microsoft JhengHei"/>
+        <a:font script="Java" typeface="Javanese Text"/>
+        <a:font script="Lisu" typeface="Segoe UI"/>
+        <a:font script="Mymr" typeface="Myanmar Text"/>
+        <a:font script="Nkoo" typeface="Ebrima"/>
+        <a:font script="Olck" typeface="Nirmala UI"/>
+        <a:font script="Osma" typeface="Ebrima"/>
+        <a:font script="Phag" typeface="Phagspa"/>
+        <a:font script="Syrn" typeface="Estrangelo Edessa"/>
+        <a:font script="Syrj" typeface="Estrangelo Edessa"/>
+        <a:font script="Syre" typeface="Estrangelo Edessa"/>
+        <a:font script="Sora" typeface="Nirmala UI"/>
+        <a:font script="Tale" typeface="Microsoft Tai Le"/>
+        <a:font script="Talu" typeface="Microsoft New Tai Lue"/>
+        <a:font script="Tfng" typeface="Ebrima"/>
+      </a:majorFont>
+      <a:minorFont>
+        <a:latin typeface="Aptos" panose="02110004020202020204"/>
+        <a:ea typeface=""/>
+        <a:cs typeface=""/>
+        <a:font script="Jpan" typeface="游明朝"/>
+        <a:font script="Hang" typeface="맑은 고딕"/>
+        <a:font script="Hans" typeface="等线"/>
+        <a:font script="Hant" typeface="新細明體"/>
+        <a:font script="Arab" typeface="Arial"/>
+        <a:font script="Hebr" typeface="Arial"/>
+        <a:font script="Thai" typeface="Cordia New"/>
+        <a:font script="Ethi" typeface="Nyala"/>
+        <a:font script="Beng" typeface="Vrinda"/>
+        <a:font script="Gujr" typeface="Shruti"/>
+        <a:font script="Khmr" typeface="DaunPenh"/>
+        <a:font script="Knda" typeface="Tunga"/>
+        <a:font script="Guru" typeface="Raavi"/>
+        <a:font script="Cans" typeface="Euphemia"/>
+        <a:font script="Cher" typeface="Plantagenet Cherokee"/>
+        <a:font script="Yiii" typeface="Microsoft Yi Baiti"/>
+        <a:font script="Tibt" typeface="Microsoft Himalaya"/>
+        <a:font script="Thaa" typeface="MV Boli"/>
+        <a:font script="Deva" typeface="Mangal"/>
+        <a:font script="Telu" typeface="Gautami"/>
+        <a:font script="Taml" typeface="Latha"/>
+        <a:font script="Syrc" typeface="Estrangelo Edessa"/>
+        <a:font script="Orya" typeface="Kalinga"/>
+        <a:font script="Mlym" typeface="Kartika"/>
+        <a:font script="Laoo" typeface="DokChampa"/>
+        <a:font script="Sinh" typeface="Iskoola Pota"/>
+        <a:font script="Mong" typeface="Mongolian Baiti"/>
+        <a:font script="Viet" typeface="Arial"/>
+        <a:font script="Uigh" typeface="Microsoft Uighur"/>
+        <a:font script="Geor" typeface="Sylfaen"/>
+        <a:font script="Armn" typeface="Arial"/>
+        <a:font script="Bugi" typeface="Leelawadee UI"/>
+        <a:font script="Bopo" typeface="Microsoft JhengHei"/>
+        <a:font script="Java" typeface="Javanese Text"/>
+        <a:font script="Lisu" typeface="Segoe UI"/>
+        <a:font script="Mymr" typeface="Myanmar Text"/>
+        <a:font script="Nkoo" typeface="Ebrima"/>
+        <a:font script="Olck" typeface="Nirmala UI"/>
+        <a:font script="Osma" typeface="Ebrima"/>
+        <a:font script="Phag" typeface="Phagspa"/>
+        <a:font script="Syrn" typeface="Estrangelo Edessa"/>
+        <a:font script="Syrj" typeface="Estrangelo Edessa"/>
+        <a:font script="Syre" typeface="Estrangelo Edessa"/>
+        <a:font script="Sora" typeface="Nirmala UI"/>
+        <a:font script="Tale" typeface="Microsoft Tai Le"/>
+        <a:font script="Talu" typeface="Microsoft New Tai Lue"/>
+        <a:font script="Tfng" typeface="Ebrima"/>
+      </a:minorFont>
+    </a:fontScheme>
+    <a:fmtScheme name="Office">
+      <a:fillStyleLst>
+        <a:solidFill>
+          <a:schemeClr val="phClr"/>
+        </a:solidFill>
+        <a:gradFill rotWithShape="1">
+          <a:gsLst>
+            <a:gs pos="0">
+              <a:schemeClr val="phClr">
+                <a:lumMod val="110000"/>
+                <a:satMod val="105000"/>
+                <a:tint val="67000"/>
+              </a:schemeClr>
+            </a:gs>
+            <a:gs pos="50000">
+              <a:schemeClr val="phClr">
+                <a:lumMod val="105000"/>
+                <a:satMod val="103000"/>
+                <a:tint val="73000"/>
+              </a:schemeClr>
+            </a:gs>
+            <a:gs pos="100000">
+              <a:schemeClr val="phClr">
+                <a:lumMod val="105000"/>
+                <a:satMod val="109000"/>
+                <a:tint val="81000"/>
+              </a:schemeClr>
+            </a:gs>
+          </a:gsLst>
+          <a:lin ang="5400000" scaled="0"/>
+        </a:gradFill>
+        <a:gradFill rotWithShape="1">
+          <a:gsLst>
+            <a:gs pos="0">
+              <a:schemeClr val="phClr">
+                <a:satMod val="103000"/>
+                <a:lumMod val="102000"/>
+                <a:tint val="94000"/>
+              </a:schemeClr>
+            </a:gs>
+            <a:gs pos="50000">
+              <a:schemeClr val="phClr">
+                <a:satMod val="110000"/>
+                <a:lumMod val="100000"/>
+                <a:shade val="100000"/>
+              </a:schemeClr>
+            </a:gs>
+            <a:gs pos="100000">
+              <a:schemeClr val="phClr">
+                <a:lumMod val="99000"/>
+                <a:satMod val="120000"/>
+                <a:shade val="78000"/>
+              </a:schemeClr>
+            </a:gs>
+          </a:gsLst>
+          <a:lin ang="5400000" scaled="0"/>
+        </a:gradFill>
+      </a:fillStyleLst>
+      <a:lnStyleLst>
+        <a:ln w="12700" cap="flat" cmpd="sng" algn="ctr">
+          <a:solidFill>
+            <a:schemeClr val="phClr"/>
+          </a:solidFill>
+          <a:prstDash val="solid"/>
+          <a:miter lim="800000"/>
+        </a:ln>
+        <a:ln w="19050" cap="flat" cmpd="sng" algn="ctr">
+          <a:solidFill>
+            <a:schemeClr val="phClr"/>
+          </a:solidFill>
+          <a:prstDash val="solid"/>
+          <a:miter lim="800000"/>
+        </a:ln>
+        <a:ln w="25400" cap="flat" cmpd="sng" algn="ctr">
+          <a:solidFill>
+            <a:schemeClr val="phClr"/>
+          </a:solidFill>
+          <a:prstDash val="solid"/>
+          <a:miter lim="800000"/>
+        </a:ln>
+      </a:lnStyleLst>
+      <a:effectStyleLst>
+        <a:effectStyle>
+          <a:effectLst/>
+        </a:effectStyle>
+        <a:effectStyle>
+          <a:effectLst/>
+        </a:effectStyle>
+        <a:effectStyle>
+          <a:effectLst>
+            <a:outerShdw blurRad="57150" dist="19050" dir="5400000" algn="ctr" rotWithShape="0">
+              <a:srgbClr val="000000">
+                <a:alpha val="63000"/>
+              </a:srgbClr>
+            </a:outerShdw>
+          </a:effectLst>
+        </a:effectStyle>
+      </a:effectStyleLst>
+      <a:bgFillStyleLst>
+        <a:solidFill>
+          <a:schemeClr val="phClr"/>
+        </a:solidFill>
+        <a:solidFill>
+          <a:schemeClr val="phClr">
+            <a:tint val="95000"/>
+            <a:satMod val="170000"/>
+          </a:schemeClr>
+        </a:solidFill>
+        <a:gradFill rotWithShape="1">
+          <a:gsLst>
+            <a:gs pos="0">
+              <a:schemeClr val="phClr">
+                <a:tint val="93000"/>
+                <a:satMod val="150000"/>
+                <a:shade val="98000"/>
+                <a:lumMod val="102000"/>
+              </a:schemeClr>
+            </a:gs>
+            <a:gs pos="50000">
+              <a:schemeClr val="phClr">
+                <a:tint val="98000"/>
+                <a:satMod val="130000"/>
+                <a:shade val="90000"/>
+                <a:lumMod val="103000"/>
+              </a:schemeClr>
+            </a:gs>
+            <a:gs pos="100000">
+              <a:schemeClr val="phClr">
+                <a:shade val="63000"/>
+                <a:satMod val="120000"/>
+              </a:schemeClr>
+            </a:gs>
+          </a:gsLst>
+          <a:lin ang="5400000" scaled="0"/>
+        </a:gradFill>
+      </a:bgFillStyleLst>
+    </a:fmtScheme>
+  </a:themeElements>
+  <a:objectDefaults>
+    <a:lnDef>
+      <a:spPr/>
+      <a:bodyPr/>
+      <a:lstStyle/>
+      <a:style>
+        <a:lnRef idx="2">
+          <a:schemeClr val="accent1"/>
+        </a:lnRef>
+        <a:fillRef idx="0">
+          <a:schemeClr val="accent1"/>
+        </a:fillRef>
+        <a:effectRef idx="1">
+          <a:schemeClr val="accent1"/>
+        </a:effectRef>
+        <a:fontRef idx="minor">
+          <a:schemeClr val="tx1"/>
+        </a:fontRef>
+      </a:style>
+    </a:lnDef>
+  </a:objectDefaults>
+  <a:extraClrSchemeLst/>
+  <a:extLst>
+    <a:ext uri="{05A4C25C-085E-4340-85A3-A5531E510DB2}">
+      <thm15:themeFamily xmlns:thm15="http://schemas.microsoft.com/office/thememl/2012/main" name="Office Theme" id="{2E142A2C-CD16-42D6-873A-C26D2A0506FA}" vid="{1BDDFF52-6CD6-40A5-AB3C-68EB2F1E4D0A}"/>
+    </a:ext>
+  </a:extLst>
+</a:theme>
 </file>